--- a/pr-preview/pr-286/calculus-double-integrals-tracked-changes.docx
+++ b/pr-preview/pr-286/calculus-double-integrals-tracked-changes.docx
@@ -26,7 +26,7 @@
       </w:pPr>
       <w:ins w:id="2" w:author="PR Preview" w:date="2026-01-01T00:00:00Z">
         <w:r>
-          <w:t xml:space="preserve">Last modified: 2026-10-14 15:47:20 (PDT)</w:t>
+          <w:t xml:space="preserve">Last modified: 2026-10-14 17:33:03 (PDT)</w:t>
         </w:r>
       </w:ins>
     </w:p>

--- a/pr-preview/pr-286/calculus-double-integrals-tracked-changes.docx
+++ b/pr-preview/pr-286/calculus-double-integrals-tracked-changes.docx
@@ -26,11 +26,11 @@
       </w:pPr>
       <w:ins w:id="2" w:author="PR Preview" w:date="2026-01-01T00:00:00Z">
         <w:r>
-          <w:t xml:space="preserve">Last modified: 2026-10-14 17:33:03 (PDT)</w:t>
+          <w:t xml:space="preserve">Last modified: 2026-10-14 22:27:27 (PDT)</w:t>
         </w:r>
       </w:ins>
     </w:p>
-    <w:bookmarkStart w:id="83" w:name="sec-double-integrals"/>
+    <w:bookmarkStart w:id="85" w:name="sec-double-integrals"/>
     <w:p>
       <w:pPr>
         <w:pStyle w:val="Heading2"/>
@@ -43,138 +43,442 @@
       <w:pPr>
         <w:pStyle w:val="FirstParagraph"/>
       </w:pPr>
-      <w:r>
-        <w:t xml:space="preserve">The</w:t>
-      </w:r>
-      <w:r>
-        <w:t xml:space="preserve"> </w:t>
-      </w:r>
-      <w:r>
-        <w:rPr>
-          <w:b/>
-          <w:bCs/>
-        </w:rPr>
-        <w:t xml:space="preserve">Fubini–Tonelli theorem</w:t>
-      </w:r>
-      <w:r>
-        <w:t xml:space="preserve"> </w:t>
-      </w:r>
-      <w:r>
-        <w:t xml:space="preserve">states conditions under which the order</w:t>
-      </w:r>
-      <w:r>
-        <w:t xml:space="preserve"> </w:t>
-      </w:r>
-      <w:r>
-        <w:t xml:space="preserve">of integration in a double integral can be exchanged.</w:t>
-      </w:r>
-      <w:r>
-        <w:t xml:space="preserve"> </w:t>
-      </w:r>
-      <w:r>
-        <w:t xml:space="preserve">We state two versions:</w:t>
-      </w:r>
-      <w:r>
-        <w:t xml:space="preserve"> </w:t>
-      </w:r>
-      <w:r>
-        <w:t xml:space="preserve">the Riemann version (</w:t>
-      </w:r>
+      <w:del w:id="3" w:author="PR Preview" w:date="2026-01-01T00:00:00Z">
+        <w:r>
+          <w:delText xml:space="preserve">The</w:delText>
+        </w:r>
+      </w:del>
+      <w:del w:id="4" w:author="PR Preview" w:date="2026-01-01T00:00:00Z">
+        <w:r>
+          <w:delText xml:space="preserve"> </w:delText>
+        </w:r>
+      </w:del>
+      <w:del w:id="5" w:author="PR Preview" w:date="2026-01-01T00:00:00Z">
+        <w:r>
+          <w:rPr>
+            <w:b/>
+            <w:bCs/>
+          </w:rPr>
+          <w:delText xml:space="preserve">Fubini–Tonelli theorem</w:delText>
+        </w:r>
+      </w:del>
+      <w:del w:id="6" w:author="PR Preview" w:date="2026-01-01T00:00:00Z">
+        <w:r>
+          <w:delText xml:space="preserve"> </w:delText>
+        </w:r>
+      </w:del>
+      <w:del w:id="7" w:author="PR Preview" w:date="2026-01-01T00:00:00Z">
+        <w:r>
+          <w:delText xml:space="preserve">states conditions under which the order</w:delText>
+        </w:r>
+      </w:del>
+      <w:del w:id="8" w:author="PR Preview" w:date="2026-01-01T00:00:00Z">
+        <w:r>
+          <w:delText xml:space="preserve"> </w:delText>
+        </w:r>
+      </w:del>
+      <w:del w:id="9" w:author="PR Preview" w:date="2026-01-01T00:00:00Z">
+        <w:r>
+          <w:delText xml:space="preserve">of integration in a double integral can be exchanged.</w:delText>
+        </w:r>
+      </w:del>
+      <w:del w:id="10" w:author="PR Preview" w:date="2026-01-01T00:00:00Z">
+        <w:r>
+          <w:delText xml:space="preserve"> </w:delText>
+        </w:r>
+      </w:del>
+      <w:del w:id="11" w:author="PR Preview" w:date="2026-01-01T00:00:00Z">
+        <w:r>
+          <w:delText xml:space="preserve">We state two versions:</w:delText>
+        </w:r>
+      </w:del>
+      <w:del w:id="12" w:author="PR Preview" w:date="2026-01-01T00:00:00Z">
+        <w:r>
+          <w:delText xml:space="preserve"> </w:delText>
+        </w:r>
+      </w:del>
+      <w:del w:id="13" w:author="PR Preview" w:date="2026-01-01T00:00:00Z">
+        <w:r>
+          <w:delText xml:space="preserve">the Riemann version (</w:delText>
+        </w:r>
+      </w:del>
       <w:hyperlink w:anchor="thm-fubini">
-        <w:r>
-          <w:rPr>
-            <w:rStyle w:val="Hyperlink"/>
-          </w:rPr>
-          <w:t xml:space="preserve">Theorem 1</w:t>
-        </w:r>
+        <w:del w:id="14" w:author="PR Preview" w:date="2026-01-01T00:00:00Z">
+          <w:r>
+            <w:rPr>
+              <w:rStyle w:val="Hyperlink"/>
+            </w:rPr>
+            <w:delText xml:space="preserve">Theorem 1</w:delText>
+          </w:r>
+        </w:del>
       </w:hyperlink>
-      <w:r>
-        <w:t xml:space="preserve">) is what applied courses usually use</w:t>
-      </w:r>
-      <w:r>
-        <w:t xml:space="preserve"> </w:t>
-      </w:r>
-      <w:r>
-        <w:t xml:space="preserve">for double integrals of continuous functions on simple regions;</w:t>
-      </w:r>
-      <w:r>
-        <w:t xml:space="preserve"> </w:t>
-      </w:r>
-      <w:r>
-        <w:t xml:space="preserve">the</w:t>
-      </w:r>
-      <w:r>
-        <w:t xml:space="preserve"> </w:t>
-      </w:r>
+      <w:del w:id="15" w:author="PR Preview" w:date="2026-01-01T00:00:00Z">
+        <w:r>
+          <w:delText xml:space="preserve">) is what applied courses usually use</w:delText>
+        </w:r>
+      </w:del>
+      <w:del w:id="16" w:author="PR Preview" w:date="2026-01-01T00:00:00Z">
+        <w:r>
+          <w:delText xml:space="preserve"> </w:delText>
+        </w:r>
+      </w:del>
+      <w:del w:id="17" w:author="PR Preview" w:date="2026-01-01T00:00:00Z">
+        <w:r>
+          <w:delText xml:space="preserve">for double integrals of continuous functions on simple regions;</w:delText>
+        </w:r>
+      </w:del>
+      <w:del w:id="18" w:author="PR Preview" w:date="2026-01-01T00:00:00Z">
+        <w:r>
+          <w:delText xml:space="preserve"> </w:delText>
+        </w:r>
+      </w:del>
+      <w:del w:id="19" w:author="PR Preview" w:date="2026-01-01T00:00:00Z">
+        <w:r>
+          <w:delText xml:space="preserve">the</w:delText>
+        </w:r>
+      </w:del>
+      <w:del w:id="20" w:author="PR Preview" w:date="2026-01-01T00:00:00Z">
+        <w:r>
+          <w:delText xml:space="preserve"> </w:delText>
+        </w:r>
+      </w:del>
       <w:hyperlink r:id="rId9">
         <m:oMath>
           <m:r>
             <m:t>σ</m:t>
           </m:r>
         </m:oMath>
+        <w:del w:id="21" w:author="PR Preview" w:date="2026-01-01T00:00:00Z">
+          <w:r>
+            <w:rPr>
+              <w:rStyle w:val="Hyperlink"/>
+            </w:rPr>
+            <w:delText xml:space="preserve">-finite</w:delText>
+          </w:r>
+        </w:del>
+      </w:hyperlink>
+      <w:del w:id="22" w:author="PR Preview" w:date="2026-01-01T00:00:00Z">
+        <w:r>
+          <w:delText xml:space="preserve"> </w:delText>
+        </w:r>
+      </w:del>
+      <w:del w:id="23" w:author="PR Preview" w:date="2026-01-01T00:00:00Z">
+        <w:r>
+          <w:delText xml:space="preserve">measure-theoretic version (</w:delText>
+        </w:r>
+      </w:del>
+      <w:hyperlink w:anchor="thm-fubini-tonelli">
+        <w:del w:id="24" w:author="PR Preview" w:date="2026-01-01T00:00:00Z">
+          <w:r>
+            <w:rPr>
+              <w:rStyle w:val="Hyperlink"/>
+            </w:rPr>
+            <w:delText xml:space="preserve">Theorem 2</w:delText>
+          </w:r>
+        </w:del>
+      </w:hyperlink>
+      <w:del w:id="25" w:author="PR Preview" w:date="2026-01-01T00:00:00Z">
+        <w:r>
+          <w:delText xml:space="preserve">) is</w:delText>
+        </w:r>
+      </w:del>
+      <w:del w:id="26" w:author="PR Preview" w:date="2026-01-01T00:00:00Z">
+        <w:r>
+          <w:delText xml:space="preserve"> </w:delText>
+        </w:r>
+      </w:del>
+      <w:del w:id="27" w:author="PR Preview" w:date="2026-01-01T00:00:00Z">
+        <w:r>
+          <w:delText xml:space="preserve">included to make the</w:delText>
+        </w:r>
+      </w:del>
+      <w:del w:id="28" w:author="PR Preview" w:date="2026-01-01T00:00:00Z">
+        <w:r>
+          <w:delText xml:space="preserve"> </w:delText>
+        </w:r>
+      </w:del>
+      <w:hyperlink r:id="rId10">
+        <w:del w:id="29" w:author="PR Preview" w:date="2026-01-01T00:00:00Z">
+          <w:r>
+            <w:rPr>
+              <w:rStyle w:val="Hyperlink"/>
+            </w:rPr>
+            <w:delText xml:space="preserve">joint-distribution form</w:delText>
+          </w:r>
+        </w:del>
+      </w:hyperlink>
+      <w:del w:id="30" w:author="PR Preview" w:date="2026-01-01T00:00:00Z">
+        <w:r>
+          <w:delText xml:space="preserve"> </w:delText>
+        </w:r>
+      </w:del>
+      <w:del w:id="31" w:author="PR Preview" w:date="2026-01-01T00:00:00Z">
+        <w:r>
+          <w:delText xml:space="preserve">corollary in</w:delText>
+        </w:r>
+      </w:del>
+      <w:del w:id="32" w:author="PR Preview" w:date="2026-01-01T00:00:00Z">
+        <w:r>
+          <w:delText xml:space="preserve"> </w:delText>
+        </w:r>
+      </w:del>
+      <w:del w:id="33" w:author="PR Preview" w:date="2026-01-01T00:00:00Z">
         <w:r>
           <w:rPr>
-            <w:rStyle w:val="Hyperlink"/>
+            <w:i/>
+            <w:iCs/>
           </w:rPr>
-          <w:t xml:space="preserve">-finite</w:t>
-        </w:r>
+          <w:delText xml:space="preserve">Probability for Data Science</w:delText>
+        </w:r>
+      </w:del>
+      <w:del w:id="34" w:author="PR Preview" w:date="2026-01-01T00:00:00Z">
+        <w:r>
+          <w:delText xml:space="preserve"> </w:delText>
+        </w:r>
+      </w:del>
+      <w:del w:id="35" w:author="PR Preview" w:date="2026-01-01T00:00:00Z">
+        <w:r>
+          <w:delText xml:space="preserve">follow from a stated theorem rather than from an aside.</w:delText>
+        </w:r>
+      </w:del>
+    </w:p>
+    <w:p>
+      <w:pPr>
+        <w:pStyle w:val="FirstParagraph"/>
+      </w:pPr>
+      <w:ins w:id="36" w:author="PR Preview" w:date="2026-01-01T00:00:00Z">
+        <w:r>
+          <w:t xml:space="preserve">The</w:t>
+        </w:r>
+      </w:ins>
+      <w:ins w:id="37" w:author="PR Preview" w:date="2026-01-01T00:00:00Z">
+        <w:r>
+          <w:t xml:space="preserve"> </w:t>
+        </w:r>
+      </w:ins>
+      <w:ins w:id="38" w:author="PR Preview" w:date="2026-01-01T00:00:00Z">
+        <w:r>
+          <w:rPr>
+            <w:b/>
+            <w:bCs/>
+          </w:rPr>
+          <w:t xml:space="preserve">Fubini–Tonelli theorem</w:t>
+        </w:r>
+      </w:ins>
+      <w:ins w:id="39" w:author="PR Preview" w:date="2026-01-01T00:00:00Z">
+        <w:r>
+          <w:t xml:space="preserve"> </w:t>
+        </w:r>
+      </w:ins>
+      <w:ins w:id="40" w:author="PR Preview" w:date="2026-01-01T00:00:00Z">
+        <w:r>
+          <w:t xml:space="preserve">states conditions under which the order</w:t>
+        </w:r>
+      </w:ins>
+      <w:ins w:id="41" w:author="PR Preview" w:date="2026-01-01T00:00:00Z">
+        <w:r>
+          <w:t xml:space="preserve"> </w:t>
+        </w:r>
+      </w:ins>
+      <w:ins w:id="42" w:author="PR Preview" w:date="2026-01-01T00:00:00Z">
+        <w:r>
+          <w:t xml:space="preserve">of integration in a double integral can be exchanged.</w:t>
+        </w:r>
+      </w:ins>
+      <w:ins w:id="43" w:author="PR Preview" w:date="2026-01-01T00:00:00Z">
+        <w:r>
+          <w:t xml:space="preserve"> </w:t>
+        </w:r>
+      </w:ins>
+      <w:ins w:id="44" w:author="PR Preview" w:date="2026-01-01T00:00:00Z">
+        <w:r>
+          <w:t xml:space="preserve">We state them in two settings:</w:t>
+        </w:r>
+      </w:ins>
+      <w:ins w:id="45" w:author="PR Preview" w:date="2026-01-01T00:00:00Z">
+        <w:r>
+          <w:t xml:space="preserve"> </w:t>
+        </w:r>
+      </w:ins>
+      <w:ins w:id="46" w:author="PR Preview" w:date="2026-01-01T00:00:00Z">
+        <w:r>
+          <w:t xml:space="preserve">the Riemann version (</w:t>
+        </w:r>
+      </w:ins>
+      <w:hyperlink w:anchor="thm-fubini">
+        <w:ins w:id="47" w:author="PR Preview" w:date="2026-01-01T00:00:00Z">
+          <w:r>
+            <w:rPr>
+              <w:rStyle w:val="Hyperlink"/>
+            </w:rPr>
+            <w:t xml:space="preserve">Theorem 1</w:t>
+          </w:r>
+        </w:ins>
       </w:hyperlink>
-      <w:r>
-        <w:t xml:space="preserve"> </w:t>
-      </w:r>
-      <w:r>
-        <w:t xml:space="preserve">measure-theoretic version (</w:t>
-      </w:r>
-      <w:hyperlink w:anchor="thm-fubini-tonelli">
+      <w:ins w:id="48" w:author="PR Preview" w:date="2026-01-01T00:00:00Z">
+        <w:r>
+          <w:t xml:space="preserve">) is what applied courses usually use</w:t>
+        </w:r>
+      </w:ins>
+      <w:ins w:id="49" w:author="PR Preview" w:date="2026-01-01T00:00:00Z">
+        <w:r>
+          <w:t xml:space="preserve"> </w:t>
+        </w:r>
+      </w:ins>
+      <w:ins w:id="50" w:author="PR Preview" w:date="2026-01-01T00:00:00Z">
+        <w:r>
+          <w:t xml:space="preserve">for double integrals of continuous functions on simple regions;</w:t>
+        </w:r>
+      </w:ins>
+      <w:ins w:id="51" w:author="PR Preview" w:date="2026-01-01T00:00:00Z">
+        <w:r>
+          <w:t xml:space="preserve"> </w:t>
+        </w:r>
+      </w:ins>
+      <w:ins w:id="52" w:author="PR Preview" w:date="2026-01-01T00:00:00Z">
+        <w:r>
+          <w:t xml:space="preserve">the</w:t>
+        </w:r>
+      </w:ins>
+      <w:ins w:id="53" w:author="PR Preview" w:date="2026-01-01T00:00:00Z">
+        <w:r>
+          <w:t xml:space="preserve"> </w:t>
+        </w:r>
+      </w:ins>
+      <w:hyperlink r:id="rId9">
+        <m:oMath>
+          <m:r>
+            <m:t>σ</m:t>
+          </m:r>
+        </m:oMath>
+        <w:ins w:id="54" w:author="PR Preview" w:date="2026-01-01T00:00:00Z">
+          <w:r>
+            <w:rPr>
+              <w:rStyle w:val="Hyperlink"/>
+            </w:rPr>
+            <w:t xml:space="preserve">-finite</w:t>
+          </w:r>
+        </w:ins>
+      </w:hyperlink>
+      <w:ins w:id="55" w:author="PR Preview" w:date="2026-01-01T00:00:00Z">
+        <w:r>
+          <w:t xml:space="preserve"> </w:t>
+        </w:r>
+      </w:ins>
+      <w:ins w:id="56" w:author="PR Preview" w:date="2026-01-01T00:00:00Z">
+        <w:r>
+          <w:t xml:space="preserve">measure-theoretic versions</w:t>
+        </w:r>
+      </w:ins>
+      <w:ins w:id="57" w:author="PR Preview" w:date="2026-01-01T00:00:00Z">
+        <w:r>
+          <w:t xml:space="preserve"> </w:t>
+        </w:r>
+      </w:ins>
+      <w:ins w:id="58" w:author="PR Preview" w:date="2026-01-01T00:00:00Z">
+        <w:r>
+          <w:t xml:space="preserve">(</w:t>
+        </w:r>
+      </w:ins>
+      <w:hyperlink w:anchor="thm-tonelli-measure">
+        <w:ins w:id="59" w:author="PR Preview" w:date="2026-01-01T00:00:00Z">
+          <w:r>
+            <w:rPr>
+              <w:rStyle w:val="Hyperlink"/>
+            </w:rPr>
+            <w:t xml:space="preserve">Theorem 2</w:t>
+          </w:r>
+        </w:ins>
+      </w:hyperlink>
+      <w:ins w:id="60" w:author="PR Preview" w:date="2026-01-01T00:00:00Z">
+        <w:r>
+          <w:t xml:space="preserve"> </w:t>
+        </w:r>
+      </w:ins>
+      <w:ins w:id="61" w:author="PR Preview" w:date="2026-01-01T00:00:00Z">
+        <w:r>
+          <w:t xml:space="preserve">and</w:t>
+        </w:r>
+      </w:ins>
+      <w:ins w:id="62" w:author="PR Preview" w:date="2026-01-01T00:00:00Z">
+        <w:r>
+          <w:t xml:space="preserve"> </w:t>
+        </w:r>
+      </w:ins>
+      <w:hyperlink w:anchor="thm-fubini-measure">
+        <w:ins w:id="63" w:author="PR Preview" w:date="2026-01-01T00:00:00Z">
+          <w:r>
+            <w:rPr>
+              <w:rStyle w:val="Hyperlink"/>
+            </w:rPr>
+            <w:t xml:space="preserve">Theorem 3</w:t>
+          </w:r>
+        </w:ins>
+      </w:hyperlink>
+      <w:ins w:id="64" w:author="PR Preview" w:date="2026-01-01T00:00:00Z">
+        <w:r>
+          <w:t xml:space="preserve">) are</w:t>
+        </w:r>
+      </w:ins>
+      <w:ins w:id="65" w:author="PR Preview" w:date="2026-01-01T00:00:00Z">
+        <w:r>
+          <w:t xml:space="preserve"> </w:t>
+        </w:r>
+      </w:ins>
+      <w:ins w:id="66" w:author="PR Preview" w:date="2026-01-01T00:00:00Z">
+        <w:r>
+          <w:t xml:space="preserve">included to make the</w:t>
+        </w:r>
+      </w:ins>
+      <w:ins w:id="67" w:author="PR Preview" w:date="2026-01-01T00:00:00Z">
+        <w:r>
+          <w:t xml:space="preserve"> </w:t>
+        </w:r>
+      </w:ins>
+      <w:hyperlink r:id="rId10">
+        <w:ins w:id="68" w:author="PR Preview" w:date="2026-01-01T00:00:00Z">
+          <w:r>
+            <w:rPr>
+              <w:rStyle w:val="Hyperlink"/>
+            </w:rPr>
+            <w:t xml:space="preserve">joint-distribution form</w:t>
+          </w:r>
+        </w:ins>
+      </w:hyperlink>
+      <w:ins w:id="69" w:author="PR Preview" w:date="2026-01-01T00:00:00Z">
+        <w:r>
+          <w:t xml:space="preserve"> </w:t>
+        </w:r>
+      </w:ins>
+      <w:ins w:id="70" w:author="PR Preview" w:date="2026-01-01T00:00:00Z">
+        <w:r>
+          <w:t xml:space="preserve">corollary in</w:t>
+        </w:r>
+      </w:ins>
+      <w:ins w:id="71" w:author="PR Preview" w:date="2026-01-01T00:00:00Z">
+        <w:r>
+          <w:t xml:space="preserve"> </w:t>
+        </w:r>
+      </w:ins>
+      <w:ins w:id="72" w:author="PR Preview" w:date="2026-01-01T00:00:00Z">
         <w:r>
           <w:rPr>
-            <w:rStyle w:val="Hyperlink"/>
+            <w:i/>
+            <w:iCs/>
           </w:rPr>
-          <w:t xml:space="preserve">Theorem 2</w:t>
-        </w:r>
-      </w:hyperlink>
-      <w:r>
-        <w:t xml:space="preserve">) is</w:t>
-      </w:r>
-      <w:r>
-        <w:t xml:space="preserve"> </w:t>
-      </w:r>
-      <w:r>
-        <w:t xml:space="preserve">included to make the</w:t>
-      </w:r>
-      <w:r>
-        <w:t xml:space="preserve"> </w:t>
-      </w:r>
-      <w:hyperlink r:id="rId10">
-        <w:r>
-          <w:rPr>
-            <w:rStyle w:val="Hyperlink"/>
-          </w:rPr>
-          <w:t xml:space="preserve">joint-distribution form</w:t>
-        </w:r>
-      </w:hyperlink>
-      <w:r>
-        <w:t xml:space="preserve"> </w:t>
-      </w:r>
-      <w:r>
-        <w:t xml:space="preserve">corollary in</w:t>
-      </w:r>
-      <w:r>
-        <w:t xml:space="preserve"> </w:t>
-      </w:r>
-      <w:r>
-        <w:rPr>
-          <w:i/>
-          <w:iCs/>
-        </w:rPr>
-        <w:t xml:space="preserve">Probability for Data Science</w:t>
-      </w:r>
-      <w:r>
-        <w:t xml:space="preserve"> </w:t>
-      </w:r>
-      <w:r>
-        <w:t xml:space="preserve">follow from a stated theorem rather than from an aside.</w:t>
-      </w:r>
+          <w:t xml:space="preserve">Probability for Data Science</w:t>
+        </w:r>
+      </w:ins>
+      <w:ins w:id="73" w:author="PR Preview" w:date="2026-01-01T00:00:00Z">
+        <w:r>
+          <w:t xml:space="preserve"> </w:t>
+        </w:r>
+      </w:ins>
+      <w:ins w:id="74" w:author="PR Preview" w:date="2026-01-01T00:00:00Z">
+        <w:r>
+          <w:t xml:space="preserve">follow from a stated theorem rather than from an aside.</w:t>
+        </w:r>
+      </w:ins>
     </w:p>
     <w:bookmarkStart w:id="11" w:name="def-double-integral"/>
     <w:p>
@@ -26855,27 +27159,34 @@
       </w:r>
     </w:p>
     <w:bookmarkEnd w:id="56"/>
-    <w:bookmarkStart w:id="64" w:name="thm-fubini-tonelli"/>
     <w:p>
       <w:pPr>
         <w:pStyle w:val="BodyText"/>
       </w:pPr>
-      <w:r>
-        <w:rPr>
-          <w:b/>
-          <w:bCs/>
-        </w:rPr>
-        <w:t xml:space="preserve">Theorem 2 (Fubini–Tonelli theorem (measure-theoretic form))</w:t>
-      </w:r>
-      <w:r>
-        <w:t xml:space="preserve"> </w:t>
-      </w:r>
-      <w:r>
-        <w:t xml:space="preserve">Let</w:t>
-      </w:r>
-      <w:r>
-        <w:t xml:space="preserve"> </w:t>
-      </w:r>
+      <w:del w:id="75" w:author="PR Preview" w:date="2026-01-01T00:00:00Z">
+        <w:r>
+          <w:rPr>
+            <w:b/>
+            <w:bCs/>
+          </w:rPr>
+          <w:delText xml:space="preserve">Theorem 2 (Fubini–Tonelli theorem (measure-theoretic form))</w:delText>
+        </w:r>
+      </w:del>
+      <w:del w:id="76" w:author="PR Preview" w:date="2026-01-01T00:00:00Z">
+        <w:r>
+          <w:delText xml:space="preserve"> </w:delText>
+        </w:r>
+      </w:del>
+      <w:del w:id="77" w:author="PR Preview" w:date="2026-01-01T00:00:00Z">
+        <w:r>
+          <w:delText xml:space="preserve">Let</w:delText>
+        </w:r>
+      </w:del>
+      <w:del w:id="78" w:author="PR Preview" w:date="2026-01-01T00:00:00Z">
+        <w:r>
+          <w:delText xml:space="preserve"> </w:delText>
+        </w:r>
+      </w:del>
       <m:oMath>
         <m:r>
           <m:rPr>
@@ -26945,15 +27256,21 @@
           <m:t>)</m:t>
         </m:r>
       </m:oMath>
-      <w:r>
-        <w:t xml:space="preserve"> </w:t>
-      </w:r>
-      <w:r>
-        <w:t xml:space="preserve">and</w:t>
-      </w:r>
-      <w:r>
-        <w:t xml:space="preserve"> </w:t>
-      </w:r>
+      <w:del w:id="79" w:author="PR Preview" w:date="2026-01-01T00:00:00Z">
+        <w:r>
+          <w:delText xml:space="preserve"> </w:delText>
+        </w:r>
+      </w:del>
+      <w:del w:id="80" w:author="PR Preview" w:date="2026-01-01T00:00:00Z">
+        <w:r>
+          <w:delText xml:space="preserve">and</w:delText>
+        </w:r>
+      </w:del>
+      <w:del w:id="81" w:author="PR Preview" w:date="2026-01-01T00:00:00Z">
+        <w:r>
+          <w:delText xml:space="preserve"> </w:delText>
+        </w:r>
+      </w:del>
       <m:oMath>
         <m:r>
           <m:rPr>
@@ -27023,60 +27340,86 @@
           <m:t>)</m:t>
         </m:r>
       </m:oMath>
-      <w:r>
-        <w:t xml:space="preserve"> </w:t>
-      </w:r>
-      <w:r>
-        <w:t xml:space="preserve">be</w:t>
-      </w:r>
-      <w:r>
-        <w:t xml:space="preserve"> </w:t>
-      </w:r>
-      <w:hyperlink r:id="rId57">
-        <w:r>
-          <w:rPr>
-            <w:rStyle w:val="Hyperlink"/>
-          </w:rPr>
-          <w:t xml:space="preserve">measure spaces</w:t>
-        </w:r>
+      <w:del w:id="82" w:author="PR Preview" w:date="2026-01-01T00:00:00Z">
+        <w:r>
+          <w:delText xml:space="preserve"> </w:delText>
+        </w:r>
+      </w:del>
+      <w:del w:id="83" w:author="PR Preview" w:date="2026-01-01T00:00:00Z">
+        <w:r>
+          <w:delText xml:space="preserve">be</w:delText>
+        </w:r>
+      </w:del>
+      <w:del w:id="84" w:author="PR Preview" w:date="2026-01-01T00:00:00Z">
+        <w:r>
+          <w:delText xml:space="preserve"> </w:delText>
+        </w:r>
+      </w:del>
+      <w:hyperlink r:id="rId58">
+        <w:del w:id="85" w:author="PR Preview" w:date="2026-01-01T00:00:00Z">
+          <w:r>
+            <w:rPr>
+              <w:rStyle w:val="Hyperlink"/>
+            </w:rPr>
+            <w:delText xml:space="preserve">measure spaces</w:delText>
+          </w:r>
+        </w:del>
       </w:hyperlink>
-      <w:r>
-        <w:t xml:space="preserve"> </w:t>
-      </w:r>
-      <w:r>
-        <w:t xml:space="preserve">with</w:t>
-      </w:r>
-      <w:r>
-        <w:t xml:space="preserve"> </w:t>
-      </w:r>
+      <w:del w:id="86" w:author="PR Preview" w:date="2026-01-01T00:00:00Z">
+        <w:r>
+          <w:delText xml:space="preserve"> </w:delText>
+        </w:r>
+      </w:del>
+      <w:del w:id="87" w:author="PR Preview" w:date="2026-01-01T00:00:00Z">
+        <w:r>
+          <w:delText xml:space="preserve">with</w:delText>
+        </w:r>
+      </w:del>
+      <w:del w:id="88" w:author="PR Preview" w:date="2026-01-01T00:00:00Z">
+        <w:r>
+          <w:delText xml:space="preserve"> </w:delText>
+        </w:r>
+      </w:del>
       <w:hyperlink r:id="rId9">
         <m:oMath>
           <m:r>
             <m:t>σ</m:t>
           </m:r>
         </m:oMath>
-        <w:r>
-          <w:rPr>
-            <w:rStyle w:val="Hyperlink"/>
-          </w:rPr>
-          <w:t xml:space="preserve">-finite</w:t>
-        </w:r>
+        <w:del w:id="89" w:author="PR Preview" w:date="2026-01-01T00:00:00Z">
+          <w:r>
+            <w:rPr>
+              <w:rStyle w:val="Hyperlink"/>
+            </w:rPr>
+            <w:delText xml:space="preserve">-finite</w:delText>
+          </w:r>
+        </w:del>
       </w:hyperlink>
-      <w:r>
-        <w:t xml:space="preserve"> </w:t>
-      </w:r>
-      <w:r>
-        <w:t xml:space="preserve">measures,</w:t>
-      </w:r>
-      <w:r>
-        <w:t xml:space="preserve"> </w:t>
-      </w:r>
-      <w:r>
-        <w:t xml:space="preserve">and let</w:t>
-      </w:r>
-      <w:r>
-        <w:t xml:space="preserve"> </w:t>
-      </w:r>
+      <w:del w:id="90" w:author="PR Preview" w:date="2026-01-01T00:00:00Z">
+        <w:r>
+          <w:delText xml:space="preserve"> </w:delText>
+        </w:r>
+      </w:del>
+      <w:del w:id="91" w:author="PR Preview" w:date="2026-01-01T00:00:00Z">
+        <w:r>
+          <w:delText xml:space="preserve">measures,</w:delText>
+        </w:r>
+      </w:del>
+      <w:del w:id="92" w:author="PR Preview" w:date="2026-01-01T00:00:00Z">
+        <w:r>
+          <w:delText xml:space="preserve"> </w:delText>
+        </w:r>
+      </w:del>
+      <w:del w:id="93" w:author="PR Preview" w:date="2026-01-01T00:00:00Z">
+        <w:r>
+          <w:delText xml:space="preserve">and let</w:delText>
+        </w:r>
+      </w:del>
+      <w:del w:id="94" w:author="PR Preview" w:date="2026-01-01T00:00:00Z">
+        <w:r>
+          <w:delText xml:space="preserve"> </w:delText>
+        </w:r>
+      </w:del>
       <m:oMath>
         <m:r>
           <m:t>f</m:t>
@@ -27137,60 +27480,82 @@
           <m:t>R</m:t>
         </m:r>
       </m:oMath>
-      <w:r>
-        <w:t xml:space="preserve"> </w:t>
-      </w:r>
-      <w:r>
-        <w:t xml:space="preserve">be</w:t>
-      </w:r>
-      <w:r>
-        <w:t xml:space="preserve"> </w:t>
-      </w:r>
-      <w:hyperlink r:id="rId58">
-        <w:r>
-          <w:rPr>
-            <w:rStyle w:val="Hyperlink"/>
-          </w:rPr>
-          <w:t xml:space="preserve">measurable</w:t>
-        </w:r>
+      <w:del w:id="95" w:author="PR Preview" w:date="2026-01-01T00:00:00Z">
+        <w:r>
+          <w:delText xml:space="preserve"> </w:delText>
+        </w:r>
+      </w:del>
+      <w:del w:id="96" w:author="PR Preview" w:date="2026-01-01T00:00:00Z">
+        <w:r>
+          <w:delText xml:space="preserve">be</w:delText>
+        </w:r>
+      </w:del>
+      <w:del w:id="97" w:author="PR Preview" w:date="2026-01-01T00:00:00Z">
+        <w:r>
+          <w:delText xml:space="preserve"> </w:delText>
+        </w:r>
+      </w:del>
+      <w:hyperlink r:id="rId59">
+        <w:del w:id="98" w:author="PR Preview" w:date="2026-01-01T00:00:00Z">
+          <w:r>
+            <w:rPr>
+              <w:rStyle w:val="Hyperlink"/>
+            </w:rPr>
+            <w:delText xml:space="preserve">measurable</w:delText>
+          </w:r>
+        </w:del>
       </w:hyperlink>
-      <w:r>
-        <w:t xml:space="preserve"> </w:t>
-      </w:r>
-      <w:r>
-        <w:t xml:space="preserve">with respect to the</w:t>
-      </w:r>
-      <w:r>
-        <w:t xml:space="preserve"> </w:t>
-      </w:r>
-      <w:hyperlink r:id="rId59">
-        <w:r>
-          <w:rPr>
-            <w:rStyle w:val="Hyperlink"/>
-          </w:rPr>
-          <w:t xml:space="preserve">product</w:t>
-        </w:r>
-        <w:r>
-          <w:rPr>
-            <w:rStyle w:val="Hyperlink"/>
-          </w:rPr>
-          <w:t xml:space="preserve"> </w:t>
-        </w:r>
+      <w:del w:id="99" w:author="PR Preview" w:date="2026-01-01T00:00:00Z">
+        <w:r>
+          <w:delText xml:space="preserve"> </w:delText>
+        </w:r>
+      </w:del>
+      <w:del w:id="100" w:author="PR Preview" w:date="2026-01-01T00:00:00Z">
+        <w:r>
+          <w:delText xml:space="preserve">with respect to the</w:delText>
+        </w:r>
+      </w:del>
+      <w:del w:id="101" w:author="PR Preview" w:date="2026-01-01T00:00:00Z">
+        <w:r>
+          <w:delText xml:space="preserve"> </w:delText>
+        </w:r>
+      </w:del>
+      <w:hyperlink r:id="rId60">
+        <w:del w:id="102" w:author="PR Preview" w:date="2026-01-01T00:00:00Z">
+          <w:r>
+            <w:rPr>
+              <w:rStyle w:val="Hyperlink"/>
+            </w:rPr>
+            <w:delText xml:space="preserve">product</w:delText>
+          </w:r>
+        </w:del>
+        <w:del w:id="103" w:author="PR Preview" w:date="2026-01-01T00:00:00Z">
+          <w:r>
+            <w:rPr>
+              <w:rStyle w:val="Hyperlink"/>
+            </w:rPr>
+            <w:delText xml:space="preserve"> </w:delText>
+          </w:r>
+        </w:del>
         <m:oMath>
           <m:r>
             <m:t>σ</m:t>
           </m:r>
         </m:oMath>
-        <w:r>
-          <w:rPr>
-            <w:rStyle w:val="Hyperlink"/>
-          </w:rPr>
-          <w:t xml:space="preserve">-algebra</w:t>
-        </w:r>
+        <w:del w:id="104" w:author="PR Preview" w:date="2026-01-01T00:00:00Z">
+          <w:r>
+            <w:rPr>
+              <w:rStyle w:val="Hyperlink"/>
+            </w:rPr>
+            <w:delText xml:space="preserve">-algebra</w:delText>
+          </w:r>
+        </w:del>
       </w:hyperlink>
-      <w:r>
-        <w:t xml:space="preserve"> </w:t>
-      </w:r>
+      <w:del w:id="105" w:author="PR Preview" w:date="2026-01-01T00:00:00Z">
+        <w:r>
+          <w:delText xml:space="preserve"> </w:delText>
+        </w:r>
+      </w:del>
       <m:oMath>
         <m:sSub>
           <m:e>
@@ -27231,15 +27596,21 @@
           </m:sub>
         </m:sSub>
       </m:oMath>
-      <w:r>
-        <w:t xml:space="preserve">.</w:t>
-      </w:r>
-      <w:r>
-        <w:t xml:space="preserve"> </w:t>
-      </w:r>
-      <w:r>
-        <w:t xml:space="preserve">If either</w:t>
-      </w:r>
+      <w:del w:id="106" w:author="PR Preview" w:date="2026-01-01T00:00:00Z">
+        <w:r>
+          <w:delText xml:space="preserve">.</w:delText>
+        </w:r>
+      </w:del>
+      <w:del w:id="107" w:author="PR Preview" w:date="2026-01-01T00:00:00Z">
+        <w:r>
+          <w:delText xml:space="preserve"> </w:delText>
+        </w:r>
+      </w:del>
+      <w:del w:id="108" w:author="PR Preview" w:date="2026-01-01T00:00:00Z">
+        <w:r>
+          <w:delText xml:space="preserve">If either</w:delText>
+        </w:r>
+      </w:del>
     </w:p>
     <w:p>
       <w:pPr>
@@ -27262,37 +27633,51 @@
           <m:t>0</m:t>
         </m:r>
       </m:oMath>
-      <w:r>
-        <w:t xml:space="preserve"> </w:t>
-      </w:r>
-      <w:hyperlink r:id="rId60">
-        <w:r>
-          <w:rPr>
-            <w:rStyle w:val="Hyperlink"/>
-          </w:rPr>
-          <w:t xml:space="preserve">almost everywhere</w:t>
-        </w:r>
+      <w:del w:id="109" w:author="PR Preview" w:date="2026-01-01T00:00:00Z">
+        <w:r>
+          <w:delText xml:space="preserve"> </w:delText>
+        </w:r>
+      </w:del>
+      <w:hyperlink r:id="rId61">
+        <w:del w:id="110" w:author="PR Preview" w:date="2026-01-01T00:00:00Z">
+          <w:r>
+            <w:rPr>
+              <w:rStyle w:val="Hyperlink"/>
+            </w:rPr>
+            <w:delText xml:space="preserve">almost everywhere</w:delText>
+          </w:r>
+        </w:del>
       </w:hyperlink>
-      <w:r>
-        <w:t xml:space="preserve"> </w:t>
-      </w:r>
-      <w:r>
-        <w:t xml:space="preserve">with respect to the</w:t>
-      </w:r>
-      <w:r>
-        <w:t xml:space="preserve"> </w:t>
-      </w:r>
-      <w:hyperlink r:id="rId61">
-        <w:r>
-          <w:rPr>
-            <w:rStyle w:val="Hyperlink"/>
-          </w:rPr>
-          <w:t xml:space="preserve">product measure</w:t>
-        </w:r>
+      <w:del w:id="111" w:author="PR Preview" w:date="2026-01-01T00:00:00Z">
+        <w:r>
+          <w:delText xml:space="preserve"> </w:delText>
+        </w:r>
+      </w:del>
+      <w:del w:id="112" w:author="PR Preview" w:date="2026-01-01T00:00:00Z">
+        <w:r>
+          <w:delText xml:space="preserve">with respect to the</w:delText>
+        </w:r>
+      </w:del>
+      <w:del w:id="113" w:author="PR Preview" w:date="2026-01-01T00:00:00Z">
+        <w:r>
+          <w:delText xml:space="preserve"> </w:delText>
+        </w:r>
+      </w:del>
+      <w:hyperlink r:id="rId62">
+        <w:del w:id="114" w:author="PR Preview" w:date="2026-01-01T00:00:00Z">
+          <w:r>
+            <w:rPr>
+              <w:rStyle w:val="Hyperlink"/>
+            </w:rPr>
+            <w:delText xml:space="preserve">product measure</w:delText>
+          </w:r>
+        </w:del>
       </w:hyperlink>
-      <w:r>
-        <w:t xml:space="preserve"> </w:t>
-      </w:r>
+      <w:del w:id="115" w:author="PR Preview" w:date="2026-01-01T00:00:00Z">
+        <w:r>
+          <w:delText xml:space="preserve"> </w:delText>
+        </w:r>
+      </w:del>
       <m:oMath>
         <m:sSub>
           <m:e>
@@ -27325,22 +27710,30 @@
           </m:sub>
         </m:sSub>
       </m:oMath>
-      <w:r>
-        <w:t xml:space="preserve"> </w:t>
-      </w:r>
-      <w:r>
-        <w:t xml:space="preserve">(</w:t>
-      </w:r>
-      <w:r>
-        <w:rPr>
-          <w:b/>
-          <w:bCs/>
-        </w:rPr>
-        <w:t xml:space="preserve">Tonelli’s theorem</w:t>
-      </w:r>
-      <w:r>
-        <w:t xml:space="preserve">), or</w:t>
-      </w:r>
+      <w:del w:id="116" w:author="PR Preview" w:date="2026-01-01T00:00:00Z">
+        <w:r>
+          <w:delText xml:space="preserve"> </w:delText>
+        </w:r>
+      </w:del>
+      <w:del w:id="117" w:author="PR Preview" w:date="2026-01-01T00:00:00Z">
+        <w:r>
+          <w:delText xml:space="preserve">(</w:delText>
+        </w:r>
+      </w:del>
+      <w:del w:id="118" w:author="PR Preview" w:date="2026-01-01T00:00:00Z">
+        <w:r>
+          <w:rPr>
+            <w:b/>
+            <w:bCs/>
+          </w:rPr>
+          <w:delText xml:space="preserve">Tonelli’s theorem</w:delText>
+        </w:r>
+      </w:del>
+      <w:del w:id="119" w:author="PR Preview" w:date="2026-01-01T00:00:00Z">
+        <w:r>
+          <w:delText xml:space="preserve">), or</w:delText>
+        </w:r>
+      </w:del>
     </w:p>
     <w:p>
       <w:pPr>
@@ -27483,87 +27876,766 @@
           <m:t>∞</m:t>
         </m:r>
       </m:oMath>
-      <w:r>
-        <w:t xml:space="preserve">,</w:t>
-      </w:r>
-      <w:r>
-        <w:t xml:space="preserve"> </w:t>
-      </w:r>
-      <w:r>
-        <w:t xml:space="preserve">that is,</w:t>
-      </w:r>
-      <w:r>
-        <w:t xml:space="preserve"> </w:t>
-      </w:r>
+      <w:del w:id="120" w:author="PR Preview" w:date="2026-01-01T00:00:00Z">
+        <w:r>
+          <w:delText xml:space="preserve">,</w:delText>
+        </w:r>
+      </w:del>
+      <w:del w:id="121" w:author="PR Preview" w:date="2026-01-01T00:00:00Z">
+        <w:r>
+          <w:delText xml:space="preserve"> </w:delText>
+        </w:r>
+      </w:del>
+      <w:del w:id="122" w:author="PR Preview" w:date="2026-01-01T00:00:00Z">
+        <w:r>
+          <w:delText xml:space="preserve">that is,</w:delText>
+        </w:r>
+      </w:del>
+      <w:del w:id="123" w:author="PR Preview" w:date="2026-01-01T00:00:00Z">
+        <w:r>
+          <w:delText xml:space="preserve"> </w:delText>
+        </w:r>
+      </w:del>
       <m:oMath>
         <m:r>
           <m:t>f</m:t>
         </m:r>
       </m:oMath>
-      <w:r>
-        <w:t xml:space="preserve"> </w:t>
-      </w:r>
-      <w:r>
-        <w:t xml:space="preserve">is</w:t>
-      </w:r>
-      <w:r>
-        <w:t xml:space="preserve"> </w:t>
-      </w:r>
-      <w:hyperlink r:id="rId62">
+      <w:del w:id="124" w:author="PR Preview" w:date="2026-01-01T00:00:00Z">
+        <w:r>
+          <w:delText xml:space="preserve"> </w:delText>
+        </w:r>
+      </w:del>
+      <w:del w:id="125" w:author="PR Preview" w:date="2026-01-01T00:00:00Z">
+        <w:r>
+          <w:delText xml:space="preserve">is</w:delText>
+        </w:r>
+      </w:del>
+      <w:del w:id="126" w:author="PR Preview" w:date="2026-01-01T00:00:00Z">
+        <w:r>
+          <w:delText xml:space="preserve"> </w:delText>
+        </w:r>
+      </w:del>
+      <w:hyperlink r:id="rId65">
+        <w:del w:id="127" w:author="PR Preview" w:date="2026-01-01T00:00:00Z">
+          <w:r>
+            <w:rPr>
+              <w:rStyle w:val="Hyperlink"/>
+            </w:rPr>
+            <w:delText xml:space="preserve">absolutely integrable</w:delText>
+          </w:r>
+        </w:del>
+      </w:hyperlink>
+      <w:del w:id="128" w:author="PR Preview" w:date="2026-01-01T00:00:00Z">
+        <w:r>
+          <w:delText xml:space="preserve"> </w:delText>
+        </w:r>
+      </w:del>
+      <w:del w:id="129" w:author="PR Preview" w:date="2026-01-01T00:00:00Z">
+        <w:r>
+          <w:delText xml:space="preserve">(</w:delText>
+        </w:r>
+      </w:del>
+      <w:del w:id="130" w:author="PR Preview" w:date="2026-01-01T00:00:00Z">
         <w:r>
           <w:rPr>
-            <w:rStyle w:val="Hyperlink"/>
+            <w:b/>
+            <w:bCs/>
           </w:rPr>
-          <w:t xml:space="preserve">absolutely integrable</w:t>
-        </w:r>
-      </w:hyperlink>
-      <w:r>
-        <w:t xml:space="preserve"> </w:t>
-      </w:r>
-      <w:r>
-        <w:t xml:space="preserve">(</w:t>
-      </w:r>
-      <w:r>
-        <w:rPr>
-          <w:b/>
-          <w:bCs/>
-        </w:rPr>
-        <w:t xml:space="preserve">Fubini’s theorem</w:t>
-      </w:r>
-      <w:r>
-        <w:t xml:space="preserve">),</w:t>
-      </w:r>
+          <w:delText xml:space="preserve">Fubini’s theorem</w:delText>
+        </w:r>
+      </w:del>
+      <w:del w:id="131" w:author="PR Preview" w:date="2026-01-01T00:00:00Z">
+        <w:r>
+          <w:delText xml:space="preserve">),</w:delText>
+        </w:r>
+      </w:del>
     </w:p>
     <w:p>
       <w:pPr>
         <w:pStyle w:val="FirstParagraph"/>
       </w:pPr>
-      <w:r>
-        <w:t xml:space="preserve">then both iterated</w:t>
-      </w:r>
-      <w:r>
-        <w:t xml:space="preserve"> </w:t>
-      </w:r>
+      <w:del w:id="132" w:author="PR Preview" w:date="2026-01-01T00:00:00Z">
+        <w:r>
+          <w:delText xml:space="preserve">then both iterated</w:delText>
+        </w:r>
+      </w:del>
+      <w:del w:id="133" w:author="PR Preview" w:date="2026-01-01T00:00:00Z">
+        <w:r>
+          <w:delText xml:space="preserve"> </w:delText>
+        </w:r>
+      </w:del>
       <w:hyperlink r:id="rId63">
+        <w:del w:id="134" w:author="PR Preview" w:date="2026-01-01T00:00:00Z">
+          <w:r>
+            <w:rPr>
+              <w:rStyle w:val="Hyperlink"/>
+            </w:rPr>
+            <w:delText xml:space="preserve">integrals</w:delText>
+          </w:r>
+        </w:del>
+      </w:hyperlink>
+      <w:del w:id="135" w:author="PR Preview" w:date="2026-01-01T00:00:00Z">
+        <w:r>
+          <w:delText xml:space="preserve"> </w:delText>
+        </w:r>
+      </w:del>
+      <w:del w:id="136" w:author="PR Preview" w:date="2026-01-01T00:00:00Z">
+        <w:r>
+          <w:delText xml:space="preserve">exist, agree with the double integral,</w:delText>
+        </w:r>
+      </w:del>
+      <w:del w:id="137" w:author="PR Preview" w:date="2026-01-01T00:00:00Z">
+        <w:r>
+          <w:delText xml:space="preserve"> </w:delText>
+        </w:r>
+      </w:del>
+      <w:del w:id="138" w:author="PR Preview" w:date="2026-01-01T00:00:00Z">
+        <w:r>
+          <w:delText xml:space="preserve">and equal each other:</w:delText>
+        </w:r>
+      </w:del>
+    </w:p>
+    <w:p>
+      <w:pPr>
+        <w:pStyle w:val="BodyText"/>
+      </w:pPr>
+      <w:bookmarkStart w:id="57" w:name="thm-fubini-tonelli"/>
+      <w:bookmarkEnd w:id="57"/>
+    </w:p>
+    <w:bookmarkStart w:id="64" w:name="thm-tonelli-measure"/>
+    <w:p>
+      <w:pPr>
+        <w:pStyle w:val="BodyText"/>
+      </w:pPr>
+      <w:ins w:id="139" w:author="PR Preview" w:date="2026-01-01T00:00:00Z">
         <w:r>
           <w:rPr>
-            <w:rStyle w:val="Hyperlink"/>
+            <w:b/>
+            <w:bCs/>
           </w:rPr>
-          <w:t xml:space="preserve">integrals</w:t>
-        </w:r>
+          <w:t xml:space="preserve">Theorem 2 (Tonelli’s theorem (measure-theoretic form))</w:t>
+        </w:r>
+      </w:ins>
+      <w:ins w:id="140" w:author="PR Preview" w:date="2026-01-01T00:00:00Z">
+        <w:r>
+          <w:t xml:space="preserve"> </w:t>
+        </w:r>
+      </w:ins>
+      <w:ins w:id="141" w:author="PR Preview" w:date="2026-01-01T00:00:00Z">
+        <w:r>
+          <w:t xml:space="preserve">Let</w:t>
+        </w:r>
+      </w:ins>
+      <w:ins w:id="142" w:author="PR Preview" w:date="2026-01-01T00:00:00Z">
+        <w:r>
+          <w:t xml:space="preserve"> </w:t>
+        </w:r>
+      </w:ins>
+      <m:oMath>
+        <m:r>
+          <m:rPr>
+            <m:sty m:val="p"/>
+          </m:rPr>
+          <m:t>(</m:t>
+        </m:r>
+        <m:sSub>
+          <m:e>
+            <m:r>
+              <m:rPr>
+                <m:sty m:val="p"/>
+              </m:rPr>
+              <m:t>Ω</m:t>
+            </m:r>
+          </m:e>
+          <m:sub>
+            <m:r>
+              <m:t>1</m:t>
+            </m:r>
+          </m:sub>
+        </m:sSub>
+        <m:r>
+          <m:rPr>
+            <m:sty m:val="p"/>
+          </m:rPr>
+          <m:t>,</m:t>
+        </m:r>
+        <m:sSub>
+          <m:e>
+            <m:r>
+              <m:rPr>
+                <m:scr m:val="script"/>
+                <m:sty m:val="p"/>
+              </m:rPr>
+              <m:t>F</m:t>
+            </m:r>
+          </m:e>
+          <m:sub>
+            <m:r>
+              <m:t>1</m:t>
+            </m:r>
+          </m:sub>
+        </m:sSub>
+        <m:r>
+          <m:rPr>
+            <m:sty m:val="p"/>
+          </m:rPr>
+          <m:t>,</m:t>
+        </m:r>
+        <m:sSub>
+          <m:e>
+            <m:r>
+              <m:t>μ</m:t>
+            </m:r>
+          </m:e>
+          <m:sub>
+            <m:r>
+              <m:t>1</m:t>
+            </m:r>
+          </m:sub>
+        </m:sSub>
+        <m:r>
+          <m:rPr>
+            <m:sty m:val="p"/>
+          </m:rPr>
+          <m:t>)</m:t>
+        </m:r>
+      </m:oMath>
+      <w:ins w:id="143" w:author="PR Preview" w:date="2026-01-01T00:00:00Z">
+        <w:r>
+          <w:t xml:space="preserve"> </w:t>
+        </w:r>
+      </w:ins>
+      <w:ins w:id="144" w:author="PR Preview" w:date="2026-01-01T00:00:00Z">
+        <w:r>
+          <w:t xml:space="preserve">and</w:t>
+        </w:r>
+      </w:ins>
+      <w:ins w:id="145" w:author="PR Preview" w:date="2026-01-01T00:00:00Z">
+        <w:r>
+          <w:t xml:space="preserve"> </w:t>
+        </w:r>
+      </w:ins>
+      <m:oMath>
+        <m:r>
+          <m:rPr>
+            <m:sty m:val="p"/>
+          </m:rPr>
+          <m:t>(</m:t>
+        </m:r>
+        <m:sSub>
+          <m:e>
+            <m:r>
+              <m:rPr>
+                <m:sty m:val="p"/>
+              </m:rPr>
+              <m:t>Ω</m:t>
+            </m:r>
+          </m:e>
+          <m:sub>
+            <m:r>
+              <m:t>2</m:t>
+            </m:r>
+          </m:sub>
+        </m:sSub>
+        <m:r>
+          <m:rPr>
+            <m:sty m:val="p"/>
+          </m:rPr>
+          <m:t>,</m:t>
+        </m:r>
+        <m:sSub>
+          <m:e>
+            <m:r>
+              <m:rPr>
+                <m:scr m:val="script"/>
+                <m:sty m:val="p"/>
+              </m:rPr>
+              <m:t>F</m:t>
+            </m:r>
+          </m:e>
+          <m:sub>
+            <m:r>
+              <m:t>2</m:t>
+            </m:r>
+          </m:sub>
+        </m:sSub>
+        <m:r>
+          <m:rPr>
+            <m:sty m:val="p"/>
+          </m:rPr>
+          <m:t>,</m:t>
+        </m:r>
+        <m:sSub>
+          <m:e>
+            <m:r>
+              <m:t>μ</m:t>
+            </m:r>
+          </m:e>
+          <m:sub>
+            <m:r>
+              <m:t>2</m:t>
+            </m:r>
+          </m:sub>
+        </m:sSub>
+        <m:r>
+          <m:rPr>
+            <m:sty m:val="p"/>
+          </m:rPr>
+          <m:t>)</m:t>
+        </m:r>
+      </m:oMath>
+      <w:ins w:id="146" w:author="PR Preview" w:date="2026-01-01T00:00:00Z">
+        <w:r>
+          <w:t xml:space="preserve"> </w:t>
+        </w:r>
+      </w:ins>
+      <w:ins w:id="147" w:author="PR Preview" w:date="2026-01-01T00:00:00Z">
+        <w:r>
+          <w:t xml:space="preserve">be</w:t>
+        </w:r>
+      </w:ins>
+      <w:ins w:id="148" w:author="PR Preview" w:date="2026-01-01T00:00:00Z">
+        <w:r>
+          <w:t xml:space="preserve"> </w:t>
+        </w:r>
+      </w:ins>
+      <w:hyperlink r:id="rId58">
+        <w:ins w:id="149" w:author="PR Preview" w:date="2026-01-01T00:00:00Z">
+          <w:r>
+            <w:rPr>
+              <w:rStyle w:val="Hyperlink"/>
+            </w:rPr>
+            <w:t xml:space="preserve">measure spaces</w:t>
+          </w:r>
+        </w:ins>
       </w:hyperlink>
-      <w:r>
-        <w:t xml:space="preserve"> </w:t>
-      </w:r>
-      <w:r>
-        <w:t xml:space="preserve">exist, agree with the double integral,</w:t>
-      </w:r>
-      <w:r>
-        <w:t xml:space="preserve"> </w:t>
-      </w:r>
-      <w:r>
-        <w:t xml:space="preserve">and equal each other:</w:t>
-      </w:r>
+      <w:ins w:id="150" w:author="PR Preview" w:date="2026-01-01T00:00:00Z">
+        <w:r>
+          <w:t xml:space="preserve"> </w:t>
+        </w:r>
+      </w:ins>
+      <w:ins w:id="151" w:author="PR Preview" w:date="2026-01-01T00:00:00Z">
+        <w:r>
+          <w:t xml:space="preserve">with</w:t>
+        </w:r>
+      </w:ins>
+      <w:ins w:id="152" w:author="PR Preview" w:date="2026-01-01T00:00:00Z">
+        <w:r>
+          <w:t xml:space="preserve"> </w:t>
+        </w:r>
+      </w:ins>
+      <w:hyperlink r:id="rId9">
+        <m:oMath>
+          <m:r>
+            <m:t>σ</m:t>
+          </m:r>
+        </m:oMath>
+        <w:ins w:id="153" w:author="PR Preview" w:date="2026-01-01T00:00:00Z">
+          <w:r>
+            <w:rPr>
+              <w:rStyle w:val="Hyperlink"/>
+            </w:rPr>
+            <w:t xml:space="preserve">-finite</w:t>
+          </w:r>
+        </w:ins>
+      </w:hyperlink>
+      <w:ins w:id="154" w:author="PR Preview" w:date="2026-01-01T00:00:00Z">
+        <w:r>
+          <w:t xml:space="preserve"> </w:t>
+        </w:r>
+      </w:ins>
+      <w:ins w:id="155" w:author="PR Preview" w:date="2026-01-01T00:00:00Z">
+        <w:r>
+          <w:t xml:space="preserve">measures,</w:t>
+        </w:r>
+      </w:ins>
+      <w:ins w:id="156" w:author="PR Preview" w:date="2026-01-01T00:00:00Z">
+        <w:r>
+          <w:t xml:space="preserve"> </w:t>
+        </w:r>
+      </w:ins>
+      <w:ins w:id="157" w:author="PR Preview" w:date="2026-01-01T00:00:00Z">
+        <w:r>
+          <w:t xml:space="preserve">and let</w:t>
+        </w:r>
+      </w:ins>
+      <w:ins w:id="158" w:author="PR Preview" w:date="2026-01-01T00:00:00Z">
+        <w:r>
+          <w:t xml:space="preserve"> </w:t>
+        </w:r>
+      </w:ins>
+      <m:oMath>
+        <m:r>
+          <m:t>f</m:t>
+        </m:r>
+        <m:r>
+          <m:rPr>
+            <m:sty m:val="p"/>
+          </m:rPr>
+          <m:t>:</m:t>
+        </m:r>
+        <m:sSub>
+          <m:e>
+            <m:r>
+              <m:rPr>
+                <m:sty m:val="p"/>
+              </m:rPr>
+              <m:t>Ω</m:t>
+            </m:r>
+          </m:e>
+          <m:sub>
+            <m:r>
+              <m:t>1</m:t>
+            </m:r>
+          </m:sub>
+        </m:sSub>
+        <m:r>
+          <m:rPr>
+            <m:sty m:val="p"/>
+          </m:rPr>
+          <m:t>×</m:t>
+        </m:r>
+        <m:sSub>
+          <m:e>
+            <m:r>
+              <m:rPr>
+                <m:sty m:val="p"/>
+              </m:rPr>
+              <m:t>Ω</m:t>
+            </m:r>
+          </m:e>
+          <m:sub>
+            <m:r>
+              <m:t>2</m:t>
+            </m:r>
+          </m:sub>
+        </m:sSub>
+        <m:r>
+          <m:rPr>
+            <m:sty m:val="p"/>
+          </m:rPr>
+          <m:t>→</m:t>
+        </m:r>
+        <m:r>
+          <m:rPr>
+            <m:scr m:val="double-struck"/>
+            <m:sty m:val="p"/>
+          </m:rPr>
+          <m:t>R</m:t>
+        </m:r>
+      </m:oMath>
+      <w:ins w:id="159" w:author="PR Preview" w:date="2026-01-01T00:00:00Z">
+        <w:r>
+          <w:t xml:space="preserve"> </w:t>
+        </w:r>
+      </w:ins>
+      <w:ins w:id="160" w:author="PR Preview" w:date="2026-01-01T00:00:00Z">
+        <w:r>
+          <w:t xml:space="preserve">be</w:t>
+        </w:r>
+      </w:ins>
+      <w:ins w:id="161" w:author="PR Preview" w:date="2026-01-01T00:00:00Z">
+        <w:r>
+          <w:t xml:space="preserve"> </w:t>
+        </w:r>
+      </w:ins>
+      <w:hyperlink r:id="rId59">
+        <w:ins w:id="162" w:author="PR Preview" w:date="2026-01-01T00:00:00Z">
+          <w:r>
+            <w:rPr>
+              <w:rStyle w:val="Hyperlink"/>
+            </w:rPr>
+            <w:t xml:space="preserve">measurable</w:t>
+          </w:r>
+        </w:ins>
+      </w:hyperlink>
+      <w:ins w:id="163" w:author="PR Preview" w:date="2026-01-01T00:00:00Z">
+        <w:r>
+          <w:t xml:space="preserve"> </w:t>
+        </w:r>
+      </w:ins>
+      <w:ins w:id="164" w:author="PR Preview" w:date="2026-01-01T00:00:00Z">
+        <w:r>
+          <w:t xml:space="preserve">with respect to the</w:t>
+        </w:r>
+      </w:ins>
+      <w:ins w:id="165" w:author="PR Preview" w:date="2026-01-01T00:00:00Z">
+        <w:r>
+          <w:t xml:space="preserve"> </w:t>
+        </w:r>
+      </w:ins>
+      <w:hyperlink r:id="rId60">
+        <w:ins w:id="166" w:author="PR Preview" w:date="2026-01-01T00:00:00Z">
+          <w:r>
+            <w:rPr>
+              <w:rStyle w:val="Hyperlink"/>
+            </w:rPr>
+            <w:t xml:space="preserve">product</w:t>
+          </w:r>
+        </w:ins>
+        <w:ins w:id="167" w:author="PR Preview" w:date="2026-01-01T00:00:00Z">
+          <w:r>
+            <w:rPr>
+              <w:rStyle w:val="Hyperlink"/>
+            </w:rPr>
+            <w:t xml:space="preserve"> </w:t>
+          </w:r>
+        </w:ins>
+        <m:oMath>
+          <m:r>
+            <m:t>σ</m:t>
+          </m:r>
+        </m:oMath>
+        <w:ins w:id="168" w:author="PR Preview" w:date="2026-01-01T00:00:00Z">
+          <w:r>
+            <w:rPr>
+              <w:rStyle w:val="Hyperlink"/>
+            </w:rPr>
+            <w:t xml:space="preserve">-algebra</w:t>
+          </w:r>
+        </w:ins>
+      </w:hyperlink>
+      <w:ins w:id="169" w:author="PR Preview" w:date="2026-01-01T00:00:00Z">
+        <w:r>
+          <w:t xml:space="preserve"> </w:t>
+        </w:r>
+      </w:ins>
+      <m:oMath>
+        <m:sSub>
+          <m:e>
+            <m:r>
+              <m:rPr>
+                <m:scr m:val="script"/>
+                <m:sty m:val="p"/>
+              </m:rPr>
+              <m:t>F</m:t>
+            </m:r>
+          </m:e>
+          <m:sub>
+            <m:r>
+              <m:t>1</m:t>
+            </m:r>
+          </m:sub>
+        </m:sSub>
+        <m:r>
+          <m:rPr>
+            <m:sty m:val="p"/>
+          </m:rPr>
+          <m:t>⊗</m:t>
+        </m:r>
+        <m:sSub>
+          <m:e>
+            <m:r>
+              <m:rPr>
+                <m:scr m:val="script"/>
+                <m:sty m:val="p"/>
+              </m:rPr>
+              <m:t>F</m:t>
+            </m:r>
+          </m:e>
+          <m:sub>
+            <m:r>
+              <m:t>2</m:t>
+            </m:r>
+          </m:sub>
+        </m:sSub>
+      </m:oMath>
+      <w:ins w:id="170" w:author="PR Preview" w:date="2026-01-01T00:00:00Z">
+        <w:r>
+          <w:t xml:space="preserve">.</w:t>
+        </w:r>
+      </w:ins>
+      <w:ins w:id="171" w:author="PR Preview" w:date="2026-01-01T00:00:00Z">
+        <w:r>
+          <w:t xml:space="preserve"> </w:t>
+        </w:r>
+      </w:ins>
+      <w:ins w:id="172" w:author="PR Preview" w:date="2026-01-01T00:00:00Z">
+        <w:r>
+          <w:t xml:space="preserve">If</w:t>
+        </w:r>
+      </w:ins>
+      <w:ins w:id="173" w:author="PR Preview" w:date="2026-01-01T00:00:00Z">
+        <w:r>
+          <w:t xml:space="preserve"> </w:t>
+        </w:r>
+      </w:ins>
+      <m:oMath>
+        <m:r>
+          <m:t>f</m:t>
+        </m:r>
+        <m:r>
+          <m:rPr>
+            <m:sty m:val="p"/>
+          </m:rPr>
+          <m:t>≥</m:t>
+        </m:r>
+        <m:r>
+          <m:t>0</m:t>
+        </m:r>
+      </m:oMath>
+      <w:ins w:id="174" w:author="PR Preview" w:date="2026-01-01T00:00:00Z">
+        <w:r>
+          <w:t xml:space="preserve"> </w:t>
+        </w:r>
+      </w:ins>
+      <w:hyperlink r:id="rId61">
+        <w:ins w:id="175" w:author="PR Preview" w:date="2026-01-01T00:00:00Z">
+          <w:r>
+            <w:rPr>
+              <w:rStyle w:val="Hyperlink"/>
+            </w:rPr>
+            <w:t xml:space="preserve">almost everywhere</w:t>
+          </w:r>
+        </w:ins>
+      </w:hyperlink>
+      <w:ins w:id="176" w:author="PR Preview" w:date="2026-01-01T00:00:00Z">
+        <w:r>
+          <w:t xml:space="preserve"> </w:t>
+        </w:r>
+      </w:ins>
+      <w:ins w:id="177" w:author="PR Preview" w:date="2026-01-01T00:00:00Z">
+        <w:r>
+          <w:t xml:space="preserve">with respect to the</w:t>
+        </w:r>
+      </w:ins>
+      <w:ins w:id="178" w:author="PR Preview" w:date="2026-01-01T00:00:00Z">
+        <w:r>
+          <w:t xml:space="preserve"> </w:t>
+        </w:r>
+      </w:ins>
+      <w:hyperlink r:id="rId62">
+        <w:ins w:id="179" w:author="PR Preview" w:date="2026-01-01T00:00:00Z">
+          <w:r>
+            <w:rPr>
+              <w:rStyle w:val="Hyperlink"/>
+            </w:rPr>
+            <w:t xml:space="preserve">product measure</w:t>
+          </w:r>
+        </w:ins>
+      </w:hyperlink>
+      <w:ins w:id="180" w:author="PR Preview" w:date="2026-01-01T00:00:00Z">
+        <w:r>
+          <w:t xml:space="preserve"> </w:t>
+        </w:r>
+      </w:ins>
+      <m:oMath>
+        <m:sSub>
+          <m:e>
+            <m:r>
+              <m:t>μ</m:t>
+            </m:r>
+          </m:e>
+          <m:sub>
+            <m:r>
+              <m:t>1</m:t>
+            </m:r>
+          </m:sub>
+        </m:sSub>
+        <m:r>
+          <m:rPr>
+            <m:sty m:val="p"/>
+          </m:rPr>
+          <m:t>⊗</m:t>
+        </m:r>
+        <m:sSub>
+          <m:e>
+            <m:r>
+              <m:t>μ</m:t>
+            </m:r>
+          </m:e>
+          <m:sub>
+            <m:r>
+              <m:t>2</m:t>
+            </m:r>
+          </m:sub>
+        </m:sSub>
+      </m:oMath>
+      <w:ins w:id="181" w:author="PR Preview" w:date="2026-01-01T00:00:00Z">
+        <w:r>
+          <w:t xml:space="preserve">,</w:t>
+        </w:r>
+      </w:ins>
+      <w:ins w:id="182" w:author="PR Preview" w:date="2026-01-01T00:00:00Z">
+        <w:r>
+          <w:t xml:space="preserve"> </w:t>
+        </w:r>
+      </w:ins>
+      <w:ins w:id="183" w:author="PR Preview" w:date="2026-01-01T00:00:00Z">
+        <w:r>
+          <w:t xml:space="preserve">then both iterated</w:t>
+        </w:r>
+      </w:ins>
+      <w:ins w:id="184" w:author="PR Preview" w:date="2026-01-01T00:00:00Z">
+        <w:r>
+          <w:t xml:space="preserve"> </w:t>
+        </w:r>
+      </w:ins>
+      <w:hyperlink r:id="rId63">
+        <w:ins w:id="185" w:author="PR Preview" w:date="2026-01-01T00:00:00Z">
+          <w:r>
+            <w:rPr>
+              <w:rStyle w:val="Hyperlink"/>
+            </w:rPr>
+            <w:t xml:space="preserve">integrals</w:t>
+          </w:r>
+        </w:ins>
+      </w:hyperlink>
+      <w:ins w:id="186" w:author="PR Preview" w:date="2026-01-01T00:00:00Z">
+        <w:r>
+          <w:t xml:space="preserve"> </w:t>
+        </w:r>
+      </w:ins>
+      <w:ins w:id="187" w:author="PR Preview" w:date="2026-01-01T00:00:00Z">
+        <w:r>
+          <w:t xml:space="preserve">exist (possibly equal to</w:t>
+        </w:r>
+      </w:ins>
+      <w:ins w:id="188" w:author="PR Preview" w:date="2026-01-01T00:00:00Z">
+        <w:r>
+          <w:t xml:space="preserve"> </w:t>
+        </w:r>
+      </w:ins>
+      <m:oMath>
+        <m:r>
+          <m:rPr>
+            <m:sty m:val="p"/>
+          </m:rPr>
+          <m:t>+</m:t>
+        </m:r>
+        <m:r>
+          <m:rPr>
+            <m:sty m:val="p"/>
+          </m:rPr>
+          <m:t>∞</m:t>
+        </m:r>
+      </m:oMath>
+      <w:ins w:id="189" w:author="PR Preview" w:date="2026-01-01T00:00:00Z">
+        <w:r>
+          <w:t xml:space="preserve">),</w:t>
+        </w:r>
+      </w:ins>
+      <w:ins w:id="190" w:author="PR Preview" w:date="2026-01-01T00:00:00Z">
+        <w:r>
+          <w:t xml:space="preserve"> </w:t>
+        </w:r>
+      </w:ins>
+      <w:ins w:id="191" w:author="PR Preview" w:date="2026-01-01T00:00:00Z">
+        <w:r>
+          <w:t xml:space="preserve">agree with the double integral,</w:t>
+        </w:r>
+      </w:ins>
+      <w:ins w:id="192" w:author="PR Preview" w:date="2026-01-01T00:00:00Z">
+        <w:r>
+          <w:t xml:space="preserve"> </w:t>
+        </w:r>
+      </w:ins>
+      <w:ins w:id="193" w:author="PR Preview" w:date="2026-01-01T00:00:00Z">
+        <w:r>
+          <w:t xml:space="preserve">and equal each other:</w:t>
+        </w:r>
+      </w:ins>
     </w:p>
     <w:p>
       <w:pPr>
@@ -28133,12 +29205,1290 @@
       <w:pPr>
         <w:pStyle w:val="FirstParagraph"/>
       </w:pPr>
-      <w:r>
-        <w:t xml:space="preserve">(Billingsley 1995, Theorem 18.3; Gut 2013, Theorem 9.1, p. 65; Fubini 1907; Wikipedia contributors 2024)</w:t>
-      </w:r>
+      <w:ins w:id="194" w:author="PR Preview" w:date="2026-01-01T00:00:00Z">
+        <w:r>
+          <w:t xml:space="preserve">(Billingsley 1995, Theorem 18.3; Gut 2013, Theorem 9.1, p. 65; Wikipedia contributors 2024)</w:t>
+        </w:r>
+      </w:ins>
     </w:p>
     <w:bookmarkEnd w:id="64"/>
-    <w:bookmarkStart w:id="68" w:name="rem-fubini-tonelli-probability"/>
+    <w:bookmarkStart w:id="66" w:name="thm-fubini-measure"/>
+    <w:p>
+      <w:pPr>
+        <w:pStyle w:val="BodyText"/>
+      </w:pPr>
+      <w:ins w:id="195" w:author="PR Preview" w:date="2026-01-01T00:00:00Z">
+        <w:r>
+          <w:rPr>
+            <w:b/>
+            <w:bCs/>
+          </w:rPr>
+          <w:t xml:space="preserve">Theorem 3 (Fubini’s theorem (measure-theoretic form))</w:t>
+        </w:r>
+      </w:ins>
+      <w:ins w:id="196" w:author="PR Preview" w:date="2026-01-01T00:00:00Z">
+        <w:r>
+          <w:t xml:space="preserve"> </w:t>
+        </w:r>
+      </w:ins>
+      <w:ins w:id="197" w:author="PR Preview" w:date="2026-01-01T00:00:00Z">
+        <w:r>
+          <w:t xml:space="preserve">Let</w:t>
+        </w:r>
+      </w:ins>
+      <w:ins w:id="198" w:author="PR Preview" w:date="2026-01-01T00:00:00Z">
+        <w:r>
+          <w:t xml:space="preserve"> </w:t>
+        </w:r>
+      </w:ins>
+      <m:oMath>
+        <m:r>
+          <m:rPr>
+            <m:sty m:val="p"/>
+          </m:rPr>
+          <m:t>(</m:t>
+        </m:r>
+        <m:sSub>
+          <m:e>
+            <m:r>
+              <m:rPr>
+                <m:sty m:val="p"/>
+              </m:rPr>
+              <m:t>Ω</m:t>
+            </m:r>
+          </m:e>
+          <m:sub>
+            <m:r>
+              <m:t>1</m:t>
+            </m:r>
+          </m:sub>
+        </m:sSub>
+        <m:r>
+          <m:rPr>
+            <m:sty m:val="p"/>
+          </m:rPr>
+          <m:t>,</m:t>
+        </m:r>
+        <m:sSub>
+          <m:e>
+            <m:r>
+              <m:rPr>
+                <m:scr m:val="script"/>
+                <m:sty m:val="p"/>
+              </m:rPr>
+              <m:t>F</m:t>
+            </m:r>
+          </m:e>
+          <m:sub>
+            <m:r>
+              <m:t>1</m:t>
+            </m:r>
+          </m:sub>
+        </m:sSub>
+        <m:r>
+          <m:rPr>
+            <m:sty m:val="p"/>
+          </m:rPr>
+          <m:t>,</m:t>
+        </m:r>
+        <m:sSub>
+          <m:e>
+            <m:r>
+              <m:t>μ</m:t>
+            </m:r>
+          </m:e>
+          <m:sub>
+            <m:r>
+              <m:t>1</m:t>
+            </m:r>
+          </m:sub>
+        </m:sSub>
+        <m:r>
+          <m:rPr>
+            <m:sty m:val="p"/>
+          </m:rPr>
+          <m:t>)</m:t>
+        </m:r>
+      </m:oMath>
+      <w:ins w:id="199" w:author="PR Preview" w:date="2026-01-01T00:00:00Z">
+        <w:r>
+          <w:t xml:space="preserve"> </w:t>
+        </w:r>
+      </w:ins>
+      <w:ins w:id="200" w:author="PR Preview" w:date="2026-01-01T00:00:00Z">
+        <w:r>
+          <w:t xml:space="preserve">and</w:t>
+        </w:r>
+      </w:ins>
+      <w:ins w:id="201" w:author="PR Preview" w:date="2026-01-01T00:00:00Z">
+        <w:r>
+          <w:t xml:space="preserve"> </w:t>
+        </w:r>
+      </w:ins>
+      <m:oMath>
+        <m:r>
+          <m:rPr>
+            <m:sty m:val="p"/>
+          </m:rPr>
+          <m:t>(</m:t>
+        </m:r>
+        <m:sSub>
+          <m:e>
+            <m:r>
+              <m:rPr>
+                <m:sty m:val="p"/>
+              </m:rPr>
+              <m:t>Ω</m:t>
+            </m:r>
+          </m:e>
+          <m:sub>
+            <m:r>
+              <m:t>2</m:t>
+            </m:r>
+          </m:sub>
+        </m:sSub>
+        <m:r>
+          <m:rPr>
+            <m:sty m:val="p"/>
+          </m:rPr>
+          <m:t>,</m:t>
+        </m:r>
+        <m:sSub>
+          <m:e>
+            <m:r>
+              <m:rPr>
+                <m:scr m:val="script"/>
+                <m:sty m:val="p"/>
+              </m:rPr>
+              <m:t>F</m:t>
+            </m:r>
+          </m:e>
+          <m:sub>
+            <m:r>
+              <m:t>2</m:t>
+            </m:r>
+          </m:sub>
+        </m:sSub>
+        <m:r>
+          <m:rPr>
+            <m:sty m:val="p"/>
+          </m:rPr>
+          <m:t>,</m:t>
+        </m:r>
+        <m:sSub>
+          <m:e>
+            <m:r>
+              <m:t>μ</m:t>
+            </m:r>
+          </m:e>
+          <m:sub>
+            <m:r>
+              <m:t>2</m:t>
+            </m:r>
+          </m:sub>
+        </m:sSub>
+        <m:r>
+          <m:rPr>
+            <m:sty m:val="p"/>
+          </m:rPr>
+          <m:t>)</m:t>
+        </m:r>
+      </m:oMath>
+      <w:ins w:id="202" w:author="PR Preview" w:date="2026-01-01T00:00:00Z">
+        <w:r>
+          <w:t xml:space="preserve"> </w:t>
+        </w:r>
+      </w:ins>
+      <w:ins w:id="203" w:author="PR Preview" w:date="2026-01-01T00:00:00Z">
+        <w:r>
+          <w:t xml:space="preserve">be</w:t>
+        </w:r>
+      </w:ins>
+      <w:ins w:id="204" w:author="PR Preview" w:date="2026-01-01T00:00:00Z">
+        <w:r>
+          <w:t xml:space="preserve"> </w:t>
+        </w:r>
+      </w:ins>
+      <w:hyperlink r:id="rId58">
+        <w:ins w:id="205" w:author="PR Preview" w:date="2026-01-01T00:00:00Z">
+          <w:r>
+            <w:rPr>
+              <w:rStyle w:val="Hyperlink"/>
+            </w:rPr>
+            <w:t xml:space="preserve">measure spaces</w:t>
+          </w:r>
+        </w:ins>
+      </w:hyperlink>
+      <w:ins w:id="206" w:author="PR Preview" w:date="2026-01-01T00:00:00Z">
+        <w:r>
+          <w:t xml:space="preserve"> </w:t>
+        </w:r>
+      </w:ins>
+      <w:ins w:id="207" w:author="PR Preview" w:date="2026-01-01T00:00:00Z">
+        <w:r>
+          <w:t xml:space="preserve">with</w:t>
+        </w:r>
+      </w:ins>
+      <w:ins w:id="208" w:author="PR Preview" w:date="2026-01-01T00:00:00Z">
+        <w:r>
+          <w:t xml:space="preserve"> </w:t>
+        </w:r>
+      </w:ins>
+      <w:hyperlink r:id="rId9">
+        <m:oMath>
+          <m:r>
+            <m:t>σ</m:t>
+          </m:r>
+        </m:oMath>
+        <w:ins w:id="209" w:author="PR Preview" w:date="2026-01-01T00:00:00Z">
+          <w:r>
+            <w:rPr>
+              <w:rStyle w:val="Hyperlink"/>
+            </w:rPr>
+            <w:t xml:space="preserve">-finite</w:t>
+          </w:r>
+        </w:ins>
+      </w:hyperlink>
+      <w:ins w:id="210" w:author="PR Preview" w:date="2026-01-01T00:00:00Z">
+        <w:r>
+          <w:t xml:space="preserve"> </w:t>
+        </w:r>
+      </w:ins>
+      <w:ins w:id="211" w:author="PR Preview" w:date="2026-01-01T00:00:00Z">
+        <w:r>
+          <w:t xml:space="preserve">measures,</w:t>
+        </w:r>
+      </w:ins>
+      <w:ins w:id="212" w:author="PR Preview" w:date="2026-01-01T00:00:00Z">
+        <w:r>
+          <w:t xml:space="preserve"> </w:t>
+        </w:r>
+      </w:ins>
+      <w:ins w:id="213" w:author="PR Preview" w:date="2026-01-01T00:00:00Z">
+        <w:r>
+          <w:t xml:space="preserve">and let</w:t>
+        </w:r>
+      </w:ins>
+      <w:ins w:id="214" w:author="PR Preview" w:date="2026-01-01T00:00:00Z">
+        <w:r>
+          <w:t xml:space="preserve"> </w:t>
+        </w:r>
+      </w:ins>
+      <m:oMath>
+        <m:r>
+          <m:t>f</m:t>
+        </m:r>
+        <m:r>
+          <m:rPr>
+            <m:sty m:val="p"/>
+          </m:rPr>
+          <m:t>:</m:t>
+        </m:r>
+        <m:sSub>
+          <m:e>
+            <m:r>
+              <m:rPr>
+                <m:sty m:val="p"/>
+              </m:rPr>
+              <m:t>Ω</m:t>
+            </m:r>
+          </m:e>
+          <m:sub>
+            <m:r>
+              <m:t>1</m:t>
+            </m:r>
+          </m:sub>
+        </m:sSub>
+        <m:r>
+          <m:rPr>
+            <m:sty m:val="p"/>
+          </m:rPr>
+          <m:t>×</m:t>
+        </m:r>
+        <m:sSub>
+          <m:e>
+            <m:r>
+              <m:rPr>
+                <m:sty m:val="p"/>
+              </m:rPr>
+              <m:t>Ω</m:t>
+            </m:r>
+          </m:e>
+          <m:sub>
+            <m:r>
+              <m:t>2</m:t>
+            </m:r>
+          </m:sub>
+        </m:sSub>
+        <m:r>
+          <m:rPr>
+            <m:sty m:val="p"/>
+          </m:rPr>
+          <m:t>→</m:t>
+        </m:r>
+        <m:r>
+          <m:rPr>
+            <m:scr m:val="double-struck"/>
+            <m:sty m:val="p"/>
+          </m:rPr>
+          <m:t>R</m:t>
+        </m:r>
+      </m:oMath>
+      <w:ins w:id="215" w:author="PR Preview" w:date="2026-01-01T00:00:00Z">
+        <w:r>
+          <w:t xml:space="preserve"> </w:t>
+        </w:r>
+      </w:ins>
+      <w:ins w:id="216" w:author="PR Preview" w:date="2026-01-01T00:00:00Z">
+        <w:r>
+          <w:t xml:space="preserve">be</w:t>
+        </w:r>
+      </w:ins>
+      <w:ins w:id="217" w:author="PR Preview" w:date="2026-01-01T00:00:00Z">
+        <w:r>
+          <w:t xml:space="preserve"> </w:t>
+        </w:r>
+      </w:ins>
+      <w:hyperlink r:id="rId59">
+        <w:ins w:id="218" w:author="PR Preview" w:date="2026-01-01T00:00:00Z">
+          <w:r>
+            <w:rPr>
+              <w:rStyle w:val="Hyperlink"/>
+            </w:rPr>
+            <w:t xml:space="preserve">measurable</w:t>
+          </w:r>
+        </w:ins>
+      </w:hyperlink>
+      <w:ins w:id="219" w:author="PR Preview" w:date="2026-01-01T00:00:00Z">
+        <w:r>
+          <w:t xml:space="preserve"> </w:t>
+        </w:r>
+      </w:ins>
+      <w:ins w:id="220" w:author="PR Preview" w:date="2026-01-01T00:00:00Z">
+        <w:r>
+          <w:t xml:space="preserve">with respect to the</w:t>
+        </w:r>
+      </w:ins>
+      <w:ins w:id="221" w:author="PR Preview" w:date="2026-01-01T00:00:00Z">
+        <w:r>
+          <w:t xml:space="preserve"> </w:t>
+        </w:r>
+      </w:ins>
+      <w:hyperlink r:id="rId60">
+        <w:ins w:id="222" w:author="PR Preview" w:date="2026-01-01T00:00:00Z">
+          <w:r>
+            <w:rPr>
+              <w:rStyle w:val="Hyperlink"/>
+            </w:rPr>
+            <w:t xml:space="preserve">product</w:t>
+          </w:r>
+        </w:ins>
+        <w:ins w:id="223" w:author="PR Preview" w:date="2026-01-01T00:00:00Z">
+          <w:r>
+            <w:rPr>
+              <w:rStyle w:val="Hyperlink"/>
+            </w:rPr>
+            <w:t xml:space="preserve"> </w:t>
+          </w:r>
+        </w:ins>
+        <m:oMath>
+          <m:r>
+            <m:t>σ</m:t>
+          </m:r>
+        </m:oMath>
+        <w:ins w:id="224" w:author="PR Preview" w:date="2026-01-01T00:00:00Z">
+          <w:r>
+            <w:rPr>
+              <w:rStyle w:val="Hyperlink"/>
+            </w:rPr>
+            <w:t xml:space="preserve">-algebra</w:t>
+          </w:r>
+        </w:ins>
+      </w:hyperlink>
+      <w:ins w:id="225" w:author="PR Preview" w:date="2026-01-01T00:00:00Z">
+        <w:r>
+          <w:t xml:space="preserve"> </w:t>
+        </w:r>
+      </w:ins>
+      <m:oMath>
+        <m:sSub>
+          <m:e>
+            <m:r>
+              <m:rPr>
+                <m:scr m:val="script"/>
+                <m:sty m:val="p"/>
+              </m:rPr>
+              <m:t>F</m:t>
+            </m:r>
+          </m:e>
+          <m:sub>
+            <m:r>
+              <m:t>1</m:t>
+            </m:r>
+          </m:sub>
+        </m:sSub>
+        <m:r>
+          <m:rPr>
+            <m:sty m:val="p"/>
+          </m:rPr>
+          <m:t>⊗</m:t>
+        </m:r>
+        <m:sSub>
+          <m:e>
+            <m:r>
+              <m:rPr>
+                <m:scr m:val="script"/>
+                <m:sty m:val="p"/>
+              </m:rPr>
+              <m:t>F</m:t>
+            </m:r>
+          </m:e>
+          <m:sub>
+            <m:r>
+              <m:t>2</m:t>
+            </m:r>
+          </m:sub>
+        </m:sSub>
+      </m:oMath>
+      <w:ins w:id="226" w:author="PR Preview" w:date="2026-01-01T00:00:00Z">
+        <w:r>
+          <w:t xml:space="preserve">.</w:t>
+        </w:r>
+      </w:ins>
+      <w:ins w:id="227" w:author="PR Preview" w:date="2026-01-01T00:00:00Z">
+        <w:r>
+          <w:t xml:space="preserve"> </w:t>
+        </w:r>
+      </w:ins>
+      <w:ins w:id="228" w:author="PR Preview" w:date="2026-01-01T00:00:00Z">
+        <w:r>
+          <w:t xml:space="preserve">If</w:t>
+        </w:r>
+      </w:ins>
+      <w:ins w:id="229" w:author="PR Preview" w:date="2026-01-01T00:00:00Z">
+        <w:r>
+          <w:t xml:space="preserve"> </w:t>
+        </w:r>
+      </w:ins>
+      <m:oMath>
+        <m:nary>
+          <m:naryPr>
+            <m:chr m:val="∫"/>
+            <m:limLoc m:val="subSup"/>
+            <m:subHide m:val="off"/>
+            <m:supHide m:val="on"/>
+          </m:naryPr>
+          <m:sub>
+            <m:sSub>
+              <m:e>
+                <m:r>
+                  <m:rPr>
+                    <m:sty m:val="p"/>
+                  </m:rPr>
+                  <m:t>Ω</m:t>
+                </m:r>
+              </m:e>
+              <m:sub>
+                <m:r>
+                  <m:t>1</m:t>
+                </m:r>
+              </m:sub>
+            </m:sSub>
+            <m:r>
+              <m:rPr>
+                <m:sty m:val="p"/>
+              </m:rPr>
+              <m:t>×</m:t>
+            </m:r>
+            <m:sSub>
+              <m:e>
+                <m:r>
+                  <m:rPr>
+                    <m:sty m:val="p"/>
+                  </m:rPr>
+                  <m:t>Ω</m:t>
+                </m:r>
+              </m:e>
+              <m:sub>
+                <m:r>
+                  <m:t>2</m:t>
+                </m:r>
+              </m:sub>
+            </m:sSub>
+          </m:sub>
+          <m:sup>
+            <m:r>
+              <m:t>​</m:t>
+            </m:r>
+          </m:sup>
+          <m:e>
+            <m:r>
+              <m:t>​</m:t>
+            </m:r>
+          </m:e>
+        </m:nary>
+        <m:d>
+          <m:dPr>
+            <m:begChr m:val="|"/>
+            <m:sepChr m:val=""/>
+            <m:endChr m:val="|"/>
+            <m:grow/>
+          </m:dPr>
+          <m:e>
+            <m:r>
+              <m:t>f</m:t>
+            </m:r>
+          </m:e>
+        </m:d>
+        <m:r>
+          <m:t>​</m:t>
+        </m:r>
+        <m:r>
+          <m:t> </m:t>
+        </m:r>
+        <m:r>
+          <m:t>d</m:t>
+        </m:r>
+        <m:r>
+          <m:rPr>
+            <m:sty m:val="p"/>
+          </m:rPr>
+          <m:t>(</m:t>
+        </m:r>
+        <m:sSub>
+          <m:e>
+            <m:r>
+              <m:t>μ</m:t>
+            </m:r>
+          </m:e>
+          <m:sub>
+            <m:r>
+              <m:t>1</m:t>
+            </m:r>
+          </m:sub>
+        </m:sSub>
+        <m:r>
+          <m:rPr>
+            <m:sty m:val="p"/>
+          </m:rPr>
+          <m:t>⊗</m:t>
+        </m:r>
+        <m:sSub>
+          <m:e>
+            <m:r>
+              <m:t>μ</m:t>
+            </m:r>
+          </m:e>
+          <m:sub>
+            <m:r>
+              <m:t>2</m:t>
+            </m:r>
+          </m:sub>
+        </m:sSub>
+        <m:r>
+          <m:rPr>
+            <m:sty m:val="p"/>
+          </m:rPr>
+          <m:t>)</m:t>
+        </m:r>
+        <m:r>
+          <m:rPr>
+            <m:sty m:val="p"/>
+          </m:rPr>
+          <m:t>&lt;</m:t>
+        </m:r>
+        <m:r>
+          <m:rPr>
+            <m:sty m:val="p"/>
+          </m:rPr>
+          <m:t>∞</m:t>
+        </m:r>
+      </m:oMath>
+      <w:ins w:id="230" w:author="PR Preview" w:date="2026-01-01T00:00:00Z">
+        <w:r>
+          <w:t xml:space="preserve">,</w:t>
+        </w:r>
+      </w:ins>
+      <w:ins w:id="231" w:author="PR Preview" w:date="2026-01-01T00:00:00Z">
+        <w:r>
+          <w:t xml:space="preserve"> </w:t>
+        </w:r>
+      </w:ins>
+      <w:ins w:id="232" w:author="PR Preview" w:date="2026-01-01T00:00:00Z">
+        <w:r>
+          <w:t xml:space="preserve">that is,</w:t>
+        </w:r>
+      </w:ins>
+      <w:ins w:id="233" w:author="PR Preview" w:date="2026-01-01T00:00:00Z">
+        <w:r>
+          <w:t xml:space="preserve"> </w:t>
+        </w:r>
+      </w:ins>
+      <m:oMath>
+        <m:r>
+          <m:t>f</m:t>
+        </m:r>
+      </m:oMath>
+      <w:ins w:id="234" w:author="PR Preview" w:date="2026-01-01T00:00:00Z">
+        <w:r>
+          <w:t xml:space="preserve"> </w:t>
+        </w:r>
+      </w:ins>
+      <w:ins w:id="235" w:author="PR Preview" w:date="2026-01-01T00:00:00Z">
+        <w:r>
+          <w:t xml:space="preserve">is</w:t>
+        </w:r>
+      </w:ins>
+      <w:ins w:id="236" w:author="PR Preview" w:date="2026-01-01T00:00:00Z">
+        <w:r>
+          <w:t xml:space="preserve"> </w:t>
+        </w:r>
+      </w:ins>
+      <w:hyperlink r:id="rId65">
+        <w:ins w:id="237" w:author="PR Preview" w:date="2026-01-01T00:00:00Z">
+          <w:r>
+            <w:rPr>
+              <w:rStyle w:val="Hyperlink"/>
+            </w:rPr>
+            <w:t xml:space="preserve">absolutely integrable</w:t>
+          </w:r>
+        </w:ins>
+      </w:hyperlink>
+      <w:ins w:id="238" w:author="PR Preview" w:date="2026-01-01T00:00:00Z">
+        <w:r>
+          <w:t xml:space="preserve">,</w:t>
+        </w:r>
+      </w:ins>
+      <w:ins w:id="239" w:author="PR Preview" w:date="2026-01-01T00:00:00Z">
+        <w:r>
+          <w:t xml:space="preserve"> </w:t>
+        </w:r>
+      </w:ins>
+      <w:ins w:id="240" w:author="PR Preview" w:date="2026-01-01T00:00:00Z">
+        <w:r>
+          <w:t xml:space="preserve">then both iterated</w:t>
+        </w:r>
+      </w:ins>
+      <w:ins w:id="241" w:author="PR Preview" w:date="2026-01-01T00:00:00Z">
+        <w:r>
+          <w:t xml:space="preserve"> </w:t>
+        </w:r>
+      </w:ins>
+      <w:hyperlink r:id="rId63">
+        <w:ins w:id="242" w:author="PR Preview" w:date="2026-01-01T00:00:00Z">
+          <w:r>
+            <w:rPr>
+              <w:rStyle w:val="Hyperlink"/>
+            </w:rPr>
+            <w:t xml:space="preserve">integrals</w:t>
+          </w:r>
+        </w:ins>
+      </w:hyperlink>
+      <w:ins w:id="243" w:author="PR Preview" w:date="2026-01-01T00:00:00Z">
+        <w:r>
+          <w:t xml:space="preserve"> </w:t>
+        </w:r>
+      </w:ins>
+      <w:ins w:id="244" w:author="PR Preview" w:date="2026-01-01T00:00:00Z">
+        <w:r>
+          <w:t xml:space="preserve">exist,</w:t>
+        </w:r>
+      </w:ins>
+      <w:ins w:id="245" w:author="PR Preview" w:date="2026-01-01T00:00:00Z">
+        <w:r>
+          <w:t xml:space="preserve"> </w:t>
+        </w:r>
+      </w:ins>
+      <w:ins w:id="246" w:author="PR Preview" w:date="2026-01-01T00:00:00Z">
+        <w:r>
+          <w:t xml:space="preserve">agree with the double integral,</w:t>
+        </w:r>
+      </w:ins>
+      <w:ins w:id="247" w:author="PR Preview" w:date="2026-01-01T00:00:00Z">
+        <w:r>
+          <w:t xml:space="preserve"> </w:t>
+        </w:r>
+      </w:ins>
+      <w:ins w:id="248" w:author="PR Preview" w:date="2026-01-01T00:00:00Z">
+        <w:r>
+          <w:t xml:space="preserve">and equal each other:</w:t>
+        </w:r>
+      </w:ins>
+    </w:p>
+    <w:p>
+      <w:pPr>
+        <w:pStyle w:val="BodyText"/>
+      </w:pPr>
+      <m:oMathPara>
+        <m:oMathParaPr>
+          <m:jc m:val="center"/>
+        </m:oMathParaPr>
+        <m:oMath>
+          <m:eqArr>
+            <m:e>
+              <m:nary>
+                <m:naryPr>
+                  <m:chr m:val="∫"/>
+                  <m:limLoc m:val="subSup"/>
+                  <m:subHide m:val="off"/>
+                  <m:supHide m:val="on"/>
+                </m:naryPr>
+                <m:sub>
+                  <m:sSub>
+                    <m:e>
+                      <m:r>
+                        <m:rPr>
+                          <m:sty m:val="p"/>
+                        </m:rPr>
+                        <m:t>Ω</m:t>
+                      </m:r>
+                    </m:e>
+                    <m:sub>
+                      <m:r>
+                        <m:t>1</m:t>
+                      </m:r>
+                    </m:sub>
+                  </m:sSub>
+                  <m:r>
+                    <m:rPr>
+                      <m:sty m:val="p"/>
+                    </m:rPr>
+                    <m:t>×</m:t>
+                  </m:r>
+                  <m:sSub>
+                    <m:e>
+                      <m:r>
+                        <m:rPr>
+                          <m:sty m:val="p"/>
+                        </m:rPr>
+                        <m:t>Ω</m:t>
+                      </m:r>
+                    </m:e>
+                    <m:sub>
+                      <m:r>
+                        <m:t>2</m:t>
+                      </m:r>
+                    </m:sub>
+                  </m:sSub>
+                </m:sub>
+                <m:sup>
+                  <m:r>
+                    <m:t>​</m:t>
+                  </m:r>
+                </m:sup>
+                <m:e>
+                  <m:r>
+                    <m:t>f</m:t>
+                  </m:r>
+                </m:e>
+              </m:nary>
+              <m:r>
+                <m:t> </m:t>
+              </m:r>
+              <m:r>
+                <m:t>d</m:t>
+              </m:r>
+              <m:r>
+                <m:rPr>
+                  <m:sty m:val="p"/>
+                </m:rPr>
+                <m:t>(</m:t>
+              </m:r>
+              <m:sSub>
+                <m:e>
+                  <m:r>
+                    <m:t>μ</m:t>
+                  </m:r>
+                </m:e>
+                <m:sub>
+                  <m:r>
+                    <m:t>1</m:t>
+                  </m:r>
+                </m:sub>
+              </m:sSub>
+              <m:r>
+                <m:rPr>
+                  <m:sty m:val="p"/>
+                </m:rPr>
+                <m:t>⊗</m:t>
+              </m:r>
+              <m:sSub>
+                <m:e>
+                  <m:r>
+                    <m:t>μ</m:t>
+                  </m:r>
+                </m:e>
+                <m:sub>
+                  <m:r>
+                    <m:t>2</m:t>
+                  </m:r>
+                </m:sub>
+              </m:sSub>
+              <m:r>
+                <m:rPr>
+                  <m:sty m:val="p"/>
+                </m:rPr>
+                <m:t>)</m:t>
+              </m:r>
+              <m:r>
+                <m:t>&amp;</m:t>
+              </m:r>
+              <m:r>
+                <m:rPr>
+                  <m:sty m:val="p"/>
+                </m:rPr>
+                <m:t>=</m:t>
+              </m:r>
+              <m:nary>
+                <m:naryPr>
+                  <m:chr m:val="∫"/>
+                  <m:limLoc m:val="subSup"/>
+                  <m:subHide m:val="off"/>
+                  <m:supHide m:val="on"/>
+                </m:naryPr>
+                <m:sub>
+                  <m:sSub>
+                    <m:e>
+                      <m:r>
+                        <m:rPr>
+                          <m:sty m:val="p"/>
+                        </m:rPr>
+                        <m:t>Ω</m:t>
+                      </m:r>
+                    </m:e>
+                    <m:sub>
+                      <m:r>
+                        <m:t>1</m:t>
+                      </m:r>
+                    </m:sub>
+                  </m:sSub>
+                </m:sub>
+                <m:sup>
+                  <m:r>
+                    <m:t>​</m:t>
+                  </m:r>
+                </m:sup>
+                <m:e>
+                  <m:r>
+                    <m:t>​</m:t>
+                  </m:r>
+                </m:e>
+              </m:nary>
+              <m:d>
+                <m:dPr>
+                  <m:begChr m:val="("/>
+                  <m:sepChr m:val=""/>
+                  <m:endChr m:val=")"/>
+                  <m:grow/>
+                </m:dPr>
+                <m:e>
+                  <m:nary>
+                    <m:naryPr>
+                      <m:chr m:val="∫"/>
+                      <m:limLoc m:val="subSup"/>
+                      <m:subHide m:val="off"/>
+                      <m:supHide m:val="on"/>
+                    </m:naryPr>
+                    <m:sub>
+                      <m:sSub>
+                        <m:e>
+                          <m:r>
+                            <m:rPr>
+                              <m:sty m:val="p"/>
+                            </m:rPr>
+                            <m:t>Ω</m:t>
+                          </m:r>
+                        </m:e>
+                        <m:sub>
+                          <m:r>
+                            <m:t>2</m:t>
+                          </m:r>
+                        </m:sub>
+                      </m:sSub>
+                    </m:sub>
+                    <m:sup>
+                      <m:r>
+                        <m:t>​</m:t>
+                      </m:r>
+                    </m:sup>
+                    <m:e>
+                      <m:r>
+                        <m:t>f</m:t>
+                      </m:r>
+                    </m:e>
+                  </m:nary>
+                  <m:r>
+                    <m:rPr>
+                      <m:sty m:val="p"/>
+                    </m:rPr>
+                    <m:t>(</m:t>
+                  </m:r>
+                  <m:sSub>
+                    <m:e>
+                      <m:r>
+                        <m:t>ω</m:t>
+                      </m:r>
+                    </m:e>
+                    <m:sub>
+                      <m:r>
+                        <m:t>1</m:t>
+                      </m:r>
+                    </m:sub>
+                  </m:sSub>
+                  <m:r>
+                    <m:rPr>
+                      <m:sty m:val="p"/>
+                    </m:rPr>
+                    <m:t>,</m:t>
+                  </m:r>
+                  <m:sSub>
+                    <m:e>
+                      <m:r>
+                        <m:t>ω</m:t>
+                      </m:r>
+                    </m:e>
+                    <m:sub>
+                      <m:r>
+                        <m:t>2</m:t>
+                      </m:r>
+                    </m:sub>
+                  </m:sSub>
+                  <m:r>
+                    <m:rPr>
+                      <m:sty m:val="p"/>
+                    </m:rPr>
+                    <m:t>)</m:t>
+                  </m:r>
+                  <m:r>
+                    <m:t> </m:t>
+                  </m:r>
+                  <m:r>
+                    <m:t>d</m:t>
+                  </m:r>
+                  <m:sSub>
+                    <m:e>
+                      <m:r>
+                        <m:t>μ</m:t>
+                      </m:r>
+                    </m:e>
+                    <m:sub>
+                      <m:r>
+                        <m:t>2</m:t>
+                      </m:r>
+                    </m:sub>
+                  </m:sSub>
+                  <m:r>
+                    <m:rPr>
+                      <m:sty m:val="p"/>
+                    </m:rPr>
+                    <m:t>(</m:t>
+                  </m:r>
+                  <m:sSub>
+                    <m:e>
+                      <m:r>
+                        <m:t>ω</m:t>
+                      </m:r>
+                    </m:e>
+                    <m:sub>
+                      <m:r>
+                        <m:t>2</m:t>
+                      </m:r>
+                    </m:sub>
+                  </m:sSub>
+                  <m:r>
+                    <m:rPr>
+                      <m:sty m:val="p"/>
+                    </m:rPr>
+                    <m:t>)</m:t>
+                  </m:r>
+                </m:e>
+              </m:d>
+              <m:r>
+                <m:t>​</m:t>
+              </m:r>
+              <m:r>
+                <m:t> </m:t>
+              </m:r>
+              <m:r>
+                <m:t>d</m:t>
+              </m:r>
+              <m:sSub>
+                <m:e>
+                  <m:r>
+                    <m:t>μ</m:t>
+                  </m:r>
+                </m:e>
+                <m:sub>
+                  <m:r>
+                    <m:t>1</m:t>
+                  </m:r>
+                </m:sub>
+              </m:sSub>
+              <m:r>
+                <m:rPr>
+                  <m:sty m:val="p"/>
+                </m:rPr>
+                <m:t>(</m:t>
+              </m:r>
+              <m:sSub>
+                <m:e>
+                  <m:r>
+                    <m:t>ω</m:t>
+                  </m:r>
+                </m:e>
+                <m:sub>
+                  <m:r>
+                    <m:t>1</m:t>
+                  </m:r>
+                </m:sub>
+              </m:sSub>
+              <m:r>
+                <m:rPr>
+                  <m:sty m:val="p"/>
+                </m:rPr>
+                <m:t>)</m:t>
+              </m:r>
+            </m:e>
+            <m:e>
+              <m:r>
+                <m:t>&amp;</m:t>
+              </m:r>
+              <m:r>
+                <m:rPr>
+                  <m:sty m:val="p"/>
+                </m:rPr>
+                <m:t>=</m:t>
+              </m:r>
+              <m:nary>
+                <m:naryPr>
+                  <m:chr m:val="∫"/>
+                  <m:limLoc m:val="subSup"/>
+                  <m:subHide m:val="off"/>
+                  <m:supHide m:val="on"/>
+                </m:naryPr>
+                <m:sub>
+                  <m:sSub>
+                    <m:e>
+                      <m:r>
+                        <m:rPr>
+                          <m:sty m:val="p"/>
+                        </m:rPr>
+                        <m:t>Ω</m:t>
+                      </m:r>
+                    </m:e>
+                    <m:sub>
+                      <m:r>
+                        <m:t>2</m:t>
+                      </m:r>
+                    </m:sub>
+                  </m:sSub>
+                </m:sub>
+                <m:sup>
+                  <m:r>
+                    <m:t>​</m:t>
+                  </m:r>
+                </m:sup>
+                <m:e>
+                  <m:r>
+                    <m:t>​</m:t>
+                  </m:r>
+                </m:e>
+              </m:nary>
+              <m:d>
+                <m:dPr>
+                  <m:begChr m:val="("/>
+                  <m:sepChr m:val=""/>
+                  <m:endChr m:val=")"/>
+                  <m:grow/>
+                </m:dPr>
+                <m:e>
+                  <m:nary>
+                    <m:naryPr>
+                      <m:chr m:val="∫"/>
+                      <m:limLoc m:val="subSup"/>
+                      <m:subHide m:val="off"/>
+                      <m:supHide m:val="on"/>
+                    </m:naryPr>
+                    <m:sub>
+                      <m:sSub>
+                        <m:e>
+                          <m:r>
+                            <m:rPr>
+                              <m:sty m:val="p"/>
+                            </m:rPr>
+                            <m:t>Ω</m:t>
+                          </m:r>
+                        </m:e>
+                        <m:sub>
+                          <m:r>
+                            <m:t>1</m:t>
+                          </m:r>
+                        </m:sub>
+                      </m:sSub>
+                    </m:sub>
+                    <m:sup>
+                      <m:r>
+                        <m:t>​</m:t>
+                      </m:r>
+                    </m:sup>
+                    <m:e>
+                      <m:r>
+                        <m:t>f</m:t>
+                      </m:r>
+                    </m:e>
+                  </m:nary>
+                  <m:r>
+                    <m:rPr>
+                      <m:sty m:val="p"/>
+                    </m:rPr>
+                    <m:t>(</m:t>
+                  </m:r>
+                  <m:sSub>
+                    <m:e>
+                      <m:r>
+                        <m:t>ω</m:t>
+                      </m:r>
+                    </m:e>
+                    <m:sub>
+                      <m:r>
+                        <m:t>1</m:t>
+                      </m:r>
+                    </m:sub>
+                  </m:sSub>
+                  <m:r>
+                    <m:rPr>
+                      <m:sty m:val="p"/>
+                    </m:rPr>
+                    <m:t>,</m:t>
+                  </m:r>
+                  <m:sSub>
+                    <m:e>
+                      <m:r>
+                        <m:t>ω</m:t>
+                      </m:r>
+                    </m:e>
+                    <m:sub>
+                      <m:r>
+                        <m:t>2</m:t>
+                      </m:r>
+                    </m:sub>
+                  </m:sSub>
+                  <m:r>
+                    <m:rPr>
+                      <m:sty m:val="p"/>
+                    </m:rPr>
+                    <m:t>)</m:t>
+                  </m:r>
+                  <m:r>
+                    <m:t> </m:t>
+                  </m:r>
+                  <m:r>
+                    <m:t>d</m:t>
+                  </m:r>
+                  <m:sSub>
+                    <m:e>
+                      <m:r>
+                        <m:t>μ</m:t>
+                      </m:r>
+                    </m:e>
+                    <m:sub>
+                      <m:r>
+                        <m:t>1</m:t>
+                      </m:r>
+                    </m:sub>
+                  </m:sSub>
+                  <m:r>
+                    <m:rPr>
+                      <m:sty m:val="p"/>
+                    </m:rPr>
+                    <m:t>(</m:t>
+                  </m:r>
+                  <m:sSub>
+                    <m:e>
+                      <m:r>
+                        <m:t>ω</m:t>
+                      </m:r>
+                    </m:e>
+                    <m:sub>
+                      <m:r>
+                        <m:t>1</m:t>
+                      </m:r>
+                    </m:sub>
+                  </m:sSub>
+                  <m:r>
+                    <m:rPr>
+                      <m:sty m:val="p"/>
+                    </m:rPr>
+                    <m:t>)</m:t>
+                  </m:r>
+                </m:e>
+              </m:d>
+              <m:r>
+                <m:t>​</m:t>
+              </m:r>
+              <m:r>
+                <m:t> </m:t>
+              </m:r>
+              <m:r>
+                <m:t>d</m:t>
+              </m:r>
+              <m:sSub>
+                <m:e>
+                  <m:r>
+                    <m:t>μ</m:t>
+                  </m:r>
+                </m:e>
+                <m:sub>
+                  <m:r>
+                    <m:t>2</m:t>
+                  </m:r>
+                </m:sub>
+              </m:sSub>
+              <m:r>
+                <m:rPr>
+                  <m:sty m:val="p"/>
+                </m:rPr>
+                <m:t>(</m:t>
+              </m:r>
+              <m:sSub>
+                <m:e>
+                  <m:r>
+                    <m:t>ω</m:t>
+                  </m:r>
+                </m:e>
+                <m:sub>
+                  <m:r>
+                    <m:t>2</m:t>
+                  </m:r>
+                </m:sub>
+              </m:sSub>
+              <m:r>
+                <m:rPr>
+                  <m:sty m:val="p"/>
+                </m:rPr>
+                <m:t>)</m:t>
+              </m:r>
+              <m:r>
+                <m:rPr>
+                  <m:sty m:val="p"/>
+                </m:rPr>
+                <m:t>.</m:t>
+              </m:r>
+            </m:e>
+          </m:eqArr>
+        </m:oMath>
+      </m:oMathPara>
+    </w:p>
+    <w:p>
+      <w:pPr>
+        <w:pStyle w:val="FirstParagraph"/>
+      </w:pPr>
+      <w:r>
+        <w:t xml:space="preserve">(Billingsley 1995, Theorem 18.3; Gut 2013, Theorem 9.1, p. 65; Fubini 1907; Wikipedia contributors 2024)</w:t>
+      </w:r>
+    </w:p>
+    <w:bookmarkEnd w:id="66"/>
+    <w:bookmarkStart w:id="70" w:name="rem-fubini-tonelli-probability"/>
     <w:p>
       <w:pPr>
         <w:pStyle w:val="BodyText"/>
@@ -28201,7 +30551,7 @@
       <w:r>
         <w:t xml:space="preserve"> </w:t>
       </w:r>
-      <w:hyperlink r:id="rId65">
+      <w:hyperlink r:id="rId67">
         <w:r>
           <w:rPr>
             <w:rStyle w:val="Hyperlink"/>
@@ -28327,7 +30677,7 @@
       <w:r>
         <w:t xml:space="preserve">(</w:t>
       </w:r>
-      <w:hyperlink r:id="rId66">
+      <w:hyperlink r:id="rId68">
         <w:r>
           <w:rPr>
             <w:rStyle w:val="Hyperlink"/>
@@ -28389,7 +30739,7 @@
       <w:r>
         <w:t xml:space="preserve"> </w:t>
       </w:r>
-      <w:hyperlink r:id="rId62">
+      <w:hyperlink r:id="rId65">
         <w:r>
           <w:rPr>
             <w:rStyle w:val="Hyperlink"/>
@@ -28415,7 +30765,7 @@
       <w:r>
         <w:t xml:space="preserve"> </w:t>
       </w:r>
-      <w:hyperlink r:id="rId67">
+      <w:hyperlink r:id="rId69">
         <w:r>
           <w:rPr>
             <w:rStyle w:val="Hyperlink"/>
@@ -28603,8 +30953,8 @@
         <w:t xml:space="preserve">-finiteness alone does not make the iterated integrals agree.</w:t>
       </w:r>
     </w:p>
-    <w:bookmarkEnd w:id="68"/>
-    <w:bookmarkStart w:id="70" w:name="exm-fubini-tonelli-apply"/>
+    <w:bookmarkEnd w:id="70"/>
+    <w:bookmarkStart w:id="72" w:name="exm-fubini-tonelli-apply"/>
     <w:p>
       <w:pPr>
         <w:pStyle w:val="BodyText"/>
@@ -28623,7 +30973,7 @@
         </w:rPr>
         <w:t xml:space="preserve"> </w:t>
       </w:r>
-      <w:hyperlink w:anchor="thm-fubini-tonelli">
+      <w:hyperlink w:anchor="thm-tonelli-measure">
         <w:r>
           <w:rPr>
             <w:rStyle w:val="Hyperlink"/>
@@ -28688,7 +31038,7 @@
       <w:r>
         <w:t xml:space="preserve"> </w:t>
       </w:r>
-      <w:hyperlink r:id="rId69">
+      <w:hyperlink r:id="rId71">
         <m:oMath>
           <m:r>
             <m:rPr>
@@ -28861,12 +31211,16 @@
       <w:pPr>
         <w:pStyle w:val="BodyText"/>
       </w:pPr>
-      <w:r>
-        <w:t xml:space="preserve">The probability</w:t>
-      </w:r>
-      <w:r>
-        <w:t xml:space="preserve"> </w:t>
-      </w:r>
+      <w:del w:id="249" w:author="PR Preview" w:date="2026-01-01T00:00:00Z">
+        <w:r>
+          <w:delText xml:space="preserve">The probability</w:delText>
+        </w:r>
+      </w:del>
+      <w:del w:id="250" w:author="PR Preview" w:date="2026-01-01T00:00:00Z">
+        <w:r>
+          <w:delText xml:space="preserve"> </w:delText>
+        </w:r>
+      </w:del>
       <m:oMath>
         <m:r>
           <m:t>P</m:t>
@@ -28917,29 +31271,41 @@
           <m:t>)</m:t>
         </m:r>
       </m:oMath>
-      <w:r>
-        <w:t xml:space="preserve"> </w:t>
-      </w:r>
-      <w:r>
-        <w:t xml:space="preserve">is the integral of</w:t>
-      </w:r>
-      <w:r>
-        <w:t xml:space="preserve"> </w:t>
-      </w:r>
+      <w:del w:id="251" w:author="PR Preview" w:date="2026-01-01T00:00:00Z">
+        <w:r>
+          <w:delText xml:space="preserve"> </w:delText>
+        </w:r>
+      </w:del>
+      <w:del w:id="252" w:author="PR Preview" w:date="2026-01-01T00:00:00Z">
+        <w:r>
+          <w:delText xml:space="preserve">is the integral of</w:delText>
+        </w:r>
+      </w:del>
+      <w:del w:id="253" w:author="PR Preview" w:date="2026-01-01T00:00:00Z">
+        <w:r>
+          <w:delText xml:space="preserve"> </w:delText>
+        </w:r>
+      </w:del>
       <m:oMath>
         <m:r>
           <m:t>f</m:t>
         </m:r>
       </m:oMath>
-      <w:r>
-        <w:t xml:space="preserve"> </w:t>
-      </w:r>
-      <w:r>
-        <w:t xml:space="preserve">over</w:t>
-      </w:r>
-      <w:r>
-        <w:t xml:space="preserve"> </w:t>
-      </w:r>
+      <w:del w:id="254" w:author="PR Preview" w:date="2026-01-01T00:00:00Z">
+        <w:r>
+          <w:delText xml:space="preserve"> </w:delText>
+        </w:r>
+      </w:del>
+      <w:del w:id="255" w:author="PR Preview" w:date="2026-01-01T00:00:00Z">
+        <w:r>
+          <w:delText xml:space="preserve">over</w:delText>
+        </w:r>
+      </w:del>
+      <w:del w:id="256" w:author="PR Preview" w:date="2026-01-01T00:00:00Z">
+        <w:r>
+          <w:delText xml:space="preserve"> </w:delText>
+        </w:r>
+      </w:del>
       <m:oMath>
         <m:r>
           <m:rPr>
@@ -28975,21 +31341,31 @@
           </m:sup>
         </m:sSup>
       </m:oMath>
-      <w:r>
-        <w:t xml:space="preserve"> </w:t>
-      </w:r>
-      <w:r>
-        <w:t xml:space="preserve">with respect to Lebesgue measure (ordinary length) in each coordinate.</w:t>
-      </w:r>
-      <w:r>
-        <w:t xml:space="preserve"> </w:t>
-      </w:r>
-      <w:r>
-        <w:t xml:space="preserve">Lebesgue measure on</w:t>
-      </w:r>
-      <w:r>
-        <w:t xml:space="preserve"> </w:t>
-      </w:r>
+      <w:del w:id="257" w:author="PR Preview" w:date="2026-01-01T00:00:00Z">
+        <w:r>
+          <w:delText xml:space="preserve"> </w:delText>
+        </w:r>
+      </w:del>
+      <w:del w:id="258" w:author="PR Preview" w:date="2026-01-01T00:00:00Z">
+        <w:r>
+          <w:delText xml:space="preserve">with respect to Lebesgue measure (ordinary length) in each coordinate.</w:delText>
+        </w:r>
+      </w:del>
+      <w:del w:id="259" w:author="PR Preview" w:date="2026-01-01T00:00:00Z">
+        <w:r>
+          <w:delText xml:space="preserve"> </w:delText>
+        </w:r>
+      </w:del>
+      <w:del w:id="260" w:author="PR Preview" w:date="2026-01-01T00:00:00Z">
+        <w:r>
+          <w:delText xml:space="preserve">Lebesgue measure on</w:delText>
+        </w:r>
+      </w:del>
+      <w:del w:id="261" w:author="PR Preview" w:date="2026-01-01T00:00:00Z">
+        <w:r>
+          <w:delText xml:space="preserve"> </w:delText>
+        </w:r>
+      </w:del>
       <m:oMath>
         <m:r>
           <m:rPr>
@@ -29019,32 +31395,46 @@
           <m:t>)</m:t>
         </m:r>
       </m:oMath>
-      <w:r>
-        <w:t xml:space="preserve"> </w:t>
-      </w:r>
-      <w:r>
-        <w:t xml:space="preserve">is</w:t>
-      </w:r>
-      <w:r>
-        <w:t xml:space="preserve"> </w:t>
-      </w:r>
+      <w:del w:id="262" w:author="PR Preview" w:date="2026-01-01T00:00:00Z">
+        <w:r>
+          <w:delText xml:space="preserve"> </w:delText>
+        </w:r>
+      </w:del>
+      <w:del w:id="263" w:author="PR Preview" w:date="2026-01-01T00:00:00Z">
+        <w:r>
+          <w:delText xml:space="preserve">is</w:delText>
+        </w:r>
+      </w:del>
+      <w:del w:id="264" w:author="PR Preview" w:date="2026-01-01T00:00:00Z">
+        <w:r>
+          <w:delText xml:space="preserve"> </w:delText>
+        </w:r>
+      </w:del>
       <m:oMath>
         <m:r>
           <m:t>σ</m:t>
         </m:r>
       </m:oMath>
-      <w:r>
-        <w:t xml:space="preserve">-finite,</w:t>
-      </w:r>
-      <w:r>
-        <w:t xml:space="preserve"> </w:t>
-      </w:r>
-      <w:r>
-        <w:t xml:space="preserve">because</w:t>
-      </w:r>
-      <w:r>
-        <w:t xml:space="preserve"> </w:t>
-      </w:r>
+      <w:del w:id="265" w:author="PR Preview" w:date="2026-01-01T00:00:00Z">
+        <w:r>
+          <w:delText xml:space="preserve">-finite,</w:delText>
+        </w:r>
+      </w:del>
+      <w:del w:id="266" w:author="PR Preview" w:date="2026-01-01T00:00:00Z">
+        <w:r>
+          <w:delText xml:space="preserve"> </w:delText>
+        </w:r>
+      </w:del>
+      <w:del w:id="267" w:author="PR Preview" w:date="2026-01-01T00:00:00Z">
+        <w:r>
+          <w:delText xml:space="preserve">because</w:delText>
+        </w:r>
+      </w:del>
+      <w:del w:id="268" w:author="PR Preview" w:date="2026-01-01T00:00:00Z">
+        <w:r>
+          <w:delText xml:space="preserve"> </w:delText>
+        </w:r>
+      </w:del>
       <m:oMath>
         <m:r>
           <m:rPr>
@@ -29074,15 +31464,21 @@
           <m:t>)</m:t>
         </m:r>
       </m:oMath>
-      <w:r>
-        <w:t xml:space="preserve"> </w:t>
-      </w:r>
-      <w:r>
-        <w:t xml:space="preserve">is the union of the intervals</w:t>
-      </w:r>
-      <w:r>
-        <w:t xml:space="preserve"> </w:t>
-      </w:r>
+      <w:del w:id="269" w:author="PR Preview" w:date="2026-01-01T00:00:00Z">
+        <w:r>
+          <w:delText xml:space="preserve"> </w:delText>
+        </w:r>
+      </w:del>
+      <w:del w:id="270" w:author="PR Preview" w:date="2026-01-01T00:00:00Z">
+        <w:r>
+          <w:delText xml:space="preserve">is the union of the intervals</w:delText>
+        </w:r>
+      </w:del>
+      <w:del w:id="271" w:author="PR Preview" w:date="2026-01-01T00:00:00Z">
+        <w:r>
+          <w:delText xml:space="preserve"> </w:delText>
+        </w:r>
+      </w:del>
       <m:oMath>
         <m:r>
           <m:rPr>
@@ -29109,12 +31505,16 @@
           <m:t>]</m:t>
         </m:r>
       </m:oMath>
-      <w:r>
-        <w:t xml:space="preserve">,</w:t>
-      </w:r>
-      <w:r>
-        <w:t xml:space="preserve"> </w:t>
-      </w:r>
+      <w:del w:id="272" w:author="PR Preview" w:date="2026-01-01T00:00:00Z">
+        <w:r>
+          <w:delText xml:space="preserve">,</w:delText>
+        </w:r>
+      </w:del>
+      <w:del w:id="273" w:author="PR Preview" w:date="2026-01-01T00:00:00Z">
+        <w:r>
+          <w:delText xml:space="preserve"> </w:delText>
+        </w:r>
+      </w:del>
       <m:oMath>
         <m:r>
           <m:t>n</m:t>
@@ -29133,69 +31533,101 @@
           <m:t>N</m:t>
         </m:r>
       </m:oMath>
-      <w:r>
-        <w:t xml:space="preserve">,</w:t>
-      </w:r>
-      <w:r>
-        <w:t xml:space="preserve"> </w:t>
-      </w:r>
-      <w:r>
-        <w:t xml:space="preserve">each of finite length</w:t>
-      </w:r>
-      <w:r>
-        <w:t xml:space="preserve"> </w:t>
-      </w:r>
+      <w:del w:id="274" w:author="PR Preview" w:date="2026-01-01T00:00:00Z">
+        <w:r>
+          <w:delText xml:space="preserve">,</w:delText>
+        </w:r>
+      </w:del>
+      <w:del w:id="275" w:author="PR Preview" w:date="2026-01-01T00:00:00Z">
+        <w:r>
+          <w:delText xml:space="preserve"> </w:delText>
+        </w:r>
+      </w:del>
+      <w:del w:id="276" w:author="PR Preview" w:date="2026-01-01T00:00:00Z">
+        <w:r>
+          <w:delText xml:space="preserve">each of finite length</w:delText>
+        </w:r>
+      </w:del>
+      <w:del w:id="277" w:author="PR Preview" w:date="2026-01-01T00:00:00Z">
+        <w:r>
+          <w:delText xml:space="preserve"> </w:delText>
+        </w:r>
+      </w:del>
       <m:oMath>
         <m:r>
           <m:t>n</m:t>
         </m:r>
       </m:oMath>
-      <w:r>
-        <w:t xml:space="preserve">;</w:t>
-      </w:r>
-      <w:r>
-        <w:t xml:space="preserve"> </w:t>
-      </w:r>
-      <w:r>
-        <w:t xml:space="preserve">so the</w:t>
-      </w:r>
-      <w:r>
-        <w:t xml:space="preserve"> </w:t>
-      </w:r>
+      <w:del w:id="278" w:author="PR Preview" w:date="2026-01-01T00:00:00Z">
+        <w:r>
+          <w:delText xml:space="preserve">;</w:delText>
+        </w:r>
+      </w:del>
+      <w:del w:id="279" w:author="PR Preview" w:date="2026-01-01T00:00:00Z">
+        <w:r>
+          <w:delText xml:space="preserve"> </w:delText>
+        </w:r>
+      </w:del>
+      <w:del w:id="280" w:author="PR Preview" w:date="2026-01-01T00:00:00Z">
+        <w:r>
+          <w:delText xml:space="preserve">so the</w:delText>
+        </w:r>
+      </w:del>
+      <w:del w:id="281" w:author="PR Preview" w:date="2026-01-01T00:00:00Z">
+        <w:r>
+          <w:delText xml:space="preserve"> </w:delText>
+        </w:r>
+      </w:del>
       <m:oMath>
         <m:r>
           <m:t>σ</m:t>
         </m:r>
       </m:oMath>
-      <w:r>
-        <w:t xml:space="preserve">-finiteness condition of</w:t>
-      </w:r>
-      <w:r>
-        <w:t xml:space="preserve"> </w:t>
-      </w:r>
+      <w:del w:id="282" w:author="PR Preview" w:date="2026-01-01T00:00:00Z">
+        <w:r>
+          <w:delText xml:space="preserve">-finiteness condition of</w:delText>
+        </w:r>
+      </w:del>
+      <w:del w:id="283" w:author="PR Preview" w:date="2026-01-01T00:00:00Z">
+        <w:r>
+          <w:delText xml:space="preserve"> </w:delText>
+        </w:r>
+      </w:del>
       <w:hyperlink w:anchor="thm-fubini-tonelli">
-        <w:r>
-          <w:rPr>
-            <w:rStyle w:val="Hyperlink"/>
-          </w:rPr>
-          <w:t xml:space="preserve">Theorem 2</w:t>
-        </w:r>
+        <w:del w:id="284" w:author="PR Preview" w:date="2026-01-01T00:00:00Z">
+          <w:r>
+            <w:rPr>
+              <w:rStyle w:val="Hyperlink"/>
+            </w:rPr>
+            <w:delText xml:space="preserve">Theorem 2</w:delText>
+          </w:r>
+        </w:del>
       </w:hyperlink>
-      <w:r>
-        <w:t xml:space="preserve"> </w:t>
-      </w:r>
-      <w:r>
-        <w:t xml:space="preserve">holds.</w:t>
-      </w:r>
-      <w:r>
-        <w:t xml:space="preserve"> </w:t>
-      </w:r>
-      <w:r>
-        <w:t xml:space="preserve">Since</w:t>
-      </w:r>
-      <w:r>
-        <w:t xml:space="preserve"> </w:t>
-      </w:r>
+      <w:del w:id="285" w:author="PR Preview" w:date="2026-01-01T00:00:00Z">
+        <w:r>
+          <w:delText xml:space="preserve"> </w:delText>
+        </w:r>
+      </w:del>
+      <w:del w:id="286" w:author="PR Preview" w:date="2026-01-01T00:00:00Z">
+        <w:r>
+          <w:delText xml:space="preserve">holds.</w:delText>
+        </w:r>
+      </w:del>
+      <w:del w:id="287" w:author="PR Preview" w:date="2026-01-01T00:00:00Z">
+        <w:r>
+          <w:delText xml:space="preserve"> </w:delText>
+        </w:r>
+      </w:del>
+      <w:del w:id="288" w:author="PR Preview" w:date="2026-01-01T00:00:00Z">
+        <w:r>
+          <w:delText xml:space="preserve">Since</w:delText>
+        </w:r>
+      </w:del>
+      <w:del w:id="289" w:author="PR Preview" w:date="2026-01-01T00:00:00Z">
+        <w:r>
+          <w:delText xml:space="preserve"> </w:delText>
+        </w:r>
+      </w:del>
       <m:oMath>
         <m:r>
           <m:t>f</m:t>
@@ -29279,27 +31711,553 @@
           <m:t>0</m:t>
         </m:r>
       </m:oMath>
-      <w:r>
-        <w:t xml:space="preserve">,</w:t>
-      </w:r>
-      <w:r>
-        <w:t xml:space="preserve"> </w:t>
-      </w:r>
-      <w:r>
-        <w:t xml:space="preserve">condition (a) (Tonelli’s theorem, nonnegativity) is also satisfied.</w:t>
-      </w:r>
+      <w:del w:id="290" w:author="PR Preview" w:date="2026-01-01T00:00:00Z">
+        <w:r>
+          <w:delText xml:space="preserve">,</w:delText>
+        </w:r>
+      </w:del>
+      <w:del w:id="291" w:author="PR Preview" w:date="2026-01-01T00:00:00Z">
+        <w:r>
+          <w:delText xml:space="preserve"> </w:delText>
+        </w:r>
+      </w:del>
+      <w:del w:id="292" w:author="PR Preview" w:date="2026-01-01T00:00:00Z">
+        <w:r>
+          <w:delText xml:space="preserve">condition (a) (Tonelli’s theorem, nonnegativity) is also satisfied.</w:delText>
+        </w:r>
+      </w:del>
     </w:p>
     <w:p>
       <w:pPr>
         <w:pStyle w:val="BodyText"/>
       </w:pPr>
+      <w:ins w:id="293" w:author="PR Preview" w:date="2026-01-01T00:00:00Z">
+        <w:r>
+          <w:t xml:space="preserve">The probability</w:t>
+        </w:r>
+      </w:ins>
+      <w:ins w:id="294" w:author="PR Preview" w:date="2026-01-01T00:00:00Z">
+        <w:r>
+          <w:t xml:space="preserve"> </w:t>
+        </w:r>
+      </w:ins>
+      <m:oMath>
+        <m:r>
+          <m:t>P</m:t>
+        </m:r>
+        <m:r>
+          <m:rPr>
+            <m:sty m:val="p"/>
+          </m:rPr>
+          <m:t>(</m:t>
+        </m:r>
+        <m:r>
+          <m:t>X</m:t>
+        </m:r>
+        <m:r>
+          <m:rPr>
+            <m:sty m:val="p"/>
+          </m:rPr>
+          <m:t>≤</m:t>
+        </m:r>
+        <m:r>
+          <m:t>1</m:t>
+        </m:r>
+        <m:r>
+          <m:rPr>
+            <m:sty m:val="p"/>
+          </m:rPr>
+          <m:t>,</m:t>
+        </m:r>
+        <m:r>
+          <m:t> </m:t>
+        </m:r>
+        <m:r>
+          <m:t>Y</m:t>
+        </m:r>
+        <m:r>
+          <m:rPr>
+            <m:sty m:val="p"/>
+          </m:rPr>
+          <m:t>≤</m:t>
+        </m:r>
+        <m:r>
+          <m:t>1</m:t>
+        </m:r>
+        <m:r>
+          <m:rPr>
+            <m:sty m:val="p"/>
+          </m:rPr>
+          <m:t>)</m:t>
+        </m:r>
+      </m:oMath>
+      <w:ins w:id="295" w:author="PR Preview" w:date="2026-01-01T00:00:00Z">
+        <w:r>
+          <w:t xml:space="preserve"> </w:t>
+        </w:r>
+      </w:ins>
+      <w:ins w:id="296" w:author="PR Preview" w:date="2026-01-01T00:00:00Z">
+        <w:r>
+          <w:t xml:space="preserve">is the integral of</w:t>
+        </w:r>
+      </w:ins>
+      <w:ins w:id="297" w:author="PR Preview" w:date="2026-01-01T00:00:00Z">
+        <w:r>
+          <w:t xml:space="preserve"> </w:t>
+        </w:r>
+      </w:ins>
+      <m:oMath>
+        <m:r>
+          <m:t>f</m:t>
+        </m:r>
+      </m:oMath>
+      <w:ins w:id="298" w:author="PR Preview" w:date="2026-01-01T00:00:00Z">
+        <w:r>
+          <w:t xml:space="preserve"> </w:t>
+        </w:r>
+      </w:ins>
+      <w:ins w:id="299" w:author="PR Preview" w:date="2026-01-01T00:00:00Z">
+        <w:r>
+          <w:t xml:space="preserve">over</w:t>
+        </w:r>
+      </w:ins>
+      <w:ins w:id="300" w:author="PR Preview" w:date="2026-01-01T00:00:00Z">
+        <w:r>
+          <w:t xml:space="preserve"> </w:t>
+        </w:r>
+      </w:ins>
+      <m:oMath>
+        <m:r>
+          <m:rPr>
+            <m:sty m:val="p"/>
+          </m:rPr>
+          <m:t>[</m:t>
+        </m:r>
+        <m:r>
+          <m:t>0</m:t>
+        </m:r>
+        <m:r>
+          <m:rPr>
+            <m:sty m:val="p"/>
+          </m:rPr>
+          <m:t>,</m:t>
+        </m:r>
+        <m:r>
+          <m:t>1</m:t>
+        </m:r>
+        <m:sSup>
+          <m:e>
+            <m:r>
+              <m:rPr>
+                <m:sty m:val="p"/>
+              </m:rPr>
+              <m:t>]</m:t>
+            </m:r>
+          </m:e>
+          <m:sup>
+            <m:r>
+              <m:t>2</m:t>
+            </m:r>
+          </m:sup>
+        </m:sSup>
+      </m:oMath>
+      <w:ins w:id="301" w:author="PR Preview" w:date="2026-01-01T00:00:00Z">
+        <w:r>
+          <w:t xml:space="preserve"> </w:t>
+        </w:r>
+      </w:ins>
+      <w:ins w:id="302" w:author="PR Preview" w:date="2026-01-01T00:00:00Z">
+        <w:r>
+          <w:t xml:space="preserve">with respect to Lebesgue measure (ordinary length) in each coordinate.</w:t>
+        </w:r>
+      </w:ins>
+      <w:ins w:id="303" w:author="PR Preview" w:date="2026-01-01T00:00:00Z">
+        <w:r>
+          <w:t xml:space="preserve"> </w:t>
+        </w:r>
+      </w:ins>
+      <w:ins w:id="304" w:author="PR Preview" w:date="2026-01-01T00:00:00Z">
+        <w:r>
+          <w:t xml:space="preserve">Lebesgue measure on</w:t>
+        </w:r>
+      </w:ins>
+      <w:ins w:id="305" w:author="PR Preview" w:date="2026-01-01T00:00:00Z">
+        <w:r>
+          <w:t xml:space="preserve"> </w:t>
+        </w:r>
+      </w:ins>
+      <m:oMath>
+        <m:r>
+          <m:rPr>
+            <m:sty m:val="p"/>
+          </m:rPr>
+          <m:t>[</m:t>
+        </m:r>
+        <m:r>
+          <m:t>0</m:t>
+        </m:r>
+        <m:r>
+          <m:rPr>
+            <m:sty m:val="p"/>
+          </m:rPr>
+          <m:t>,</m:t>
+        </m:r>
+        <m:r>
+          <m:rPr>
+            <m:sty m:val="p"/>
+          </m:rPr>
+          <m:t>∞</m:t>
+        </m:r>
+        <m:r>
+          <m:rPr>
+            <m:sty m:val="p"/>
+          </m:rPr>
+          <m:t>)</m:t>
+        </m:r>
+      </m:oMath>
+      <w:ins w:id="306" w:author="PR Preview" w:date="2026-01-01T00:00:00Z">
+        <w:r>
+          <w:t xml:space="preserve"> </w:t>
+        </w:r>
+      </w:ins>
+      <w:ins w:id="307" w:author="PR Preview" w:date="2026-01-01T00:00:00Z">
+        <w:r>
+          <w:t xml:space="preserve">is</w:t>
+        </w:r>
+      </w:ins>
+      <w:ins w:id="308" w:author="PR Preview" w:date="2026-01-01T00:00:00Z">
+        <w:r>
+          <w:t xml:space="preserve"> </w:t>
+        </w:r>
+      </w:ins>
+      <m:oMath>
+        <m:r>
+          <m:t>σ</m:t>
+        </m:r>
+      </m:oMath>
+      <w:ins w:id="309" w:author="PR Preview" w:date="2026-01-01T00:00:00Z">
+        <w:r>
+          <w:t xml:space="preserve">-finite,</w:t>
+        </w:r>
+      </w:ins>
+      <w:ins w:id="310" w:author="PR Preview" w:date="2026-01-01T00:00:00Z">
+        <w:r>
+          <w:t xml:space="preserve"> </w:t>
+        </w:r>
+      </w:ins>
+      <w:ins w:id="311" w:author="PR Preview" w:date="2026-01-01T00:00:00Z">
+        <w:r>
+          <w:t xml:space="preserve">because</w:t>
+        </w:r>
+      </w:ins>
+      <w:ins w:id="312" w:author="PR Preview" w:date="2026-01-01T00:00:00Z">
+        <w:r>
+          <w:t xml:space="preserve"> </w:t>
+        </w:r>
+      </w:ins>
+      <m:oMath>
+        <m:r>
+          <m:rPr>
+            <m:sty m:val="p"/>
+          </m:rPr>
+          <m:t>[</m:t>
+        </m:r>
+        <m:r>
+          <m:t>0</m:t>
+        </m:r>
+        <m:r>
+          <m:rPr>
+            <m:sty m:val="p"/>
+          </m:rPr>
+          <m:t>,</m:t>
+        </m:r>
+        <m:r>
+          <m:rPr>
+            <m:sty m:val="p"/>
+          </m:rPr>
+          <m:t>∞</m:t>
+        </m:r>
+        <m:r>
+          <m:rPr>
+            <m:sty m:val="p"/>
+          </m:rPr>
+          <m:t>)</m:t>
+        </m:r>
+      </m:oMath>
+      <w:ins w:id="313" w:author="PR Preview" w:date="2026-01-01T00:00:00Z">
+        <w:r>
+          <w:t xml:space="preserve"> </w:t>
+        </w:r>
+      </w:ins>
+      <w:ins w:id="314" w:author="PR Preview" w:date="2026-01-01T00:00:00Z">
+        <w:r>
+          <w:t xml:space="preserve">is the union of the intervals</w:t>
+        </w:r>
+      </w:ins>
+      <w:ins w:id="315" w:author="PR Preview" w:date="2026-01-01T00:00:00Z">
+        <w:r>
+          <w:t xml:space="preserve"> </w:t>
+        </w:r>
+      </w:ins>
+      <m:oMath>
+        <m:r>
+          <m:rPr>
+            <m:sty m:val="p"/>
+          </m:rPr>
+          <m:t>[</m:t>
+        </m:r>
+        <m:r>
+          <m:t>0</m:t>
+        </m:r>
+        <m:r>
+          <m:rPr>
+            <m:sty m:val="p"/>
+          </m:rPr>
+          <m:t>,</m:t>
+        </m:r>
+        <m:r>
+          <m:t>n</m:t>
+        </m:r>
+        <m:r>
+          <m:rPr>
+            <m:sty m:val="p"/>
+          </m:rPr>
+          <m:t>]</m:t>
+        </m:r>
+      </m:oMath>
+      <w:ins w:id="316" w:author="PR Preview" w:date="2026-01-01T00:00:00Z">
+        <w:r>
+          <w:t xml:space="preserve">,</w:t>
+        </w:r>
+      </w:ins>
+      <w:ins w:id="317" w:author="PR Preview" w:date="2026-01-01T00:00:00Z">
+        <w:r>
+          <w:t xml:space="preserve"> </w:t>
+        </w:r>
+      </w:ins>
+      <m:oMath>
+        <m:r>
+          <m:t>n</m:t>
+        </m:r>
+        <m:r>
+          <m:rPr>
+            <m:sty m:val="p"/>
+          </m:rPr>
+          <m:t>∈</m:t>
+        </m:r>
+        <m:r>
+          <m:rPr>
+            <m:scr m:val="double-struck"/>
+            <m:sty m:val="p"/>
+          </m:rPr>
+          <m:t>N</m:t>
+        </m:r>
+      </m:oMath>
+      <w:ins w:id="318" w:author="PR Preview" w:date="2026-01-01T00:00:00Z">
+        <w:r>
+          <w:t xml:space="preserve">,</w:t>
+        </w:r>
+      </w:ins>
+      <w:ins w:id="319" w:author="PR Preview" w:date="2026-01-01T00:00:00Z">
+        <w:r>
+          <w:t xml:space="preserve"> </w:t>
+        </w:r>
+      </w:ins>
+      <w:ins w:id="320" w:author="PR Preview" w:date="2026-01-01T00:00:00Z">
+        <w:r>
+          <w:t xml:space="preserve">each of finite length</w:t>
+        </w:r>
+      </w:ins>
+      <w:ins w:id="321" w:author="PR Preview" w:date="2026-01-01T00:00:00Z">
+        <w:r>
+          <w:t xml:space="preserve"> </w:t>
+        </w:r>
+      </w:ins>
+      <m:oMath>
+        <m:r>
+          <m:t>n</m:t>
+        </m:r>
+      </m:oMath>
+      <w:ins w:id="322" w:author="PR Preview" w:date="2026-01-01T00:00:00Z">
+        <w:r>
+          <w:t xml:space="preserve">;</w:t>
+        </w:r>
+      </w:ins>
+      <w:ins w:id="323" w:author="PR Preview" w:date="2026-01-01T00:00:00Z">
+        <w:r>
+          <w:t xml:space="preserve"> </w:t>
+        </w:r>
+      </w:ins>
+      <w:ins w:id="324" w:author="PR Preview" w:date="2026-01-01T00:00:00Z">
+        <w:r>
+          <w:t xml:space="preserve">so the</w:t>
+        </w:r>
+      </w:ins>
+      <w:ins w:id="325" w:author="PR Preview" w:date="2026-01-01T00:00:00Z">
+        <w:r>
+          <w:t xml:space="preserve"> </w:t>
+        </w:r>
+      </w:ins>
+      <m:oMath>
+        <m:r>
+          <m:t>σ</m:t>
+        </m:r>
+      </m:oMath>
+      <w:ins w:id="326" w:author="PR Preview" w:date="2026-01-01T00:00:00Z">
+        <w:r>
+          <w:t xml:space="preserve">-finiteness condition of</w:t>
+        </w:r>
+      </w:ins>
+      <w:ins w:id="327" w:author="PR Preview" w:date="2026-01-01T00:00:00Z">
+        <w:r>
+          <w:t xml:space="preserve"> </w:t>
+        </w:r>
+      </w:ins>
+      <w:hyperlink w:anchor="thm-tonelli-measure">
+        <w:ins w:id="328" w:author="PR Preview" w:date="2026-01-01T00:00:00Z">
+          <w:r>
+            <w:rPr>
+              <w:rStyle w:val="Hyperlink"/>
+            </w:rPr>
+            <w:t xml:space="preserve">Theorem 2</w:t>
+          </w:r>
+        </w:ins>
+      </w:hyperlink>
+      <w:ins w:id="329" w:author="PR Preview" w:date="2026-01-01T00:00:00Z">
+        <w:r>
+          <w:t xml:space="preserve"> </w:t>
+        </w:r>
+      </w:ins>
+      <w:ins w:id="330" w:author="PR Preview" w:date="2026-01-01T00:00:00Z">
+        <w:r>
+          <w:t xml:space="preserve">holds.</w:t>
+        </w:r>
+      </w:ins>
+      <w:ins w:id="331" w:author="PR Preview" w:date="2026-01-01T00:00:00Z">
+        <w:r>
+          <w:t xml:space="preserve"> </w:t>
+        </w:r>
+      </w:ins>
+      <w:ins w:id="332" w:author="PR Preview" w:date="2026-01-01T00:00:00Z">
+        <w:r>
+          <w:t xml:space="preserve">Since</w:t>
+        </w:r>
+      </w:ins>
+      <w:ins w:id="333" w:author="PR Preview" w:date="2026-01-01T00:00:00Z">
+        <w:r>
+          <w:t xml:space="preserve"> </w:t>
+        </w:r>
+      </w:ins>
+      <m:oMath>
+        <m:r>
+          <m:t>f</m:t>
+        </m:r>
+        <m:r>
+          <m:rPr>
+            <m:sty m:val="p"/>
+          </m:rPr>
+          <m:t>(</m:t>
+        </m:r>
+        <m:r>
+          <m:t>x</m:t>
+        </m:r>
+        <m:r>
+          <m:rPr>
+            <m:sty m:val="p"/>
+          </m:rPr>
+          <m:t>,</m:t>
+        </m:r>
+        <m:r>
+          <m:t>y</m:t>
+        </m:r>
+        <m:r>
+          <m:rPr>
+            <m:sty m:val="p"/>
+          </m:rPr>
+          <m:t>)</m:t>
+        </m:r>
+        <m:r>
+          <m:rPr>
+            <m:sty m:val="p"/>
+          </m:rPr>
+          <m:t>=</m:t>
+        </m:r>
+        <m:sSup>
+          <m:e>
+            <m:r>
+              <m:t>e</m:t>
+            </m:r>
+          </m:e>
+          <m:sup>
+            <m:r>
+              <m:rPr>
+                <m:sty m:val="p"/>
+              </m:rPr>
+              <m:t>−</m:t>
+            </m:r>
+            <m:r>
+              <m:rPr>
+                <m:sty m:val="p"/>
+              </m:rPr>
+              <m:t>(</m:t>
+            </m:r>
+            <m:r>
+              <m:t>x</m:t>
+            </m:r>
+            <m:r>
+              <m:rPr>
+                <m:sty m:val="p"/>
+              </m:rPr>
+              <m:t>+</m:t>
+            </m:r>
+            <m:r>
+              <m:t>y</m:t>
+            </m:r>
+            <m:r>
+              <m:rPr>
+                <m:sty m:val="p"/>
+              </m:rPr>
+              <m:t>)</m:t>
+            </m:r>
+          </m:sup>
+        </m:sSup>
+        <m:r>
+          <m:rPr>
+            <m:sty m:val="p"/>
+          </m:rPr>
+          <m:t>≥</m:t>
+        </m:r>
+        <m:r>
+          <m:t>0</m:t>
+        </m:r>
+      </m:oMath>
+      <w:ins w:id="334" w:author="PR Preview" w:date="2026-01-01T00:00:00Z">
+        <w:r>
+          <w:t xml:space="preserve">,</w:t>
+        </w:r>
+      </w:ins>
+      <w:ins w:id="335" w:author="PR Preview" w:date="2026-01-01T00:00:00Z">
+        <w:r>
+          <w:t xml:space="preserve"> </w:t>
+        </w:r>
+      </w:ins>
+      <w:ins w:id="336" w:author="PR Preview" w:date="2026-01-01T00:00:00Z">
+        <w:r>
+          <w:t xml:space="preserve">the nonnegativity condition is also satisfied.</w:t>
+        </w:r>
+      </w:ins>
+    </w:p>
+    <w:p>
+      <w:pPr>
+        <w:pStyle w:val="BodyText"/>
+      </w:pPr>
       <w:r>
         <w:t xml:space="preserve">By</w:t>
       </w:r>
       <w:r>
         <w:t xml:space="preserve"> </w:t>
       </w:r>
-      <w:hyperlink w:anchor="thm-fubini-tonelli">
+      <w:hyperlink w:anchor="thm-tonelli-measure">
         <w:r>
           <w:rPr>
             <w:rStyle w:val="Hyperlink"/>
@@ -31633,12 +34591,16 @@
       <w:pPr>
         <w:pStyle w:val="FirstParagraph"/>
       </w:pPr>
-      <w:r>
-        <w:t xml:space="preserve">Both iterated integrals equal</w:t>
-      </w:r>
-      <w:r>
-        <w:t xml:space="preserve"> </w:t>
-      </w:r>
+      <w:del w:id="337" w:author="PR Preview" w:date="2026-01-01T00:00:00Z">
+        <w:r>
+          <w:delText xml:space="preserve">Both iterated integrals equal</w:delText>
+        </w:r>
+      </w:del>
+      <w:del w:id="338" w:author="PR Preview" w:date="2026-01-01T00:00:00Z">
+        <w:r>
+          <w:delText xml:space="preserve"> </w:delText>
+        </w:r>
+      </w:del>
       <m:oMath>
         <m:r>
           <m:rPr>
@@ -31698,55 +34660,75 @@
           <m:t>0.400</m:t>
         </m:r>
       </m:oMath>
-      <w:r>
-        <w:t xml:space="preserve">,</w:t>
-      </w:r>
-      <w:r>
-        <w:t xml:space="preserve"> </w:t>
-      </w:r>
-      <w:r>
-        <w:t xml:space="preserve">as</w:t>
-      </w:r>
-      <w:r>
-        <w:t xml:space="preserve"> </w:t>
-      </w:r>
+      <w:del w:id="339" w:author="PR Preview" w:date="2026-01-01T00:00:00Z">
+        <w:r>
+          <w:delText xml:space="preserve">,</w:delText>
+        </w:r>
+      </w:del>
+      <w:del w:id="340" w:author="PR Preview" w:date="2026-01-01T00:00:00Z">
+        <w:r>
+          <w:delText xml:space="preserve"> </w:delText>
+        </w:r>
+      </w:del>
+      <w:del w:id="341" w:author="PR Preview" w:date="2026-01-01T00:00:00Z">
+        <w:r>
+          <w:delText xml:space="preserve">as</w:delText>
+        </w:r>
+      </w:del>
+      <w:del w:id="342" w:author="PR Preview" w:date="2026-01-01T00:00:00Z">
+        <w:r>
+          <w:delText xml:space="preserve"> </w:delText>
+        </w:r>
+      </w:del>
       <w:hyperlink w:anchor="thm-fubini-tonelli">
-        <w:r>
-          <w:rPr>
-            <w:rStyle w:val="Hyperlink"/>
-          </w:rPr>
-          <w:t xml:space="preserve">Theorem 2</w:t>
-        </w:r>
+        <w:del w:id="343" w:author="PR Preview" w:date="2026-01-01T00:00:00Z">
+          <w:r>
+            <w:rPr>
+              <w:rStyle w:val="Hyperlink"/>
+            </w:rPr>
+            <w:delText xml:space="preserve">Theorem 2</w:delText>
+          </w:r>
+        </w:del>
       </w:hyperlink>
-      <w:r>
-        <w:t xml:space="preserve"> </w:t>
-      </w:r>
-      <w:r>
-        <w:t xml:space="preserve">guarantees when condition (a) holds.</w:t>
-      </w:r>
+      <w:del w:id="344" w:author="PR Preview" w:date="2026-01-01T00:00:00Z">
+        <w:r>
+          <w:delText xml:space="preserve"> </w:delText>
+        </w:r>
+      </w:del>
+      <w:del w:id="345" w:author="PR Preview" w:date="2026-01-01T00:00:00Z">
+        <w:r>
+          <w:delText xml:space="preserve">guarantees when condition (a) holds.</w:delText>
+        </w:r>
+      </w:del>
     </w:p>
-    <w:bookmarkEnd w:id="70"/>
-    <w:bookmarkStart w:id="71" w:name="exm-fubini-fail-tonelli"/>
     <w:p>
       <w:pPr>
         <w:pStyle w:val="BodyText"/>
       </w:pPr>
-      <w:r>
-        <w:rPr>
-          <w:b/>
-          <w:bCs/>
-        </w:rPr>
-        <w:t xml:space="preserve">Example 7 (When neither Fubini–Tonelli condition is satisfied)</w:t>
-      </w:r>
-      <w:r>
-        <w:t xml:space="preserve"> </w:t>
-      </w:r>
-      <w:r>
-        <w:t xml:space="preserve">The same function</w:t>
-      </w:r>
-      <w:r>
-        <w:t xml:space="preserve"> </w:t>
-      </w:r>
+      <w:del w:id="346" w:author="PR Preview" w:date="2026-01-01T00:00:00Z">
+        <w:r>
+          <w:rPr>
+            <w:b/>
+            <w:bCs/>
+          </w:rPr>
+          <w:delText xml:space="preserve">Example 7 (When neither Fubini–Tonelli condition is satisfied)</w:delText>
+        </w:r>
+      </w:del>
+      <w:del w:id="347" w:author="PR Preview" w:date="2026-01-01T00:00:00Z">
+        <w:r>
+          <w:delText xml:space="preserve"> </w:delText>
+        </w:r>
+      </w:del>
+      <w:del w:id="348" w:author="PR Preview" w:date="2026-01-01T00:00:00Z">
+        <w:r>
+          <w:delText xml:space="preserve">The same function</w:delText>
+        </w:r>
+      </w:del>
+      <w:del w:id="349" w:author="PR Preview" w:date="2026-01-01T00:00:00Z">
+        <w:r>
+          <w:delText xml:space="preserve"> </w:delText>
+        </w:r>
+      </w:del>
       <m:oMath>
         <m:r>
           <m:t>f</m:t>
@@ -31881,85 +34863,115 @@
           </m:sup>
         </m:sSup>
       </m:oMath>
-      <w:r>
-        <w:t xml:space="preserve"> </w:t>
-      </w:r>
-      <w:r>
-        <w:t xml:space="preserve">from</w:t>
-      </w:r>
-      <w:r>
-        <w:t xml:space="preserve"> </w:t>
-      </w:r>
+      <w:del w:id="350" w:author="PR Preview" w:date="2026-01-01T00:00:00Z">
+        <w:r>
+          <w:delText xml:space="preserve"> </w:delText>
+        </w:r>
+      </w:del>
+      <w:del w:id="351" w:author="PR Preview" w:date="2026-01-01T00:00:00Z">
+        <w:r>
+          <w:delText xml:space="preserve">from</w:delText>
+        </w:r>
+      </w:del>
+      <w:del w:id="352" w:author="PR Preview" w:date="2026-01-01T00:00:00Z">
+        <w:r>
+          <w:delText xml:space="preserve"> </w:delText>
+        </w:r>
+      </w:del>
       <w:hyperlink w:anchor="exm-fubini-fail">
-        <w:r>
-          <w:rPr>
-            <w:rStyle w:val="Hyperlink"/>
-          </w:rPr>
-          <w:t xml:space="preserve">Example 4</w:t>
-        </w:r>
+        <w:del w:id="353" w:author="PR Preview" w:date="2026-01-01T00:00:00Z">
+          <w:r>
+            <w:rPr>
+              <w:rStyle w:val="Hyperlink"/>
+            </w:rPr>
+            <w:delText xml:space="preserve">Example 4</w:delText>
+          </w:r>
+        </w:del>
       </w:hyperlink>
-      <w:r>
-        <w:t xml:space="preserve"> </w:t>
-      </w:r>
-      <w:r>
-        <w:t xml:space="preserve">illustrates a case where neither condition of</w:t>
-      </w:r>
-      <w:r>
-        <w:t xml:space="preserve"> </w:t>
-      </w:r>
+      <w:del w:id="354" w:author="PR Preview" w:date="2026-01-01T00:00:00Z">
+        <w:r>
+          <w:delText xml:space="preserve"> </w:delText>
+        </w:r>
+      </w:del>
+      <w:del w:id="355" w:author="PR Preview" w:date="2026-01-01T00:00:00Z">
+        <w:r>
+          <w:delText xml:space="preserve">illustrates a case where neither condition of</w:delText>
+        </w:r>
+      </w:del>
+      <w:del w:id="356" w:author="PR Preview" w:date="2026-01-01T00:00:00Z">
+        <w:r>
+          <w:delText xml:space="preserve"> </w:delText>
+        </w:r>
+      </w:del>
       <w:hyperlink w:anchor="thm-fubini-tonelli">
-        <w:r>
-          <w:rPr>
-            <w:rStyle w:val="Hyperlink"/>
-          </w:rPr>
-          <w:t xml:space="preserve">Theorem 2</w:t>
-        </w:r>
+        <w:del w:id="357" w:author="PR Preview" w:date="2026-01-01T00:00:00Z">
+          <w:r>
+            <w:rPr>
+              <w:rStyle w:val="Hyperlink"/>
+            </w:rPr>
+            <w:delText xml:space="preserve">Theorem 2</w:delText>
+          </w:r>
+        </w:del>
       </w:hyperlink>
-      <w:r>
-        <w:t xml:space="preserve"> </w:t>
-      </w:r>
-      <w:r>
-        <w:t xml:space="preserve">is satisfied.</w:t>
-      </w:r>
+      <w:del w:id="358" w:author="PR Preview" w:date="2026-01-01T00:00:00Z">
+        <w:r>
+          <w:delText xml:space="preserve"> </w:delText>
+        </w:r>
+      </w:del>
+      <w:del w:id="359" w:author="PR Preview" w:date="2026-01-01T00:00:00Z">
+        <w:r>
+          <w:delText xml:space="preserve">is satisfied.</w:delText>
+        </w:r>
+      </w:del>
     </w:p>
     <w:p>
       <w:pPr>
         <w:pStyle w:val="BodyText"/>
       </w:pPr>
-      <w:r>
-        <w:rPr>
-          <w:b/>
-          <w:bCs/>
-        </w:rPr>
-        <w:t xml:space="preserve">Why</w:t>
-      </w:r>
-      <w:r>
-        <w:rPr>
-          <w:b/>
-          <w:bCs/>
-        </w:rPr>
-        <w:t xml:space="preserve"> </w:t>
-      </w:r>
-      <w:hyperlink w:anchor="thm-fubini-tonelli">
+      <w:del w:id="360" w:author="PR Preview" w:date="2026-01-01T00:00:00Z">
         <w:r>
           <w:rPr>
-            <w:rStyle w:val="Hyperlink"/>
             <w:b/>
             <w:bCs/>
           </w:rPr>
-          <w:t xml:space="preserve">Theorem 2</w:t>
-        </w:r>
+          <w:delText xml:space="preserve">Why</w:delText>
+        </w:r>
+      </w:del>
+      <w:del w:id="361" w:author="PR Preview" w:date="2026-01-01T00:00:00Z">
+        <w:r>
+          <w:rPr>
+            <w:b/>
+            <w:bCs/>
+          </w:rPr>
+          <w:delText xml:space="preserve"> </w:delText>
+        </w:r>
+      </w:del>
+      <w:hyperlink w:anchor="thm-fubini-tonelli">
+        <w:del w:id="362" w:author="PR Preview" w:date="2026-01-01T00:00:00Z">
+          <w:r>
+            <w:rPr>
+              <w:rStyle w:val="Hyperlink"/>
+              <w:b/>
+              <w:bCs/>
+            </w:rPr>
+            <w:delText xml:space="preserve">Theorem 2</w:delText>
+          </w:r>
+        </w:del>
       </w:hyperlink>
-      <w:r>
-        <w:rPr>
-          <w:b/>
-          <w:bCs/>
-        </w:rPr>
-        <w:t xml:space="preserve">’s conditions fail:</w:t>
-      </w:r>
-      <w:r>
-        <w:t xml:space="preserve"> </w:t>
-      </w:r>
+      <w:del w:id="363" w:author="PR Preview" w:date="2026-01-01T00:00:00Z">
+        <w:r>
+          <w:rPr>
+            <w:b/>
+            <w:bCs/>
+          </w:rPr>
+          <w:delText xml:space="preserve">’s conditions fail:</w:delText>
+        </w:r>
+      </w:del>
+      <w:del w:id="364" w:author="PR Preview" w:date="2026-01-01T00:00:00Z">
+        <w:r>
+          <w:delText xml:space="preserve"> </w:delText>
+        </w:r>
+      </w:del>
       <m:oMath>
         <m:nary>
           <m:naryPr>
@@ -32018,18 +35030,26 @@
           <m:t>∞</m:t>
         </m:r>
       </m:oMath>
-      <w:r>
-        <w:t xml:space="preserve">, which violates condition (b).</w:t>
-      </w:r>
-      <w:r>
-        <w:t xml:space="preserve"> </w:t>
-      </w:r>
-      <w:r>
-        <w:t xml:space="preserve">Switching to polar coordinates</w:t>
-      </w:r>
-      <w:r>
-        <w:t xml:space="preserve"> </w:t>
-      </w:r>
+      <w:del w:id="365" w:author="PR Preview" w:date="2026-01-01T00:00:00Z">
+        <w:r>
+          <w:delText xml:space="preserve">, which violates condition (b).</w:delText>
+        </w:r>
+      </w:del>
+      <w:del w:id="366" w:author="PR Preview" w:date="2026-01-01T00:00:00Z">
+        <w:r>
+          <w:delText xml:space="preserve"> </w:delText>
+        </w:r>
+      </w:del>
+      <w:del w:id="367" w:author="PR Preview" w:date="2026-01-01T00:00:00Z">
+        <w:r>
+          <w:delText xml:space="preserve">Switching to polar coordinates</w:delText>
+        </w:r>
+      </w:del>
+      <w:del w:id="368" w:author="PR Preview" w:date="2026-01-01T00:00:00Z">
+        <w:r>
+          <w:delText xml:space="preserve"> </w:delText>
+        </w:r>
+      </w:del>
       <m:oMath>
         <m:r>
           <m:rPr>
@@ -32056,673 +35076,409 @@
           <m:t>)</m:t>
         </m:r>
       </m:oMath>
-      <w:r>
-        <w:t xml:space="preserve"> </w:t>
-      </w:r>
-      <w:r>
-        <w:t xml:space="preserve">near the origin, the</w:t>
-      </w:r>
-      <w:r>
-        <w:t xml:space="preserve"> </w:t>
-      </w:r>
-      <w:r>
-        <w:t xml:space="preserve">integrand satisfies</w:t>
-      </w:r>
+      <w:del w:id="369" w:author="PR Preview" w:date="2026-01-01T00:00:00Z">
+        <w:r>
+          <w:delText xml:space="preserve"> </w:delText>
+        </w:r>
+      </w:del>
+      <w:del w:id="370" w:author="PR Preview" w:date="2026-01-01T00:00:00Z">
+        <w:r>
+          <w:delText xml:space="preserve">near the origin, the</w:delText>
+        </w:r>
+      </w:del>
+      <w:del w:id="371" w:author="PR Preview" w:date="2026-01-01T00:00:00Z">
+        <w:r>
+          <w:delText xml:space="preserve"> </w:delText>
+        </w:r>
+      </w:del>
+      <w:del w:id="372" w:author="PR Preview" w:date="2026-01-01T00:00:00Z">
+        <w:r>
+          <w:delText xml:space="preserve">integrand satisfies</w:delText>
+        </w:r>
+      </w:del>
+    </w:p>
+    <w:p>
+      <w:pPr>
+        <w:pStyle w:val="FirstParagraph"/>
+      </w:pPr>
+      <w:ins w:id="373" w:author="PR Preview" w:date="2026-01-01T00:00:00Z">
+        <w:r>
+          <w:t xml:space="preserve">Both iterated integrals equal</w:t>
+        </w:r>
+      </w:ins>
+      <w:ins w:id="374" w:author="PR Preview" w:date="2026-01-01T00:00:00Z">
+        <w:r>
+          <w:t xml:space="preserve"> </w:t>
+        </w:r>
+      </w:ins>
+      <m:oMath>
+        <m:r>
+          <m:rPr>
+            <m:sty m:val="p"/>
+          </m:rPr>
+          <m:t>(</m:t>
+        </m:r>
+        <m:r>
+          <m:t>1</m:t>
+        </m:r>
+        <m:r>
+          <m:rPr>
+            <m:sty m:val="p"/>
+          </m:rPr>
+          <m:t>−</m:t>
+        </m:r>
+        <m:sSup>
+          <m:e>
+            <m:r>
+              <m:t>e</m:t>
+            </m:r>
+          </m:e>
+          <m:sup>
+            <m:r>
+              <m:rPr>
+                <m:sty m:val="p"/>
+              </m:rPr>
+              <m:t>−</m:t>
+            </m:r>
+            <m:r>
+              <m:t>1</m:t>
+            </m:r>
+          </m:sup>
+        </m:sSup>
+        <m:sSup>
+          <m:e>
+            <m:r>
+              <m:rPr>
+                <m:sty m:val="p"/>
+              </m:rPr>
+              <m:t>)</m:t>
+            </m:r>
+          </m:e>
+          <m:sup>
+            <m:r>
+              <m:t>2</m:t>
+            </m:r>
+          </m:sup>
+        </m:sSup>
+        <m:r>
+          <m:rPr>
+            <m:sty m:val="p"/>
+          </m:rPr>
+          <m:t>≈</m:t>
+        </m:r>
+        <m:r>
+          <m:t>0.400</m:t>
+        </m:r>
+      </m:oMath>
+      <w:ins w:id="375" w:author="PR Preview" w:date="2026-01-01T00:00:00Z">
+        <w:r>
+          <w:t xml:space="preserve">,</w:t>
+        </w:r>
+      </w:ins>
+      <w:ins w:id="376" w:author="PR Preview" w:date="2026-01-01T00:00:00Z">
+        <w:r>
+          <w:t xml:space="preserve"> </w:t>
+        </w:r>
+      </w:ins>
+      <w:ins w:id="377" w:author="PR Preview" w:date="2026-01-01T00:00:00Z">
+        <w:r>
+          <w:t xml:space="preserve">as</w:t>
+        </w:r>
+      </w:ins>
+      <w:ins w:id="378" w:author="PR Preview" w:date="2026-01-01T00:00:00Z">
+        <w:r>
+          <w:t xml:space="preserve"> </w:t>
+        </w:r>
+      </w:ins>
+      <w:hyperlink w:anchor="thm-tonelli-measure">
+        <w:ins w:id="379" w:author="PR Preview" w:date="2026-01-01T00:00:00Z">
+          <w:r>
+            <w:rPr>
+              <w:rStyle w:val="Hyperlink"/>
+            </w:rPr>
+            <w:t xml:space="preserve">Theorem 2</w:t>
+          </w:r>
+        </w:ins>
+      </w:hyperlink>
+      <w:ins w:id="380" w:author="PR Preview" w:date="2026-01-01T00:00:00Z">
+        <w:r>
+          <w:t xml:space="preserve"> </w:t>
+        </w:r>
+      </w:ins>
+      <w:ins w:id="381" w:author="PR Preview" w:date="2026-01-01T00:00:00Z">
+        <w:r>
+          <w:t xml:space="preserve">guarantees.</w:t>
+        </w:r>
+      </w:ins>
+    </w:p>
+    <w:bookmarkEnd w:id="72"/>
+    <w:bookmarkStart w:id="73" w:name="exm-fubini-fail-tonelli"/>
+    <w:p>
+      <w:pPr>
+        <w:pStyle w:val="BodyText"/>
+      </w:pPr>
+      <w:ins w:id="382" w:author="PR Preview" w:date="2026-01-01T00:00:00Z">
+        <w:r>
+          <w:rPr>
+            <w:b/>
+            <w:bCs/>
+          </w:rPr>
+          <w:t xml:space="preserve">Example 7 (When neither Tonelli’s nor Fubini’s condition is satisfied)</w:t>
+        </w:r>
+      </w:ins>
+      <w:ins w:id="383" w:author="PR Preview" w:date="2026-01-01T00:00:00Z">
+        <w:r>
+          <w:t xml:space="preserve"> </w:t>
+        </w:r>
+      </w:ins>
+      <w:ins w:id="384" w:author="PR Preview" w:date="2026-01-01T00:00:00Z">
+        <w:r>
+          <w:t xml:space="preserve">The same function</w:t>
+        </w:r>
+      </w:ins>
+      <w:ins w:id="385" w:author="PR Preview" w:date="2026-01-01T00:00:00Z">
+        <w:r>
+          <w:t xml:space="preserve"> </w:t>
+        </w:r>
+      </w:ins>
+      <m:oMath>
+        <m:r>
+          <m:t>f</m:t>
+        </m:r>
+        <m:r>
+          <m:rPr>
+            <m:sty m:val="p"/>
+          </m:rPr>
+          <m:t>(</m:t>
+        </m:r>
+        <m:r>
+          <m:t>x</m:t>
+        </m:r>
+        <m:r>
+          <m:rPr>
+            <m:sty m:val="p"/>
+          </m:rPr>
+          <m:t>,</m:t>
+        </m:r>
+        <m:r>
+          <m:t>y</m:t>
+        </m:r>
+        <m:r>
+          <m:rPr>
+            <m:sty m:val="p"/>
+          </m:rPr>
+          <m:t>)</m:t>
+        </m:r>
+        <m:r>
+          <m:rPr>
+            <m:sty m:val="p"/>
+          </m:rPr>
+          <m:t>=</m:t>
+        </m:r>
+        <m:r>
+          <m:rPr>
+            <m:sty m:val="p"/>
+          </m:rPr>
+          <m:t>(</m:t>
+        </m:r>
+        <m:sSup>
+          <m:e>
+            <m:r>
+              <m:t>x</m:t>
+            </m:r>
+          </m:e>
+          <m:sup>
+            <m:r>
+              <m:t>2</m:t>
+            </m:r>
+          </m:sup>
+        </m:sSup>
+        <m:r>
+          <m:rPr>
+            <m:sty m:val="p"/>
+          </m:rPr>
+          <m:t>−</m:t>
+        </m:r>
+        <m:sSup>
+          <m:e>
+            <m:r>
+              <m:t>y</m:t>
+            </m:r>
+          </m:e>
+          <m:sup>
+            <m:r>
+              <m:t>2</m:t>
+            </m:r>
+          </m:sup>
+        </m:sSup>
+        <m:r>
+          <m:rPr>
+            <m:sty m:val="p"/>
+          </m:rPr>
+          <m:t>)</m:t>
+        </m:r>
+        <m:r>
+          <m:rPr>
+            <m:sty m:val="p"/>
+          </m:rPr>
+          <m:t>/</m:t>
+        </m:r>
+        <m:r>
+          <m:rPr>
+            <m:sty m:val="p"/>
+          </m:rPr>
+          <m:t>(</m:t>
+        </m:r>
+        <m:sSup>
+          <m:e>
+            <m:r>
+              <m:t>x</m:t>
+            </m:r>
+          </m:e>
+          <m:sup>
+            <m:r>
+              <m:t>2</m:t>
+            </m:r>
+          </m:sup>
+        </m:sSup>
+        <m:r>
+          <m:rPr>
+            <m:sty m:val="p"/>
+          </m:rPr>
+          <m:t>+</m:t>
+        </m:r>
+        <m:sSup>
+          <m:e>
+            <m:r>
+              <m:t>y</m:t>
+            </m:r>
+          </m:e>
+          <m:sup>
+            <m:r>
+              <m:t>2</m:t>
+            </m:r>
+          </m:sup>
+        </m:sSup>
+        <m:sSup>
+          <m:e>
+            <m:r>
+              <m:rPr>
+                <m:sty m:val="p"/>
+              </m:rPr>
+              <m:t>)</m:t>
+            </m:r>
+          </m:e>
+          <m:sup>
+            <m:r>
+              <m:t>2</m:t>
+            </m:r>
+          </m:sup>
+        </m:sSup>
+      </m:oMath>
+      <w:ins w:id="386" w:author="PR Preview" w:date="2026-01-01T00:00:00Z">
+        <w:r>
+          <w:t xml:space="preserve"> </w:t>
+        </w:r>
+      </w:ins>
+      <w:ins w:id="387" w:author="PR Preview" w:date="2026-01-01T00:00:00Z">
+        <w:r>
+          <w:t xml:space="preserve">from</w:t>
+        </w:r>
+      </w:ins>
+      <w:ins w:id="388" w:author="PR Preview" w:date="2026-01-01T00:00:00Z">
+        <w:r>
+          <w:t xml:space="preserve"> </w:t>
+        </w:r>
+      </w:ins>
+      <w:hyperlink w:anchor="exm-fubini-fail">
+        <w:ins w:id="389" w:author="PR Preview" w:date="2026-01-01T00:00:00Z">
+          <w:r>
+            <w:rPr>
+              <w:rStyle w:val="Hyperlink"/>
+            </w:rPr>
+            <w:t xml:space="preserve">Example 4</w:t>
+          </w:r>
+        </w:ins>
+      </w:hyperlink>
+      <w:ins w:id="390" w:author="PR Preview" w:date="2026-01-01T00:00:00Z">
+        <w:r>
+          <w:t xml:space="preserve"> </w:t>
+        </w:r>
+      </w:ins>
+      <w:ins w:id="391" w:author="PR Preview" w:date="2026-01-01T00:00:00Z">
+        <w:r>
+          <w:t xml:space="preserve">illustrates a case where neither the hypothesis of</w:t>
+        </w:r>
+      </w:ins>
+      <w:ins w:id="392" w:author="PR Preview" w:date="2026-01-01T00:00:00Z">
+        <w:r>
+          <w:t xml:space="preserve"> </w:t>
+        </w:r>
+      </w:ins>
+      <w:hyperlink w:anchor="thm-tonelli-measure">
+        <w:ins w:id="393" w:author="PR Preview" w:date="2026-01-01T00:00:00Z">
+          <w:r>
+            <w:rPr>
+              <w:rStyle w:val="Hyperlink"/>
+            </w:rPr>
+            <w:t xml:space="preserve">Theorem 2</w:t>
+          </w:r>
+        </w:ins>
+      </w:hyperlink>
+      <w:ins w:id="394" w:author="PR Preview" w:date="2026-01-01T00:00:00Z">
+        <w:r>
+          <w:t xml:space="preserve"> </w:t>
+        </w:r>
+      </w:ins>
+      <w:ins w:id="395" w:author="PR Preview" w:date="2026-01-01T00:00:00Z">
+        <w:r>
+          <w:t xml:space="preserve">nor that of</w:t>
+        </w:r>
+      </w:ins>
+      <w:ins w:id="396" w:author="PR Preview" w:date="2026-01-01T00:00:00Z">
+        <w:r>
+          <w:t xml:space="preserve"> </w:t>
+        </w:r>
+      </w:ins>
+      <w:hyperlink w:anchor="thm-fubini-measure">
+        <w:ins w:id="397" w:author="PR Preview" w:date="2026-01-01T00:00:00Z">
+          <w:r>
+            <w:rPr>
+              <w:rStyle w:val="Hyperlink"/>
+            </w:rPr>
+            <w:t xml:space="preserve">Theorem 3</w:t>
+          </w:r>
+        </w:ins>
+      </w:hyperlink>
+      <w:ins w:id="398" w:author="PR Preview" w:date="2026-01-01T00:00:00Z">
+        <w:r>
+          <w:t xml:space="preserve"> </w:t>
+        </w:r>
+      </w:ins>
+      <w:ins w:id="399" w:author="PR Preview" w:date="2026-01-01T00:00:00Z">
+        <w:r>
+          <w:t xml:space="preserve">is satisfied.</w:t>
+        </w:r>
+      </w:ins>
     </w:p>
     <w:p>
       <w:pPr>
         <w:pStyle w:val="BodyText"/>
       </w:pPr>
-      <m:oMathPara>
-        <m:oMathParaPr>
-          <m:jc m:val="center"/>
-        </m:oMathParaPr>
-        <m:oMath>
-          <m:eqArr>
-            <m:e>
-              <m:r>
-                <m:rPr>
-                  <m:sty m:val="p"/>
-                </m:rPr>
-                <m:t>|</m:t>
-              </m:r>
-              <m:r>
-                <m:t>f</m:t>
-              </m:r>
-              <m:r>
-                <m:rPr>
-                  <m:sty m:val="p"/>
-                </m:rPr>
-                <m:t>(</m:t>
-              </m:r>
-              <m:r>
-                <m:t>x</m:t>
-              </m:r>
-              <m:r>
-                <m:rPr>
-                  <m:sty m:val="p"/>
-                </m:rPr>
-                <m:t>,</m:t>
-              </m:r>
-              <m:r>
-                <m:t>y</m:t>
-              </m:r>
-              <m:r>
-                <m:rPr>
-                  <m:sty m:val="p"/>
-                </m:rPr>
-                <m:t>)</m:t>
-              </m:r>
-              <m:r>
-                <m:rPr>
-                  <m:sty m:val="p"/>
-                </m:rPr>
-                <m:t>|</m:t>
-              </m:r>
-              <m:r>
-                <m:t>&amp;</m:t>
-              </m:r>
-              <m:r>
-                <m:rPr>
-                  <m:sty m:val="p"/>
-                </m:rPr>
-                <m:t>=</m:t>
-              </m:r>
-              <m:r>
-                <m:t>​</m:t>
-              </m:r>
-              <m:d>
-                <m:dPr>
-                  <m:begChr m:val="|"/>
-                  <m:sepChr m:val=""/>
-                  <m:endChr m:val="|"/>
-                  <m:grow/>
-                </m:dPr>
-                <m:e>
-                  <m:sSup>
-                    <m:e>
-                      <m:r>
-                        <m:t>x</m:t>
-                      </m:r>
-                    </m:e>
-                    <m:sup>
-                      <m:r>
-                        <m:t>2</m:t>
-                      </m:r>
-                    </m:sup>
-                  </m:sSup>
-                  <m:r>
-                    <m:rPr>
-                      <m:sty m:val="p"/>
-                    </m:rPr>
-                    <m:t>−</m:t>
-                  </m:r>
-                  <m:sSup>
-                    <m:e>
-                      <m:r>
-                        <m:t>y</m:t>
-                      </m:r>
-                    </m:e>
-                    <m:sup>
-                      <m:r>
-                        <m:t>2</m:t>
-                      </m:r>
-                    </m:sup>
-                  </m:sSup>
-                </m:e>
-              </m:d>
-              <m:r>
-                <m:t>​</m:t>
-              </m:r>
-              <m:r>
-                <m:rPr>
-                  <m:sty m:val="p"/>
-                </m:rPr>
-                <m:t>/</m:t>
-              </m:r>
-              <m:r>
-                <m:rPr>
-                  <m:sty m:val="p"/>
-                </m:rPr>
-                <m:t>(</m:t>
-              </m:r>
-              <m:sSup>
-                <m:e>
-                  <m:r>
-                    <m:t>x</m:t>
-                  </m:r>
-                </m:e>
-                <m:sup>
-                  <m:r>
-                    <m:t>2</m:t>
-                  </m:r>
-                </m:sup>
-              </m:sSup>
-              <m:r>
-                <m:rPr>
-                  <m:sty m:val="p"/>
-                </m:rPr>
-                <m:t>+</m:t>
-              </m:r>
-              <m:sSup>
-                <m:e>
-                  <m:r>
-                    <m:t>y</m:t>
-                  </m:r>
-                </m:e>
-                <m:sup>
-                  <m:r>
-                    <m:t>2</m:t>
-                  </m:r>
-                </m:sup>
-              </m:sSup>
-              <m:sSup>
-                <m:e>
-                  <m:r>
-                    <m:rPr>
-                      <m:sty m:val="p"/>
-                    </m:rPr>
-                    <m:t>)</m:t>
-                  </m:r>
-                </m:e>
-                <m:sup>
-                  <m:r>
-                    <m:t>2</m:t>
-                  </m:r>
-                </m:sup>
-              </m:sSup>
-            </m:e>
-            <m:e>
-              <m:r>
-                <m:t>&amp;</m:t>
-              </m:r>
-              <m:r>
-                <m:rPr>
-                  <m:sty m:val="p"/>
-                </m:rPr>
-                <m:t>=</m:t>
-              </m:r>
-              <m:r>
-                <m:t>​</m:t>
-              </m:r>
-              <m:d>
-                <m:dPr>
-                  <m:begChr m:val="|"/>
-                  <m:sepChr m:val=""/>
-                  <m:endChr m:val="|"/>
-                  <m:grow/>
-                </m:dPr>
-                <m:e>
-                  <m:r>
-                    <m:rPr>
-                      <m:sty m:val="p"/>
-                    </m:rPr>
-                    <m:t>cos</m:t>
-                  </m:r>
-                  <m:r>
-                    <m:t>2</m:t>
-                  </m:r>
-                  <m:r>
-                    <m:t>θ</m:t>
-                  </m:r>
-                </m:e>
-              </m:d>
-              <m:r>
-                <m:t>​</m:t>
-              </m:r>
-              <m:r>
-                <m:rPr>
-                  <m:sty m:val="p"/>
-                </m:rPr>
-                <m:t>/</m:t>
-              </m:r>
-              <m:sSup>
-                <m:e>
-                  <m:r>
-                    <m:t>r</m:t>
-                  </m:r>
-                </m:e>
-                <m:sup>
-                  <m:r>
-                    <m:t>2</m:t>
-                  </m:r>
-                </m:sup>
-              </m:sSup>
-              <m:r>
-                <m:rPr>
-                  <m:sty m:val="p"/>
-                </m:rPr>
-                <m:t>,</m:t>
-              </m:r>
-            </m:e>
-          </m:eqArr>
-        </m:oMath>
-      </m:oMathPara>
-    </w:p>
-    <w:p>
-      <w:pPr>
-        <w:pStyle w:val="FirstParagraph"/>
-      </w:pPr>
-      <w:r>
-        <w:t xml:space="preserve">so</w:t>
-      </w:r>
-    </w:p>
-    <w:p>
-      <w:pPr>
-        <w:pStyle w:val="BodyText"/>
-      </w:pPr>
-      <m:oMathPara>
-        <m:oMathParaPr>
-          <m:jc m:val="center"/>
-        </m:oMathParaPr>
-        <m:oMath>
-          <m:eqArr>
-            <m:e>
-              <m:nary>
-                <m:naryPr>
-                  <m:chr m:val="∬"/>
-                  <m:limLoc m:val="subSup"/>
-                  <m:subHide m:val="off"/>
-                  <m:supHide m:val="on"/>
-                </m:naryPr>
-                <m:sub>
-                  <m:r>
-                    <m:t>R</m:t>
-                  </m:r>
-                </m:sub>
-                <m:sup>
-                  <m:r>
-                    <m:t>​</m:t>
-                  </m:r>
-                </m:sup>
-                <m:e>
-                  <m:r>
-                    <m:rPr>
-                      <m:sty m:val="p"/>
-                    </m:rPr>
-                    <m:t>|</m:t>
-                  </m:r>
-                </m:e>
-              </m:nary>
-              <m:r>
-                <m:t>f</m:t>
-              </m:r>
-              <m:r>
-                <m:rPr>
-                  <m:sty m:val="p"/>
-                </m:rPr>
-                <m:t>|</m:t>
-              </m:r>
-              <m:r>
-                <m:t> </m:t>
-              </m:r>
-              <m:r>
-                <m:t>d</m:t>
-              </m:r>
-              <m:r>
-                <m:t>A</m:t>
-              </m:r>
-              <m:r>
-                <m:t>&amp;</m:t>
-              </m:r>
-              <m:r>
-                <m:rPr>
-                  <m:sty m:val="p"/>
-                </m:rPr>
-                <m:t>≥</m:t>
-              </m:r>
-              <m:nary>
-                <m:naryPr>
-                  <m:chr m:val="∫"/>
-                  <m:limLoc m:val="subSup"/>
-                  <m:subHide m:val="off"/>
-                  <m:supHide m:val="off"/>
-                </m:naryPr>
-                <m:sub>
-                  <m:r>
-                    <m:t>0</m:t>
-                  </m:r>
-                </m:sub>
-                <m:sup>
-                  <m:r>
-                    <m:t>π</m:t>
-                  </m:r>
-                  <m:r>
-                    <m:rPr>
-                      <m:sty m:val="p"/>
-                    </m:rPr>
-                    <m:t>/</m:t>
-                  </m:r>
-                  <m:r>
-                    <m:t>2</m:t>
-                  </m:r>
-                </m:sup>
-                <m:e>
-                  <m:r>
-                    <m:t>​</m:t>
-                  </m:r>
-                </m:e>
-              </m:nary>
-              <m:nary>
-                <m:naryPr>
-                  <m:chr m:val="∫"/>
-                  <m:limLoc m:val="subSup"/>
-                  <m:subHide m:val="off"/>
-                  <m:supHide m:val="off"/>
-                </m:naryPr>
-                <m:sub>
-                  <m:r>
-                    <m:t>0</m:t>
-                  </m:r>
-                </m:sub>
-                <m:sup>
-                  <m:r>
-                    <m:t>ε</m:t>
-                  </m:r>
-                </m:sup>
-                <m:e>
-                  <m:f>
-                    <m:fPr>
-                      <m:type m:val="bar"/>
-                    </m:fPr>
-                    <m:num>
-                      <m:r>
-                        <m:t>​</m:t>
-                      </m:r>
-                      <m:d>
-                        <m:dPr>
-                          <m:begChr m:val="|"/>
-                          <m:sepChr m:val=""/>
-                          <m:endChr m:val="|"/>
-                          <m:grow/>
-                        </m:dPr>
-                        <m:e>
-                          <m:r>
-                            <m:rPr>
-                              <m:sty m:val="p"/>
-                            </m:rPr>
-                            <m:t>cos</m:t>
-                          </m:r>
-                          <m:r>
-                            <m:t>2</m:t>
-                          </m:r>
-                          <m:r>
-                            <m:t>θ</m:t>
-                          </m:r>
-                        </m:e>
-                      </m:d>
-                      <m:r>
-                        <m:t>​</m:t>
-                      </m:r>
-                    </m:num>
-                    <m:den>
-                      <m:sSup>
-                        <m:e>
-                          <m:r>
-                            <m:t>r</m:t>
-                          </m:r>
-                        </m:e>
-                        <m:sup>
-                          <m:r>
-                            <m:t>2</m:t>
-                          </m:r>
-                        </m:sup>
-                      </m:sSup>
-                    </m:den>
-                  </m:f>
-                </m:e>
-              </m:nary>
-              <m:r>
-                <m:t> </m:t>
-              </m:r>
-              <m:r>
-                <m:t>r</m:t>
-              </m:r>
-              <m:r>
-                <m:t> </m:t>
-              </m:r>
-              <m:r>
-                <m:t>d</m:t>
-              </m:r>
-              <m:r>
-                <m:t>r</m:t>
-              </m:r>
-              <m:r>
-                <m:t> </m:t>
-              </m:r>
-              <m:r>
-                <m:t>d</m:t>
-              </m:r>
-              <m:r>
-                <m:t>θ</m:t>
-              </m:r>
-            </m:e>
-            <m:e>
-              <m:r>
-                <m:t>&amp;</m:t>
-              </m:r>
-              <m:r>
-                <m:rPr>
-                  <m:sty m:val="p"/>
-                </m:rPr>
-                <m:t>=</m:t>
-              </m:r>
-              <m:r>
-                <m:t>​</m:t>
-              </m:r>
-              <m:d>
-                <m:dPr>
-                  <m:begChr m:val="("/>
-                  <m:sepChr m:val=""/>
-                  <m:endChr m:val=")"/>
-                  <m:grow/>
-                </m:dPr>
-                <m:e>
-                  <m:nary>
-                    <m:naryPr>
-                      <m:chr m:val="∫"/>
-                      <m:limLoc m:val="subSup"/>
-                      <m:subHide m:val="off"/>
-                      <m:supHide m:val="off"/>
-                    </m:naryPr>
-                    <m:sub>
-                      <m:r>
-                        <m:t>0</m:t>
-                      </m:r>
-                    </m:sub>
-                    <m:sup>
-                      <m:r>
-                        <m:t>π</m:t>
-                      </m:r>
-                      <m:r>
-                        <m:rPr>
-                          <m:sty m:val="p"/>
-                        </m:rPr>
-                        <m:t>/</m:t>
-                      </m:r>
-                      <m:r>
-                        <m:t>2</m:t>
-                      </m:r>
-                    </m:sup>
-                    <m:e>
-                      <m:r>
-                        <m:t>​</m:t>
-                      </m:r>
-                    </m:e>
-                  </m:nary>
-                  <m:d>
-                    <m:dPr>
-                      <m:begChr m:val="|"/>
-                      <m:sepChr m:val=""/>
-                      <m:endChr m:val="|"/>
-                      <m:grow/>
-                    </m:dPr>
-                    <m:e>
-                      <m:r>
-                        <m:rPr>
-                          <m:sty m:val="p"/>
-                        </m:rPr>
-                        <m:t>cos</m:t>
-                      </m:r>
-                      <m:r>
-                        <m:t>2</m:t>
-                      </m:r>
-                      <m:r>
-                        <m:t>θ</m:t>
-                      </m:r>
-                    </m:e>
-                  </m:d>
-                  <m:r>
-                    <m:t>​</m:t>
-                  </m:r>
-                  <m:r>
-                    <m:t> </m:t>
-                  </m:r>
-                  <m:r>
-                    <m:t>d</m:t>
-                  </m:r>
-                  <m:r>
-                    <m:t>θ</m:t>
-                  </m:r>
-                </m:e>
-              </m:d>
-              <m:r>
-                <m:t>​</m:t>
-              </m:r>
-              <m:nary>
-                <m:naryPr>
-                  <m:chr m:val="∫"/>
-                  <m:limLoc m:val="subSup"/>
-                  <m:subHide m:val="off"/>
-                  <m:supHide m:val="off"/>
-                </m:naryPr>
-                <m:sub>
-                  <m:r>
-                    <m:t>0</m:t>
-                  </m:r>
-                </m:sub>
-                <m:sup>
-                  <m:r>
-                    <m:t>ε</m:t>
-                  </m:r>
-                </m:sup>
-                <m:e>
-                  <m:f>
-                    <m:fPr>
-                      <m:type m:val="bar"/>
-                    </m:fPr>
-                    <m:num>
-                      <m:r>
-                        <m:t>d</m:t>
-                      </m:r>
-                      <m:r>
-                        <m:t>r</m:t>
-                      </m:r>
-                    </m:num>
-                    <m:den>
-                      <m:r>
-                        <m:t>r</m:t>
-                      </m:r>
-                    </m:den>
-                  </m:f>
-                </m:e>
-              </m:nary>
-            </m:e>
-            <m:e>
-              <m:r>
-                <m:t>&amp;</m:t>
-              </m:r>
-              <m:r>
-                <m:rPr>
-                  <m:sty m:val="p"/>
-                </m:rPr>
-                <m:t>=</m:t>
-              </m:r>
-              <m:r>
-                <m:rPr>
-                  <m:sty m:val="p"/>
-                </m:rPr>
-                <m:t>+</m:t>
-              </m:r>
-              <m:r>
-                <m:rPr>
-                  <m:sty m:val="p"/>
-                </m:rPr>
-                <m:t>∞</m:t>
-              </m:r>
-              <m:r>
-                <m:rPr>
-                  <m:sty m:val="p"/>
-                </m:rPr>
-                <m:t>,</m:t>
-              </m:r>
-            </m:e>
-          </m:eqArr>
-        </m:oMath>
-      </m:oMathPara>
-    </w:p>
-    <w:p>
-      <w:pPr>
-        <w:pStyle w:val="FirstParagraph"/>
-      </w:pPr>
-      <w:r>
-        <w:t xml:space="preserve">since</w:t>
-      </w:r>
-      <w:r>
-        <w:t xml:space="preserve"> </w:t>
-      </w:r>
-      <m:oMath>
-        <m:nary>
-          <m:naryPr>
-            <m:chr m:val="∫"/>
-            <m:limLoc m:val="subSup"/>
-            <m:subHide m:val="off"/>
-            <m:supHide m:val="off"/>
-          </m:naryPr>
-          <m:sub>
-            <m:r>
-              <m:t>0</m:t>
-            </m:r>
-          </m:sub>
-          <m:sup>
-            <m:r>
-              <m:t>ε</m:t>
-            </m:r>
-          </m:sup>
-          <m:e>
-            <m:r>
-              <m:t>d</m:t>
-            </m:r>
-          </m:e>
-        </m:nary>
-        <m:r>
-          <m:t>r</m:t>
-        </m:r>
-        <m:r>
-          <m:rPr>
-            <m:sty m:val="p"/>
-          </m:rPr>
-          <m:t>/</m:t>
-        </m:r>
-        <m:r>
-          <m:t>r</m:t>
-        </m:r>
-      </m:oMath>
-      <w:r>
-        <w:t xml:space="preserve"> </w:t>
-      </w:r>
-      <w:r>
-        <w:t xml:space="preserve">diverges.</w:t>
-      </w:r>
-      <w:r>
-        <w:t xml:space="preserve"> </w:t>
-      </w:r>
-      <w:r>
-        <w:t xml:space="preserve">Therefore</w:t>
-      </w:r>
-      <w:r>
-        <w:t xml:space="preserve"> </w:t>
-      </w:r>
+      <w:ins w:id="400" w:author="PR Preview" w:date="2026-01-01T00:00:00Z">
+        <w:r>
+          <w:rPr>
+            <w:b/>
+            <w:bCs/>
+          </w:rPr>
+          <w:t xml:space="preserve">Why the hypotheses fail:</w:t>
+        </w:r>
+      </w:ins>
+      <w:ins w:id="401" w:author="PR Preview" w:date="2026-01-01T00:00:00Z">
+        <w:r>
+          <w:t xml:space="preserve"> </w:t>
+        </w:r>
+      </w:ins>
       <m:oMath>
         <m:nary>
           <m:naryPr>
@@ -32781,113 +35537,1271 @@
           <m:t>∞</m:t>
         </m:r>
       </m:oMath>
-      <w:r>
-        <w:t xml:space="preserve">,</w:t>
-      </w:r>
-      <w:r>
-        <w:t xml:space="preserve"> </w:t>
-      </w:r>
-      <w:r>
-        <w:t xml:space="preserve">and condition (b) of</w:t>
-      </w:r>
-      <w:r>
-        <w:t xml:space="preserve"> </w:t>
-      </w:r>
-      <w:hyperlink w:anchor="thm-fubini-tonelli">
-        <w:r>
-          <w:rPr>
-            <w:rStyle w:val="Hyperlink"/>
-          </w:rPr>
-          <w:t xml:space="preserve">Theorem 2</w:t>
-        </w:r>
+      <w:ins w:id="402" w:author="PR Preview" w:date="2026-01-01T00:00:00Z">
+        <w:r>
+          <w:t xml:space="preserve">, which violates the absolute-integrability</w:t>
+        </w:r>
+      </w:ins>
+      <w:ins w:id="403" w:author="PR Preview" w:date="2026-01-01T00:00:00Z">
+        <w:r>
+          <w:t xml:space="preserve"> </w:t>
+        </w:r>
+      </w:ins>
+      <w:ins w:id="404" w:author="PR Preview" w:date="2026-01-01T00:00:00Z">
+        <w:r>
+          <w:t xml:space="preserve">hypothesis of</w:t>
+        </w:r>
+      </w:ins>
+      <w:ins w:id="405" w:author="PR Preview" w:date="2026-01-01T00:00:00Z">
+        <w:r>
+          <w:t xml:space="preserve"> </w:t>
+        </w:r>
+      </w:ins>
+      <w:hyperlink w:anchor="thm-fubini-measure">
+        <w:ins w:id="406" w:author="PR Preview" w:date="2026-01-01T00:00:00Z">
+          <w:r>
+            <w:rPr>
+              <w:rStyle w:val="Hyperlink"/>
+            </w:rPr>
+            <w:t xml:space="preserve">Theorem 3</w:t>
+          </w:r>
+        </w:ins>
       </w:hyperlink>
-      <w:r>
-        <w:t xml:space="preserve"> </w:t>
-      </w:r>
-      <w:r>
-        <w:t xml:space="preserve">is not satisfied.</w:t>
-      </w:r>
-      <w:r>
-        <w:t xml:space="preserve"> </w:t>
-      </w:r>
-      <w:r>
-        <w:t xml:space="preserve">(Condition (a) also fails:</w:t>
-      </w:r>
-      <w:r>
-        <w:t xml:space="preserve"> </w:t>
-      </w:r>
+      <w:ins w:id="407" w:author="PR Preview" w:date="2026-01-01T00:00:00Z">
+        <w:r>
+          <w:t xml:space="preserve">.</w:t>
+        </w:r>
+      </w:ins>
+      <w:ins w:id="408" w:author="PR Preview" w:date="2026-01-01T00:00:00Z">
+        <w:r>
+          <w:t xml:space="preserve"> </w:t>
+        </w:r>
+      </w:ins>
+      <w:ins w:id="409" w:author="PR Preview" w:date="2026-01-01T00:00:00Z">
+        <w:r>
+          <w:t xml:space="preserve">Switching to polar coordinates</w:t>
+        </w:r>
+      </w:ins>
+      <w:ins w:id="410" w:author="PR Preview" w:date="2026-01-01T00:00:00Z">
+        <w:r>
+          <w:t xml:space="preserve"> </w:t>
+        </w:r>
+      </w:ins>
       <m:oMath>
         <m:r>
-          <m:t>f</m:t>
+          <m:rPr>
+            <m:sty m:val="p"/>
+          </m:rPr>
+          <m:t>(</m:t>
+        </m:r>
+        <m:r>
+          <m:t>r</m:t>
+        </m:r>
+        <m:r>
+          <m:rPr>
+            <m:sty m:val="p"/>
+          </m:rPr>
+          <m:t>,</m:t>
+        </m:r>
+        <m:r>
+          <m:t>θ</m:t>
+        </m:r>
+        <m:r>
+          <m:rPr>
+            <m:sty m:val="p"/>
+          </m:rPr>
+          <m:t>)</m:t>
         </m:r>
       </m:oMath>
-      <w:r>
-        <w:t xml:space="preserve"> </w:t>
-      </w:r>
-      <w:r>
-        <w:t xml:space="preserve">takes both positive and negative values,</w:t>
-      </w:r>
-      <w:r>
-        <w:t xml:space="preserve"> </w:t>
-      </w:r>
-      <w:r>
-        <w:t xml:space="preserve">so it is not nonnegative a.e.)</w:t>
-      </w:r>
-      <w:r>
-        <w:t xml:space="preserve"> </w:t>
-      </w:r>
-      <w:r>
-        <w:t xml:space="preserve">The unequal iterated integrals from</w:t>
-      </w:r>
-      <w:r>
-        <w:t xml:space="preserve"> </w:t>
-      </w:r>
-      <w:hyperlink w:anchor="exm-fubini-fail">
-        <w:r>
-          <w:rPr>
-            <w:rStyle w:val="Hyperlink"/>
-          </w:rPr>
-          <w:t xml:space="preserve">Example 4</w:t>
-        </w:r>
-      </w:hyperlink>
-      <w:r>
-        <w:t xml:space="preserve"> </w:t>
-      </w:r>
-      <w:r>
-        <w:t xml:space="preserve">are thus consistent</w:t>
-      </w:r>
-      <w:r>
-        <w:t xml:space="preserve"> </w:t>
-      </w:r>
-      <w:r>
-        <w:t xml:space="preserve">with</w:t>
-      </w:r>
-      <w:r>
-        <w:t xml:space="preserve"> </w:t>
-      </w:r>
-      <w:hyperlink w:anchor="thm-fubini-tonelli">
-        <w:r>
-          <w:rPr>
-            <w:rStyle w:val="Hyperlink"/>
-          </w:rPr>
-          <w:t xml:space="preserve">Theorem 2</w:t>
-        </w:r>
-      </w:hyperlink>
-      <w:r>
-        <w:t xml:space="preserve">: the theorem simply does not apply.</w:t>
-      </w:r>
+      <w:ins w:id="411" w:author="PR Preview" w:date="2026-01-01T00:00:00Z">
+        <w:r>
+          <w:t xml:space="preserve"> </w:t>
+        </w:r>
+      </w:ins>
+      <w:ins w:id="412" w:author="PR Preview" w:date="2026-01-01T00:00:00Z">
+        <w:r>
+          <w:t xml:space="preserve">near the origin, the</w:t>
+        </w:r>
+      </w:ins>
+      <w:ins w:id="413" w:author="PR Preview" w:date="2026-01-01T00:00:00Z">
+        <w:r>
+          <w:t xml:space="preserve"> </w:t>
+        </w:r>
+      </w:ins>
+      <w:ins w:id="414" w:author="PR Preview" w:date="2026-01-01T00:00:00Z">
+        <w:r>
+          <w:t xml:space="preserve">integrand satisfies</w:t>
+        </w:r>
+      </w:ins>
     </w:p>
     <w:p>
       <w:pPr>
         <w:pStyle w:val="BodyText"/>
       </w:pPr>
+      <m:oMathPara>
+        <m:oMathParaPr>
+          <m:jc m:val="center"/>
+        </m:oMathParaPr>
+        <m:oMath>
+          <m:eqArr>
+            <m:e>
+              <m:r>
+                <m:rPr>
+                  <m:sty m:val="p"/>
+                </m:rPr>
+                <m:t>|</m:t>
+              </m:r>
+              <m:r>
+                <m:t>f</m:t>
+              </m:r>
+              <m:r>
+                <m:rPr>
+                  <m:sty m:val="p"/>
+                </m:rPr>
+                <m:t>(</m:t>
+              </m:r>
+              <m:r>
+                <m:t>x</m:t>
+              </m:r>
+              <m:r>
+                <m:rPr>
+                  <m:sty m:val="p"/>
+                </m:rPr>
+                <m:t>,</m:t>
+              </m:r>
+              <m:r>
+                <m:t>y</m:t>
+              </m:r>
+              <m:r>
+                <m:rPr>
+                  <m:sty m:val="p"/>
+                </m:rPr>
+                <m:t>)</m:t>
+              </m:r>
+              <m:r>
+                <m:rPr>
+                  <m:sty m:val="p"/>
+                </m:rPr>
+                <m:t>|</m:t>
+              </m:r>
+              <m:r>
+                <m:t>&amp;</m:t>
+              </m:r>
+              <m:r>
+                <m:rPr>
+                  <m:sty m:val="p"/>
+                </m:rPr>
+                <m:t>=</m:t>
+              </m:r>
+              <m:r>
+                <m:t>​</m:t>
+              </m:r>
+              <m:d>
+                <m:dPr>
+                  <m:begChr m:val="|"/>
+                  <m:sepChr m:val=""/>
+                  <m:endChr m:val="|"/>
+                  <m:grow/>
+                </m:dPr>
+                <m:e>
+                  <m:sSup>
+                    <m:e>
+                      <m:r>
+                        <m:t>x</m:t>
+                      </m:r>
+                    </m:e>
+                    <m:sup>
+                      <m:r>
+                        <m:t>2</m:t>
+                      </m:r>
+                    </m:sup>
+                  </m:sSup>
+                  <m:r>
+                    <m:rPr>
+                      <m:sty m:val="p"/>
+                    </m:rPr>
+                    <m:t>−</m:t>
+                  </m:r>
+                  <m:sSup>
+                    <m:e>
+                      <m:r>
+                        <m:t>y</m:t>
+                      </m:r>
+                    </m:e>
+                    <m:sup>
+                      <m:r>
+                        <m:t>2</m:t>
+                      </m:r>
+                    </m:sup>
+                  </m:sSup>
+                </m:e>
+              </m:d>
+              <m:r>
+                <m:t>​</m:t>
+              </m:r>
+              <m:r>
+                <m:rPr>
+                  <m:sty m:val="p"/>
+                </m:rPr>
+                <m:t>/</m:t>
+              </m:r>
+              <m:r>
+                <m:rPr>
+                  <m:sty m:val="p"/>
+                </m:rPr>
+                <m:t>(</m:t>
+              </m:r>
+              <m:sSup>
+                <m:e>
+                  <m:r>
+                    <m:t>x</m:t>
+                  </m:r>
+                </m:e>
+                <m:sup>
+                  <m:r>
+                    <m:t>2</m:t>
+                  </m:r>
+                </m:sup>
+              </m:sSup>
+              <m:r>
+                <m:rPr>
+                  <m:sty m:val="p"/>
+                </m:rPr>
+                <m:t>+</m:t>
+              </m:r>
+              <m:sSup>
+                <m:e>
+                  <m:r>
+                    <m:t>y</m:t>
+                  </m:r>
+                </m:e>
+                <m:sup>
+                  <m:r>
+                    <m:t>2</m:t>
+                  </m:r>
+                </m:sup>
+              </m:sSup>
+              <m:sSup>
+                <m:e>
+                  <m:r>
+                    <m:rPr>
+                      <m:sty m:val="p"/>
+                    </m:rPr>
+                    <m:t>)</m:t>
+                  </m:r>
+                </m:e>
+                <m:sup>
+                  <m:r>
+                    <m:t>2</m:t>
+                  </m:r>
+                </m:sup>
+              </m:sSup>
+            </m:e>
+            <m:e>
+              <m:r>
+                <m:t>&amp;</m:t>
+              </m:r>
+              <m:r>
+                <m:rPr>
+                  <m:sty m:val="p"/>
+                </m:rPr>
+                <m:t>=</m:t>
+              </m:r>
+              <m:r>
+                <m:t>​</m:t>
+              </m:r>
+              <m:d>
+                <m:dPr>
+                  <m:begChr m:val="|"/>
+                  <m:sepChr m:val=""/>
+                  <m:endChr m:val="|"/>
+                  <m:grow/>
+                </m:dPr>
+                <m:e>
+                  <m:r>
+                    <m:rPr>
+                      <m:sty m:val="p"/>
+                    </m:rPr>
+                    <m:t>cos</m:t>
+                  </m:r>
+                  <m:r>
+                    <m:t>2</m:t>
+                  </m:r>
+                  <m:r>
+                    <m:t>θ</m:t>
+                  </m:r>
+                </m:e>
+              </m:d>
+              <m:r>
+                <m:t>​</m:t>
+              </m:r>
+              <m:r>
+                <m:rPr>
+                  <m:sty m:val="p"/>
+                </m:rPr>
+                <m:t>/</m:t>
+              </m:r>
+              <m:sSup>
+                <m:e>
+                  <m:r>
+                    <m:t>r</m:t>
+                  </m:r>
+                </m:e>
+                <m:sup>
+                  <m:r>
+                    <m:t>2</m:t>
+                  </m:r>
+                </m:sup>
+              </m:sSup>
+              <m:r>
+                <m:rPr>
+                  <m:sty m:val="p"/>
+                </m:rPr>
+                <m:t>,</m:t>
+              </m:r>
+            </m:e>
+          </m:eqArr>
+        </m:oMath>
+      </m:oMathPara>
+    </w:p>
+    <w:p>
+      <w:pPr>
+        <w:pStyle w:val="FirstParagraph"/>
+      </w:pPr>
+      <w:r>
+        <w:t xml:space="preserve">so</w:t>
+      </w:r>
+    </w:p>
+    <w:p>
+      <w:pPr>
+        <w:pStyle w:val="BodyText"/>
+      </w:pPr>
+      <m:oMathPara>
+        <m:oMathParaPr>
+          <m:jc m:val="center"/>
+        </m:oMathParaPr>
+        <m:oMath>
+          <m:eqArr>
+            <m:e>
+              <m:nary>
+                <m:naryPr>
+                  <m:chr m:val="∬"/>
+                  <m:limLoc m:val="subSup"/>
+                  <m:subHide m:val="off"/>
+                  <m:supHide m:val="on"/>
+                </m:naryPr>
+                <m:sub>
+                  <m:r>
+                    <m:t>R</m:t>
+                  </m:r>
+                </m:sub>
+                <m:sup>
+                  <m:r>
+                    <m:t>​</m:t>
+                  </m:r>
+                </m:sup>
+                <m:e>
+                  <m:r>
+                    <m:rPr>
+                      <m:sty m:val="p"/>
+                    </m:rPr>
+                    <m:t>|</m:t>
+                  </m:r>
+                </m:e>
+              </m:nary>
+              <m:r>
+                <m:t>f</m:t>
+              </m:r>
+              <m:r>
+                <m:rPr>
+                  <m:sty m:val="p"/>
+                </m:rPr>
+                <m:t>|</m:t>
+              </m:r>
+              <m:r>
+                <m:t> </m:t>
+              </m:r>
+              <m:r>
+                <m:t>d</m:t>
+              </m:r>
+              <m:r>
+                <m:t>A</m:t>
+              </m:r>
+              <m:r>
+                <m:t>&amp;</m:t>
+              </m:r>
+              <m:r>
+                <m:rPr>
+                  <m:sty m:val="p"/>
+                </m:rPr>
+                <m:t>≥</m:t>
+              </m:r>
+              <m:nary>
+                <m:naryPr>
+                  <m:chr m:val="∫"/>
+                  <m:limLoc m:val="subSup"/>
+                  <m:subHide m:val="off"/>
+                  <m:supHide m:val="off"/>
+                </m:naryPr>
+                <m:sub>
+                  <m:r>
+                    <m:t>0</m:t>
+                  </m:r>
+                </m:sub>
+                <m:sup>
+                  <m:r>
+                    <m:t>π</m:t>
+                  </m:r>
+                  <m:r>
+                    <m:rPr>
+                      <m:sty m:val="p"/>
+                    </m:rPr>
+                    <m:t>/</m:t>
+                  </m:r>
+                  <m:r>
+                    <m:t>2</m:t>
+                  </m:r>
+                </m:sup>
+                <m:e>
+                  <m:r>
+                    <m:t>​</m:t>
+                  </m:r>
+                </m:e>
+              </m:nary>
+              <m:nary>
+                <m:naryPr>
+                  <m:chr m:val="∫"/>
+                  <m:limLoc m:val="subSup"/>
+                  <m:subHide m:val="off"/>
+                  <m:supHide m:val="off"/>
+                </m:naryPr>
+                <m:sub>
+                  <m:r>
+                    <m:t>0</m:t>
+                  </m:r>
+                </m:sub>
+                <m:sup>
+                  <m:r>
+                    <m:t>ε</m:t>
+                  </m:r>
+                </m:sup>
+                <m:e>
+                  <m:f>
+                    <m:fPr>
+                      <m:type m:val="bar"/>
+                    </m:fPr>
+                    <m:num>
+                      <m:r>
+                        <m:t>​</m:t>
+                      </m:r>
+                      <m:d>
+                        <m:dPr>
+                          <m:begChr m:val="|"/>
+                          <m:sepChr m:val=""/>
+                          <m:endChr m:val="|"/>
+                          <m:grow/>
+                        </m:dPr>
+                        <m:e>
+                          <m:r>
+                            <m:rPr>
+                              <m:sty m:val="p"/>
+                            </m:rPr>
+                            <m:t>cos</m:t>
+                          </m:r>
+                          <m:r>
+                            <m:t>2</m:t>
+                          </m:r>
+                          <m:r>
+                            <m:t>θ</m:t>
+                          </m:r>
+                        </m:e>
+                      </m:d>
+                      <m:r>
+                        <m:t>​</m:t>
+                      </m:r>
+                    </m:num>
+                    <m:den>
+                      <m:sSup>
+                        <m:e>
+                          <m:r>
+                            <m:t>r</m:t>
+                          </m:r>
+                        </m:e>
+                        <m:sup>
+                          <m:r>
+                            <m:t>2</m:t>
+                          </m:r>
+                        </m:sup>
+                      </m:sSup>
+                    </m:den>
+                  </m:f>
+                </m:e>
+              </m:nary>
+              <m:r>
+                <m:t> </m:t>
+              </m:r>
+              <m:r>
+                <m:t>r</m:t>
+              </m:r>
+              <m:r>
+                <m:t> </m:t>
+              </m:r>
+              <m:r>
+                <m:t>d</m:t>
+              </m:r>
+              <m:r>
+                <m:t>r</m:t>
+              </m:r>
+              <m:r>
+                <m:t> </m:t>
+              </m:r>
+              <m:r>
+                <m:t>d</m:t>
+              </m:r>
+              <m:r>
+                <m:t>θ</m:t>
+              </m:r>
+            </m:e>
+            <m:e>
+              <m:r>
+                <m:t>&amp;</m:t>
+              </m:r>
+              <m:r>
+                <m:rPr>
+                  <m:sty m:val="p"/>
+                </m:rPr>
+                <m:t>=</m:t>
+              </m:r>
+              <m:r>
+                <m:t>​</m:t>
+              </m:r>
+              <m:d>
+                <m:dPr>
+                  <m:begChr m:val="("/>
+                  <m:sepChr m:val=""/>
+                  <m:endChr m:val=")"/>
+                  <m:grow/>
+                </m:dPr>
+                <m:e>
+                  <m:nary>
+                    <m:naryPr>
+                      <m:chr m:val="∫"/>
+                      <m:limLoc m:val="subSup"/>
+                      <m:subHide m:val="off"/>
+                      <m:supHide m:val="off"/>
+                    </m:naryPr>
+                    <m:sub>
+                      <m:r>
+                        <m:t>0</m:t>
+                      </m:r>
+                    </m:sub>
+                    <m:sup>
+                      <m:r>
+                        <m:t>π</m:t>
+                      </m:r>
+                      <m:r>
+                        <m:rPr>
+                          <m:sty m:val="p"/>
+                        </m:rPr>
+                        <m:t>/</m:t>
+                      </m:r>
+                      <m:r>
+                        <m:t>2</m:t>
+                      </m:r>
+                    </m:sup>
+                    <m:e>
+                      <m:r>
+                        <m:t>​</m:t>
+                      </m:r>
+                    </m:e>
+                  </m:nary>
+                  <m:d>
+                    <m:dPr>
+                      <m:begChr m:val="|"/>
+                      <m:sepChr m:val=""/>
+                      <m:endChr m:val="|"/>
+                      <m:grow/>
+                    </m:dPr>
+                    <m:e>
+                      <m:r>
+                        <m:rPr>
+                          <m:sty m:val="p"/>
+                        </m:rPr>
+                        <m:t>cos</m:t>
+                      </m:r>
+                      <m:r>
+                        <m:t>2</m:t>
+                      </m:r>
+                      <m:r>
+                        <m:t>θ</m:t>
+                      </m:r>
+                    </m:e>
+                  </m:d>
+                  <m:r>
+                    <m:t>​</m:t>
+                  </m:r>
+                  <m:r>
+                    <m:t> </m:t>
+                  </m:r>
+                  <m:r>
+                    <m:t>d</m:t>
+                  </m:r>
+                  <m:r>
+                    <m:t>θ</m:t>
+                  </m:r>
+                </m:e>
+              </m:d>
+              <m:r>
+                <m:t>​</m:t>
+              </m:r>
+              <m:nary>
+                <m:naryPr>
+                  <m:chr m:val="∫"/>
+                  <m:limLoc m:val="subSup"/>
+                  <m:subHide m:val="off"/>
+                  <m:supHide m:val="off"/>
+                </m:naryPr>
+                <m:sub>
+                  <m:r>
+                    <m:t>0</m:t>
+                  </m:r>
+                </m:sub>
+                <m:sup>
+                  <m:r>
+                    <m:t>ε</m:t>
+                  </m:r>
+                </m:sup>
+                <m:e>
+                  <m:f>
+                    <m:fPr>
+                      <m:type m:val="bar"/>
+                    </m:fPr>
+                    <m:num>
+                      <m:r>
+                        <m:t>d</m:t>
+                      </m:r>
+                      <m:r>
+                        <m:t>r</m:t>
+                      </m:r>
+                    </m:num>
+                    <m:den>
+                      <m:r>
+                        <m:t>r</m:t>
+                      </m:r>
+                    </m:den>
+                  </m:f>
+                </m:e>
+              </m:nary>
+            </m:e>
+            <m:e>
+              <m:r>
+                <m:t>&amp;</m:t>
+              </m:r>
+              <m:r>
+                <m:rPr>
+                  <m:sty m:val="p"/>
+                </m:rPr>
+                <m:t>=</m:t>
+              </m:r>
+              <m:r>
+                <m:rPr>
+                  <m:sty m:val="p"/>
+                </m:rPr>
+                <m:t>+</m:t>
+              </m:r>
+              <m:r>
+                <m:rPr>
+                  <m:sty m:val="p"/>
+                </m:rPr>
+                <m:t>∞</m:t>
+              </m:r>
+              <m:r>
+                <m:rPr>
+                  <m:sty m:val="p"/>
+                </m:rPr>
+                <m:t>,</m:t>
+              </m:r>
+            </m:e>
+          </m:eqArr>
+        </m:oMath>
+      </m:oMathPara>
+    </w:p>
+    <w:p>
+      <w:pPr>
+        <w:pStyle w:val="FirstParagraph"/>
+      </w:pPr>
+      <w:del w:id="415" w:author="PR Preview" w:date="2026-01-01T00:00:00Z">
+        <w:r>
+          <w:delText xml:space="preserve">since</w:delText>
+        </w:r>
+      </w:del>
+      <w:del w:id="416" w:author="PR Preview" w:date="2026-01-01T00:00:00Z">
+        <w:r>
+          <w:delText xml:space="preserve"> </w:delText>
+        </w:r>
+      </w:del>
+      <m:oMath>
+        <m:nary>
+          <m:naryPr>
+            <m:chr m:val="∫"/>
+            <m:limLoc m:val="subSup"/>
+            <m:subHide m:val="off"/>
+            <m:supHide m:val="off"/>
+          </m:naryPr>
+          <m:sub>
+            <m:r>
+              <m:t>0</m:t>
+            </m:r>
+          </m:sub>
+          <m:sup>
+            <m:r>
+              <m:t>ε</m:t>
+            </m:r>
+          </m:sup>
+          <m:e>
+            <m:r>
+              <m:t>d</m:t>
+            </m:r>
+          </m:e>
+        </m:nary>
+        <m:r>
+          <m:t>r</m:t>
+        </m:r>
+        <m:r>
+          <m:rPr>
+            <m:sty m:val="p"/>
+          </m:rPr>
+          <m:t>/</m:t>
+        </m:r>
+        <m:r>
+          <m:t>r</m:t>
+        </m:r>
+      </m:oMath>
+      <w:del w:id="417" w:author="PR Preview" w:date="2026-01-01T00:00:00Z">
+        <w:r>
+          <w:delText xml:space="preserve"> </w:delText>
+        </w:r>
+      </w:del>
+      <w:del w:id="418" w:author="PR Preview" w:date="2026-01-01T00:00:00Z">
+        <w:r>
+          <w:delText xml:space="preserve">diverges.</w:delText>
+        </w:r>
+      </w:del>
+      <w:del w:id="419" w:author="PR Preview" w:date="2026-01-01T00:00:00Z">
+        <w:r>
+          <w:delText xml:space="preserve"> </w:delText>
+        </w:r>
+      </w:del>
+      <w:del w:id="420" w:author="PR Preview" w:date="2026-01-01T00:00:00Z">
+        <w:r>
+          <w:delText xml:space="preserve">Therefore</w:delText>
+        </w:r>
+      </w:del>
+      <w:del w:id="421" w:author="PR Preview" w:date="2026-01-01T00:00:00Z">
+        <w:r>
+          <w:delText xml:space="preserve"> </w:delText>
+        </w:r>
+      </w:del>
+      <m:oMath>
+        <m:nary>
+          <m:naryPr>
+            <m:chr m:val="∬"/>
+            <m:limLoc m:val="subSup"/>
+            <m:subHide m:val="off"/>
+            <m:supHide m:val="on"/>
+          </m:naryPr>
+          <m:sub>
+            <m:r>
+              <m:t>R</m:t>
+            </m:r>
+          </m:sub>
+          <m:sup>
+            <m:r>
+              <m:t>​</m:t>
+            </m:r>
+          </m:sup>
+          <m:e>
+            <m:r>
+              <m:rPr>
+                <m:sty m:val="p"/>
+              </m:rPr>
+              <m:t>|</m:t>
+            </m:r>
+          </m:e>
+        </m:nary>
+        <m:r>
+          <m:t>f</m:t>
+        </m:r>
+        <m:r>
+          <m:rPr>
+            <m:sty m:val="p"/>
+          </m:rPr>
+          <m:t>|</m:t>
+        </m:r>
+        <m:r>
+          <m:t> </m:t>
+        </m:r>
+        <m:r>
+          <m:t>d</m:t>
+        </m:r>
+        <m:r>
+          <m:t>A</m:t>
+        </m:r>
+        <m:r>
+          <m:rPr>
+            <m:sty m:val="p"/>
+          </m:rPr>
+          <m:t>=</m:t>
+        </m:r>
+        <m:r>
+          <m:rPr>
+            <m:sty m:val="p"/>
+          </m:rPr>
+          <m:t>∞</m:t>
+        </m:r>
+      </m:oMath>
+      <w:del w:id="422" w:author="PR Preview" w:date="2026-01-01T00:00:00Z">
+        <w:r>
+          <w:delText xml:space="preserve">,</w:delText>
+        </w:r>
+      </w:del>
+      <w:del w:id="423" w:author="PR Preview" w:date="2026-01-01T00:00:00Z">
+        <w:r>
+          <w:delText xml:space="preserve"> </w:delText>
+        </w:r>
+      </w:del>
+      <w:del w:id="424" w:author="PR Preview" w:date="2026-01-01T00:00:00Z">
+        <w:r>
+          <w:delText xml:space="preserve">and condition (b) of</w:delText>
+        </w:r>
+      </w:del>
+      <w:del w:id="425" w:author="PR Preview" w:date="2026-01-01T00:00:00Z">
+        <w:r>
+          <w:delText xml:space="preserve"> </w:delText>
+        </w:r>
+      </w:del>
+      <w:hyperlink w:anchor="thm-fubini-tonelli">
+        <w:del w:id="426" w:author="PR Preview" w:date="2026-01-01T00:00:00Z">
+          <w:r>
+            <w:rPr>
+              <w:rStyle w:val="Hyperlink"/>
+            </w:rPr>
+            <w:delText xml:space="preserve">Theorem 2</w:delText>
+          </w:r>
+        </w:del>
+      </w:hyperlink>
+      <w:del w:id="427" w:author="PR Preview" w:date="2026-01-01T00:00:00Z">
+        <w:r>
+          <w:delText xml:space="preserve"> </w:delText>
+        </w:r>
+      </w:del>
+      <w:del w:id="428" w:author="PR Preview" w:date="2026-01-01T00:00:00Z">
+        <w:r>
+          <w:delText xml:space="preserve">is not satisfied.</w:delText>
+        </w:r>
+      </w:del>
+      <w:del w:id="429" w:author="PR Preview" w:date="2026-01-01T00:00:00Z">
+        <w:r>
+          <w:delText xml:space="preserve"> </w:delText>
+        </w:r>
+      </w:del>
+      <w:del w:id="430" w:author="PR Preview" w:date="2026-01-01T00:00:00Z">
+        <w:r>
+          <w:delText xml:space="preserve">(Condition (a) also fails:</w:delText>
+        </w:r>
+      </w:del>
+      <w:del w:id="431" w:author="PR Preview" w:date="2026-01-01T00:00:00Z">
+        <w:r>
+          <w:delText xml:space="preserve"> </w:delText>
+        </w:r>
+      </w:del>
+      <m:oMath>
+        <m:r>
+          <m:t>f</m:t>
+        </m:r>
+      </m:oMath>
+      <w:del w:id="432" w:author="PR Preview" w:date="2026-01-01T00:00:00Z">
+        <w:r>
+          <w:delText xml:space="preserve"> </w:delText>
+        </w:r>
+      </w:del>
+      <w:del w:id="433" w:author="PR Preview" w:date="2026-01-01T00:00:00Z">
+        <w:r>
+          <w:delText xml:space="preserve">takes both positive and negative values,</w:delText>
+        </w:r>
+      </w:del>
+      <w:del w:id="434" w:author="PR Preview" w:date="2026-01-01T00:00:00Z">
+        <w:r>
+          <w:delText xml:space="preserve"> </w:delText>
+        </w:r>
+      </w:del>
+      <w:del w:id="435" w:author="PR Preview" w:date="2026-01-01T00:00:00Z">
+        <w:r>
+          <w:delText xml:space="preserve">so it is not nonnegative a.e.)</w:delText>
+        </w:r>
+      </w:del>
+      <w:del w:id="436" w:author="PR Preview" w:date="2026-01-01T00:00:00Z">
+        <w:r>
+          <w:delText xml:space="preserve"> </w:delText>
+        </w:r>
+      </w:del>
+      <w:del w:id="437" w:author="PR Preview" w:date="2026-01-01T00:00:00Z">
+        <w:r>
+          <w:delText xml:space="preserve">The unequal iterated integrals from</w:delText>
+        </w:r>
+      </w:del>
+      <w:del w:id="438" w:author="PR Preview" w:date="2026-01-01T00:00:00Z">
+        <w:r>
+          <w:delText xml:space="preserve"> </w:delText>
+        </w:r>
+      </w:del>
+      <w:hyperlink w:anchor="exm-fubini-fail">
+        <w:del w:id="439" w:author="PR Preview" w:date="2026-01-01T00:00:00Z">
+          <w:r>
+            <w:rPr>
+              <w:rStyle w:val="Hyperlink"/>
+            </w:rPr>
+            <w:delText xml:space="preserve">Example 4</w:delText>
+          </w:r>
+        </w:del>
+      </w:hyperlink>
+      <w:del w:id="440" w:author="PR Preview" w:date="2026-01-01T00:00:00Z">
+        <w:r>
+          <w:delText xml:space="preserve"> </w:delText>
+        </w:r>
+      </w:del>
+      <w:del w:id="441" w:author="PR Preview" w:date="2026-01-01T00:00:00Z">
+        <w:r>
+          <w:delText xml:space="preserve">are thus consistent</w:delText>
+        </w:r>
+      </w:del>
+      <w:del w:id="442" w:author="PR Preview" w:date="2026-01-01T00:00:00Z">
+        <w:r>
+          <w:delText xml:space="preserve"> </w:delText>
+        </w:r>
+      </w:del>
+      <w:del w:id="443" w:author="PR Preview" w:date="2026-01-01T00:00:00Z">
+        <w:r>
+          <w:delText xml:space="preserve">with</w:delText>
+        </w:r>
+      </w:del>
+      <w:del w:id="444" w:author="PR Preview" w:date="2026-01-01T00:00:00Z">
+        <w:r>
+          <w:delText xml:space="preserve"> </w:delText>
+        </w:r>
+      </w:del>
+      <w:hyperlink w:anchor="thm-fubini-tonelli">
+        <w:del w:id="445" w:author="PR Preview" w:date="2026-01-01T00:00:00Z">
+          <w:r>
+            <w:rPr>
+              <w:rStyle w:val="Hyperlink"/>
+            </w:rPr>
+            <w:delText xml:space="preserve">Theorem 2</w:delText>
+          </w:r>
+        </w:del>
+      </w:hyperlink>
+      <w:del w:id="446" w:author="PR Preview" w:date="2026-01-01T00:00:00Z">
+        <w:r>
+          <w:delText xml:space="preserve">: the theorem simply does not apply.</w:delText>
+        </w:r>
+      </w:del>
+    </w:p>
+    <w:p>
+      <w:pPr>
+        <w:pStyle w:val="FirstParagraph"/>
+      </w:pPr>
+      <w:ins w:id="447" w:author="PR Preview" w:date="2026-01-01T00:00:00Z">
+        <w:r>
+          <w:t xml:space="preserve">since</w:t>
+        </w:r>
+      </w:ins>
+      <w:ins w:id="448" w:author="PR Preview" w:date="2026-01-01T00:00:00Z">
+        <w:r>
+          <w:t xml:space="preserve"> </w:t>
+        </w:r>
+      </w:ins>
+      <m:oMath>
+        <m:nary>
+          <m:naryPr>
+            <m:chr m:val="∫"/>
+            <m:limLoc m:val="subSup"/>
+            <m:subHide m:val="off"/>
+            <m:supHide m:val="off"/>
+          </m:naryPr>
+          <m:sub>
+            <m:r>
+              <m:t>0</m:t>
+            </m:r>
+          </m:sub>
+          <m:sup>
+            <m:r>
+              <m:t>ε</m:t>
+            </m:r>
+          </m:sup>
+          <m:e>
+            <m:r>
+              <m:t>d</m:t>
+            </m:r>
+          </m:e>
+        </m:nary>
+        <m:r>
+          <m:t>r</m:t>
+        </m:r>
+        <m:r>
+          <m:rPr>
+            <m:sty m:val="p"/>
+          </m:rPr>
+          <m:t>/</m:t>
+        </m:r>
+        <m:r>
+          <m:t>r</m:t>
+        </m:r>
+      </m:oMath>
+      <w:ins w:id="449" w:author="PR Preview" w:date="2026-01-01T00:00:00Z">
+        <w:r>
+          <w:t xml:space="preserve"> </w:t>
+        </w:r>
+      </w:ins>
+      <w:ins w:id="450" w:author="PR Preview" w:date="2026-01-01T00:00:00Z">
+        <w:r>
+          <w:t xml:space="preserve">diverges.</w:t>
+        </w:r>
+      </w:ins>
+      <w:ins w:id="451" w:author="PR Preview" w:date="2026-01-01T00:00:00Z">
+        <w:r>
+          <w:t xml:space="preserve"> </w:t>
+        </w:r>
+      </w:ins>
+      <w:ins w:id="452" w:author="PR Preview" w:date="2026-01-01T00:00:00Z">
+        <w:r>
+          <w:t xml:space="preserve">Therefore</w:t>
+        </w:r>
+      </w:ins>
+      <w:ins w:id="453" w:author="PR Preview" w:date="2026-01-01T00:00:00Z">
+        <w:r>
+          <w:t xml:space="preserve"> </w:t>
+        </w:r>
+      </w:ins>
+      <m:oMath>
+        <m:nary>
+          <m:naryPr>
+            <m:chr m:val="∬"/>
+            <m:limLoc m:val="subSup"/>
+            <m:subHide m:val="off"/>
+            <m:supHide m:val="on"/>
+          </m:naryPr>
+          <m:sub>
+            <m:r>
+              <m:t>R</m:t>
+            </m:r>
+          </m:sub>
+          <m:sup>
+            <m:r>
+              <m:t>​</m:t>
+            </m:r>
+          </m:sup>
+          <m:e>
+            <m:r>
+              <m:rPr>
+                <m:sty m:val="p"/>
+              </m:rPr>
+              <m:t>|</m:t>
+            </m:r>
+          </m:e>
+        </m:nary>
+        <m:r>
+          <m:t>f</m:t>
+        </m:r>
+        <m:r>
+          <m:rPr>
+            <m:sty m:val="p"/>
+          </m:rPr>
+          <m:t>|</m:t>
+        </m:r>
+        <m:r>
+          <m:t> </m:t>
+        </m:r>
+        <m:r>
+          <m:t>d</m:t>
+        </m:r>
+        <m:r>
+          <m:t>A</m:t>
+        </m:r>
+        <m:r>
+          <m:rPr>
+            <m:sty m:val="p"/>
+          </m:rPr>
+          <m:t>=</m:t>
+        </m:r>
+        <m:r>
+          <m:rPr>
+            <m:sty m:val="p"/>
+          </m:rPr>
+          <m:t>∞</m:t>
+        </m:r>
+      </m:oMath>
+      <w:ins w:id="454" w:author="PR Preview" w:date="2026-01-01T00:00:00Z">
+        <w:r>
+          <w:t xml:space="preserve">,</w:t>
+        </w:r>
+      </w:ins>
+      <w:ins w:id="455" w:author="PR Preview" w:date="2026-01-01T00:00:00Z">
+        <w:r>
+          <w:t xml:space="preserve"> </w:t>
+        </w:r>
+      </w:ins>
+      <w:ins w:id="456" w:author="PR Preview" w:date="2026-01-01T00:00:00Z">
+        <w:r>
+          <w:t xml:space="preserve">and the hypothesis of</w:t>
+        </w:r>
+      </w:ins>
+      <w:ins w:id="457" w:author="PR Preview" w:date="2026-01-01T00:00:00Z">
+        <w:r>
+          <w:t xml:space="preserve"> </w:t>
+        </w:r>
+      </w:ins>
+      <w:hyperlink w:anchor="thm-fubini-measure">
+        <w:ins w:id="458" w:author="PR Preview" w:date="2026-01-01T00:00:00Z">
+          <w:r>
+            <w:rPr>
+              <w:rStyle w:val="Hyperlink"/>
+            </w:rPr>
+            <w:t xml:space="preserve">Theorem 3</w:t>
+          </w:r>
+        </w:ins>
+      </w:hyperlink>
+      <w:ins w:id="459" w:author="PR Preview" w:date="2026-01-01T00:00:00Z">
+        <w:r>
+          <w:t xml:space="preserve"> </w:t>
+        </w:r>
+      </w:ins>
+      <w:ins w:id="460" w:author="PR Preview" w:date="2026-01-01T00:00:00Z">
+        <w:r>
+          <w:t xml:space="preserve">is not satisfied.</w:t>
+        </w:r>
+      </w:ins>
+      <w:ins w:id="461" w:author="PR Preview" w:date="2026-01-01T00:00:00Z">
+        <w:r>
+          <w:t xml:space="preserve"> </w:t>
+        </w:r>
+      </w:ins>
+      <w:ins w:id="462" w:author="PR Preview" w:date="2026-01-01T00:00:00Z">
+        <w:r>
+          <w:t xml:space="preserve">(The hypothesis of</w:t>
+        </w:r>
+      </w:ins>
+      <w:ins w:id="463" w:author="PR Preview" w:date="2026-01-01T00:00:00Z">
+        <w:r>
+          <w:t xml:space="preserve"> </w:t>
+        </w:r>
+      </w:ins>
+      <w:hyperlink w:anchor="thm-tonelli-measure">
+        <w:ins w:id="464" w:author="PR Preview" w:date="2026-01-01T00:00:00Z">
+          <w:r>
+            <w:rPr>
+              <w:rStyle w:val="Hyperlink"/>
+            </w:rPr>
+            <w:t xml:space="preserve">Theorem 2</w:t>
+          </w:r>
+        </w:ins>
+      </w:hyperlink>
+      <w:ins w:id="465" w:author="PR Preview" w:date="2026-01-01T00:00:00Z">
+        <w:r>
+          <w:t xml:space="preserve"> </w:t>
+        </w:r>
+      </w:ins>
+      <w:ins w:id="466" w:author="PR Preview" w:date="2026-01-01T00:00:00Z">
+        <w:r>
+          <w:t xml:space="preserve">also fails:</w:t>
+        </w:r>
+      </w:ins>
+      <w:ins w:id="467" w:author="PR Preview" w:date="2026-01-01T00:00:00Z">
+        <w:r>
+          <w:t xml:space="preserve"> </w:t>
+        </w:r>
+      </w:ins>
+      <m:oMath>
+        <m:r>
+          <m:t>f</m:t>
+        </m:r>
+      </m:oMath>
+      <w:ins w:id="468" w:author="PR Preview" w:date="2026-01-01T00:00:00Z">
+        <w:r>
+          <w:t xml:space="preserve"> </w:t>
+        </w:r>
+      </w:ins>
+      <w:ins w:id="469" w:author="PR Preview" w:date="2026-01-01T00:00:00Z">
+        <w:r>
+          <w:t xml:space="preserve">takes both positive</w:t>
+        </w:r>
+      </w:ins>
+      <w:ins w:id="470" w:author="PR Preview" w:date="2026-01-01T00:00:00Z">
+        <w:r>
+          <w:t xml:space="preserve"> </w:t>
+        </w:r>
+      </w:ins>
+      <w:ins w:id="471" w:author="PR Preview" w:date="2026-01-01T00:00:00Z">
+        <w:r>
+          <w:t xml:space="preserve">and negative values, so it is not nonnegative a.e.)</w:t>
+        </w:r>
+      </w:ins>
+      <w:ins w:id="472" w:author="PR Preview" w:date="2026-01-01T00:00:00Z">
+        <w:r>
+          <w:t xml:space="preserve"> </w:t>
+        </w:r>
+      </w:ins>
+      <w:ins w:id="473" w:author="PR Preview" w:date="2026-01-01T00:00:00Z">
+        <w:r>
+          <w:t xml:space="preserve">The unequal iterated integrals from</w:t>
+        </w:r>
+      </w:ins>
+      <w:ins w:id="474" w:author="PR Preview" w:date="2026-01-01T00:00:00Z">
+        <w:r>
+          <w:t xml:space="preserve"> </w:t>
+        </w:r>
+      </w:ins>
+      <w:hyperlink w:anchor="exm-fubini-fail">
+        <w:ins w:id="475" w:author="PR Preview" w:date="2026-01-01T00:00:00Z">
+          <w:r>
+            <w:rPr>
+              <w:rStyle w:val="Hyperlink"/>
+            </w:rPr>
+            <w:t xml:space="preserve">Example 4</w:t>
+          </w:r>
+        </w:ins>
+      </w:hyperlink>
+      <w:ins w:id="476" w:author="PR Preview" w:date="2026-01-01T00:00:00Z">
+        <w:r>
+          <w:t xml:space="preserve"> </w:t>
+        </w:r>
+      </w:ins>
+      <w:ins w:id="477" w:author="PR Preview" w:date="2026-01-01T00:00:00Z">
+        <w:r>
+          <w:t xml:space="preserve">are thus consistent</w:t>
+        </w:r>
+      </w:ins>
+      <w:ins w:id="478" w:author="PR Preview" w:date="2026-01-01T00:00:00Z">
+        <w:r>
+          <w:t xml:space="preserve"> </w:t>
+        </w:r>
+      </w:ins>
+      <w:ins w:id="479" w:author="PR Preview" w:date="2026-01-01T00:00:00Z">
+        <w:r>
+          <w:t xml:space="preserve">with both theorems: neither one applies.</w:t>
+        </w:r>
+      </w:ins>
+    </w:p>
+    <w:p>
+      <w:pPr>
+        <w:pStyle w:val="BodyText"/>
+      </w:pPr>
       <w:r>
         <w:t xml:space="preserve">(Wikipedia contributors 2024)</w:t>
       </w:r>
     </w:p>
-    <w:bookmarkEnd w:id="71"/>
-    <w:bookmarkStart w:id="82" w:name="refs"/>
-    <w:bookmarkStart w:id="72" w:name="ref-billingsley1995probability"/>
+    <w:bookmarkEnd w:id="73"/>
+    <w:bookmarkStart w:id="84" w:name="refs"/>
+    <w:bookmarkStart w:id="74" w:name="ref-billingsley1995probability"/>
     <w:p>
       <w:pPr>
         <w:pStyle w:val="Bibliography"/>
@@ -32909,8 +36823,8 @@
         <w:t xml:space="preserve">. 3rd ed. Wiley Series in Probability and Mathematical Statistics. Wiley.</w:t>
       </w:r>
     </w:p>
-    <w:bookmarkEnd w:id="72"/>
-    <w:bookmarkStart w:id="73" w:name="ref-fubini1907"/>
+    <w:bookmarkEnd w:id="74"/>
+    <w:bookmarkStart w:id="75" w:name="ref-fubini1907"/>
     <w:p>
       <w:pPr>
         <w:pStyle w:val="Bibliography"/>
@@ -32941,8 +36855,8 @@
         <w:t xml:space="preserve">16: 608–14.</w:t>
       </w:r>
     </w:p>
-    <w:bookmarkEnd w:id="73"/>
-    <w:bookmarkStart w:id="75" w:name="ref-gut2013"/>
+    <w:bookmarkEnd w:id="75"/>
+    <w:bookmarkStart w:id="77" w:name="ref-gut2013"/>
     <w:p>
       <w:pPr>
         <w:pStyle w:val="Bibliography"/>
@@ -32966,7 +36880,7 @@
       <w:r>
         <w:t xml:space="preserve"> </w:t>
       </w:r>
-      <w:hyperlink r:id="rId74">
+      <w:hyperlink r:id="rId76">
         <w:r>
           <w:rPr>
             <w:rStyle w:val="Hyperlink"/>
@@ -32978,8 +36892,8 @@
         <w:t xml:space="preserve">.</w:t>
       </w:r>
     </w:p>
-    <w:bookmarkEnd w:id="75"/>
-    <w:bookmarkStart w:id="77" w:name="ref-larsonCalc11e"/>
+    <w:bookmarkEnd w:id="77"/>
+    <w:bookmarkStart w:id="79" w:name="ref-larsonCalc11e"/>
     <w:p>
       <w:pPr>
         <w:pStyle w:val="Bibliography"/>
@@ -33003,7 +36917,7 @@
       <w:r>
         <w:t xml:space="preserve"> </w:t>
       </w:r>
-      <w:hyperlink r:id="rId76">
+      <w:hyperlink r:id="rId78">
         <w:r>
           <w:rPr>
             <w:rStyle w:val="Hyperlink"/>
@@ -33015,8 +36929,8 @@
         <w:t xml:space="preserve">.</w:t>
       </w:r>
     </w:p>
-    <w:bookmarkEnd w:id="77"/>
-    <w:bookmarkStart w:id="79" w:name="ref-problifesavercalc"/>
+    <w:bookmarkEnd w:id="79"/>
+    <w:bookmarkStart w:id="81" w:name="ref-problifesavercalc"/>
     <w:p>
       <w:pPr>
         <w:pStyle w:val="Bibliography"/>
@@ -33040,7 +36954,7 @@
       <w:r>
         <w:t xml:space="preserve"> </w:t>
       </w:r>
-      <w:hyperlink r:id="rId78">
+      <w:hyperlink r:id="rId80">
         <w:r>
           <w:rPr>
             <w:rStyle w:val="Hyperlink"/>
@@ -33052,8 +36966,8 @@
         <w:t xml:space="preserve">.</w:t>
       </w:r>
     </w:p>
-    <w:bookmarkEnd w:id="79"/>
-    <w:bookmarkStart w:id="81" w:name="ref-wp:fubini"/>
+    <w:bookmarkEnd w:id="81"/>
+    <w:bookmarkStart w:id="83" w:name="ref-wp:fubini"/>
     <w:p>
       <w:pPr>
         <w:pStyle w:val="Bibliography"/>
@@ -33112,7 +37026,7 @@
       <w:r>
         <w:t xml:space="preserve"> </w:t>
       </w:r>
-      <w:hyperlink r:id="rId80">
+      <w:hyperlink r:id="rId82">
         <w:r>
           <w:rPr>
             <w:rStyle w:val="Hyperlink"/>
@@ -33124,9 +37038,9 @@
         <w:t xml:space="preserve">.</w:t>
       </w:r>
     </w:p>
-    <w:bookmarkEnd w:id="81"/>
-    <w:bookmarkEnd w:id="82"/>
     <w:bookmarkEnd w:id="83"/>
+    <w:bookmarkEnd w:id="84"/>
+    <w:bookmarkEnd w:id="85"/>
     <w:sectPr>
       <w:footnotePr>
         <w:numRestart w:val="eachSect"/>
@@ -33322,126 +37236,11 @@
       </w:pPr>
     </w:lvl>
   </w:abstractNum>
-  <w:abstractNum w:abstractNumId="99731">
-    <w:nsid w:val="00A99731"/>
-    <w:multiLevelType w:val="multilevel"/>
-    <w:lvl w:ilvl="0">
-      <w:start w:val="1"/>
-      <w:numFmt w:val="lowerLetter"/>
-      <w:lvlText w:val="(%1)"/>
-      <w:lvlJc w:val="left"/>
-      <w:pPr>
-        <w:ind w:left="720" w:hanging="360"/>
-      </w:pPr>
-    </w:lvl>
-    <w:lvl w:ilvl="1">
-      <w:start w:val="1"/>
-      <w:numFmt w:val="lowerLetter"/>
-      <w:lvlText w:val="(%2)"/>
-      <w:lvlJc w:val="left"/>
-      <w:pPr>
-        <w:ind w:left="1440" w:hanging="360"/>
-      </w:pPr>
-    </w:lvl>
-    <w:lvl w:ilvl="2">
-      <w:start w:val="1"/>
-      <w:numFmt w:val="lowerLetter"/>
-      <w:lvlText w:val="(%3)"/>
-      <w:lvlJc w:val="left"/>
-      <w:pPr>
-        <w:ind w:left="2160" w:hanging="360"/>
-      </w:pPr>
-    </w:lvl>
-    <w:lvl w:ilvl="3">
-      <w:start w:val="1"/>
-      <w:numFmt w:val="lowerLetter"/>
-      <w:lvlText w:val="(%4)"/>
-      <w:lvlJc w:val="left"/>
-      <w:pPr>
-        <w:ind w:left="2880" w:hanging="360"/>
-      </w:pPr>
-    </w:lvl>
-    <w:lvl w:ilvl="4">
-      <w:start w:val="1"/>
-      <w:numFmt w:val="lowerLetter"/>
-      <w:lvlText w:val="(%5)"/>
-      <w:lvlJc w:val="left"/>
-      <w:pPr>
-        <w:ind w:left="3600" w:hanging="360"/>
-      </w:pPr>
-    </w:lvl>
-    <w:lvl w:ilvl="5">
-      <w:start w:val="1"/>
-      <w:numFmt w:val="lowerLetter"/>
-      <w:lvlText w:val="(%6)"/>
-      <w:lvlJc w:val="left"/>
-      <w:pPr>
-        <w:ind w:left="4320" w:hanging="360"/>
-      </w:pPr>
-    </w:lvl>
-    <w:lvl w:ilvl="6">
-      <w:start w:val="1"/>
-      <w:numFmt w:val="lowerLetter"/>
-      <w:lvlText w:val="(%7)"/>
-      <w:lvlJc w:val="left"/>
-      <w:pPr>
-        <w:ind w:left="5040" w:hanging="360"/>
-      </w:pPr>
-    </w:lvl>
-    <w:lvl w:ilvl="7">
-      <w:start w:val="1"/>
-      <w:numFmt w:val="lowerLetter"/>
-      <w:lvlText w:val="(%8)"/>
-      <w:lvlJc w:val="left"/>
-      <w:pPr>
-        <w:ind w:left="5760" w:hanging="360"/>
-      </w:pPr>
-    </w:lvl>
-    <w:lvl w:ilvl="8">
-      <w:start w:val="1"/>
-      <w:numFmt w:val="lowerLetter"/>
-      <w:lvlText w:val="(%9)"/>
-      <w:lvlJc w:val="left"/>
-      <w:pPr>
-        <w:ind w:left="6480" w:hanging="360"/>
-      </w:pPr>
-    </w:lvl>
-  </w:abstractNum>
   <w:num w:numId="1000">
     <w:abstractNumId w:val="990"/>
   </w:num>
   <w:num w:numId="1001">
     <w:abstractNumId w:val="99411"/>
-    <w:lvlOverride w:ilvl="0">
-      <w:startOverride w:val="1"/>
-    </w:lvlOverride>
-    <w:lvlOverride w:ilvl="1">
-      <w:startOverride w:val="1"/>
-    </w:lvlOverride>
-    <w:lvlOverride w:ilvl="2">
-      <w:startOverride w:val="1"/>
-    </w:lvlOverride>
-    <w:lvlOverride w:ilvl="3">
-      <w:startOverride w:val="1"/>
-    </w:lvlOverride>
-    <w:lvlOverride w:ilvl="4">
-      <w:startOverride w:val="1"/>
-    </w:lvlOverride>
-    <w:lvlOverride w:ilvl="5">
-      <w:startOverride w:val="1"/>
-    </w:lvlOverride>
-    <w:lvlOverride w:ilvl="6">
-      <w:startOverride w:val="1"/>
-    </w:lvlOverride>
-    <w:lvlOverride w:ilvl="7">
-      <w:startOverride w:val="1"/>
-    </w:lvlOverride>
-    <w:lvlOverride w:ilvl="8">
-      <w:startOverride w:val="1"/>
-    </w:lvlOverride>
-  </w:num>
-  <w:num w:numId="1002">
-    <w:abstractNumId w:val="99731"/>
     <w:lvlOverride w:ilvl="0">
       <w:startOverride w:val="1"/>
     </w:lvlOverride>
